--- a/Template_เล่มระบบ.docx
+++ b/Template_เล่มระบบ.docx
@@ -14,6 +14,8 @@
           <w:szCs w:val="40"/>
         </w:rPr>
       </w:pPr>
+      <w:bookmarkStart w:id="0" w:name="_GoBack"/>
+      <w:bookmarkEnd w:id="0"/>
       <w:r>
         <w:rPr>
           <w:noProof/>
@@ -118,7 +120,7 @@
           <w:sz w:val="40"/>
           <w:szCs w:val="40"/>
         </w:rPr>
-        <w:t>Sleep system</w:t>
+        <w:t>Dormitory Management System</w:t>
       </w:r>
     </w:p>
     <w:p>
@@ -3870,8 +3872,6 @@
         </w:rPr>
         <w:t>บทนำ</w:t>
       </w:r>
-      <w:bookmarkStart w:id="0" w:name="_GoBack"/>
-      <w:bookmarkEnd w:id="0"/>
     </w:p>
     <w:p>
       <w:pPr>
@@ -3921,44 +3921,97 @@
         <w:autoSpaceDN w:val="0"/>
         <w:adjustRightInd w:val="0"/>
         <w:spacing w:after="0" w:line="240" w:lineRule="auto"/>
-        <w:ind w:left="0" w:firstLine="567"/>
-        <w:rPr>
-          <w:rFonts w:ascii="TH SarabunPSK" w:hAnsi="TH SarabunPSK" w:cs="TH SarabunPSK"/>
-          <w:color w:val="000000"/>
-          <w:sz w:val="32"/>
-          <w:szCs w:val="32"/>
-        </w:rPr>
-      </w:pPr>
-      <w:r>
-        <w:rPr>
-          <w:rFonts w:ascii="TH SarabunPSK" w:hAnsi="TH SarabunPSK" w:cs="TH SarabunPSK" w:hint="cs"/>
-          <w:color w:val="000000"/>
-          <w:sz w:val="32"/>
-          <w:szCs w:val="32"/>
-          <w:cs/>
-        </w:rPr>
-        <w:t>..............................................................................................................................................................................................................................................................................................................</w:t>
-      </w:r>
-      <w:r>
-        <w:rPr>
-          <w:rFonts w:ascii="TH SarabunPSK" w:hAnsi="TH SarabunPSK" w:cs="TH SarabunPSK" w:hint="cs"/>
-          <w:color w:val="000000"/>
-          <w:sz w:val="32"/>
-          <w:szCs w:val="32"/>
-          <w:cs/>
-        </w:rPr>
-        <w:t>....</w:t>
-      </w:r>
-      <w:r>
-        <w:rPr>
-          <w:rFonts w:ascii="TH SarabunPSK" w:hAnsi="TH SarabunPSK" w:cs="TH SarabunPSK" w:hint="cs"/>
-          <w:color w:val="000000"/>
-          <w:sz w:val="32"/>
-          <w:szCs w:val="32"/>
-          <w:cs/>
-        </w:rPr>
-        <w:t xml:space="preserve"> </w:t>
-      </w:r>
+        <w:rPr>
+          <w:rFonts w:ascii="TH SarabunPSK" w:hAnsi="TH SarabunPSK" w:cs="TH SarabunPSK"/>
+          <w:color w:val="000000"/>
+          <w:sz w:val="32"/>
+          <w:szCs w:val="32"/>
+        </w:rPr>
+      </w:pPr>
+      <w:r>
+        <w:rPr>
+          <w:rFonts w:ascii="TH SarabunPSK" w:hAnsi="TH SarabunPSK" w:cs="TH SarabunPSK"/>
+          <w:color w:val="000000"/>
+          <w:sz w:val="32"/>
+          <w:szCs w:val="32"/>
+          <w:cs/>
+        </w:rPr>
+        <w:t>ในปัจจุบัน ธุรกิจหอพักและห้องเช่ามีบทบาทสำคัญอย่างยิ่งต่อการรองรับกลุ่มนักเรียน นักศึกษา และบุคคลทั่วไปที่ต้องเดินทางมาศึกษาหรือทำงานนอกภูมิลำเนาเดิม อย่างไรก็ตาม การดำเนินงานและการบริหารจัดการหอพักส่วนใหญ่ยังคงใช้กระบวนการทำงานในรูปแบบดั้งเดิม (</w:t>
+      </w:r>
+      <w:r>
+        <w:rPr>
+          <w:rFonts w:ascii="TH SarabunPSK" w:hAnsi="TH SarabunPSK" w:cs="TH SarabunPSK"/>
+          <w:color w:val="000000"/>
+          <w:sz w:val="32"/>
+          <w:szCs w:val="32"/>
+        </w:rPr>
+        <w:t>Manual System</w:t>
+      </w:r>
+      <w:r>
+        <w:rPr>
+          <w:rFonts w:ascii="TH SarabunPSK" w:hAnsi="TH SarabunPSK" w:cs="TH SarabunPSK"/>
+          <w:color w:val="000000"/>
+          <w:sz w:val="32"/>
+          <w:szCs w:val="32"/>
+          <w:cs/>
+        </w:rPr>
+        <w:t>) เช่น การจดบันทึกข้อมูลผู้เช่าลงในสมุดหรือเอกสารกระดาษ การบันทึกเลขมิเตอร์น้ำและไฟด้วยลายมือ การออกใบแจ้งหนี้และใบเสร็จรับเงินแบบเขียนมือ รวมถึงการรับแจ้งปัญหาหรือคำร้องขอแจ้งซ่อมผ่านการสื่อสารทางวาจาหรือแอปพลิเคชันสนทนาส่วนตัว</w:t>
+      </w:r>
+    </w:p>
+    <w:p>
+      <w:pPr>
+        <w:pStyle w:val="ListParagraph"/>
+        <w:autoSpaceDE w:val="0"/>
+        <w:autoSpaceDN w:val="0"/>
+        <w:adjustRightInd w:val="0"/>
+        <w:spacing w:after="0" w:line="240" w:lineRule="auto"/>
+        <w:rPr>
+          <w:rFonts w:ascii="TH SarabunPSK" w:hAnsi="TH SarabunPSK" w:cs="TH SarabunPSK"/>
+          <w:color w:val="000000"/>
+          <w:sz w:val="32"/>
+          <w:szCs w:val="32"/>
+        </w:rPr>
+      </w:pPr>
+    </w:p>
+    <w:p>
+      <w:pPr>
+        <w:pStyle w:val="ListParagraph"/>
+        <w:autoSpaceDE w:val="0"/>
+        <w:autoSpaceDN w:val="0"/>
+        <w:adjustRightInd w:val="0"/>
+        <w:spacing w:after="0" w:line="240" w:lineRule="auto"/>
+        <w:rPr>
+          <w:rFonts w:ascii="TH SarabunPSK" w:hAnsi="TH SarabunPSK" w:cs="TH SarabunPSK"/>
+          <w:color w:val="000000"/>
+          <w:sz w:val="32"/>
+          <w:szCs w:val="32"/>
+        </w:rPr>
+      </w:pPr>
+      <w:r>
+        <w:rPr>
+          <w:rFonts w:ascii="TH SarabunPSK" w:hAnsi="TH SarabunPSK" w:cs="TH SarabunPSK"/>
+          <w:color w:val="000000"/>
+          <w:sz w:val="32"/>
+          <w:szCs w:val="32"/>
+          <w:cs/>
+        </w:rPr>
+        <w:t>จากกระบวนการทำงานรูปแบบเดิมดังกล่าว ก่อให้เกิดปัญหาและข้อจำกัดหลายประการ ได้แก่ ความล่าช้าและความผิดพลาดในการคำนวณค่าใช้จ่าย (ค่าเช่า ค่าน้ำ ค่าไฟ) เอกสารสัญญาและประวัติการชำระเงินสูญหายหรือค้นหาได้ยาก การติดตามสถานะการค้างชำระเงินทำได้ไม่ทั่วถึง ตลอดจนการจัดการงานซ่อมบำรุงและมอบหมายหน้าที่ให้แก่พนักงานขาดความเป็นระบบ ส่งผลให้ผู้เช่าไม่สามารถตรวจสอบข้อมูลสัญญา ยอดหนี้ หรือติดตามความคืบหน้าของคำร้องที่แจ้งไว้ได้อย่างสะดวก ขณะเดียวกันเจ้าของหอพักก็ไม่สามารถเห็นภาพรวมการดำเนินงาน สถิติห้องว่าง หรือรายงานสรุปรายได้ที่แม่นยำและเป็นปัจจุบันเพื่อใช้ในการตัดสินใจทางธุรกิจ</w:t>
+      </w:r>
+    </w:p>
+    <w:p>
+      <w:pPr>
+        <w:pStyle w:val="ListParagraph"/>
+        <w:autoSpaceDE w:val="0"/>
+        <w:autoSpaceDN w:val="0"/>
+        <w:adjustRightInd w:val="0"/>
+        <w:spacing w:after="0" w:line="240" w:lineRule="auto"/>
+        <w:rPr>
+          <w:rFonts w:ascii="TH SarabunPSK" w:hAnsi="TH SarabunPSK" w:cs="TH SarabunPSK"/>
+          <w:color w:val="000000"/>
+          <w:sz w:val="32"/>
+          <w:szCs w:val="32"/>
+        </w:rPr>
+      </w:pPr>
     </w:p>
     <w:p>
       <w:pPr>
@@ -3977,76 +4030,71 @@
       </w:pPr>
       <w:r>
         <w:rPr>
-          <w:rFonts w:ascii="TH SarabunPSK" w:hAnsi="TH SarabunPSK" w:cs="TH SarabunPSK" w:hint="cs"/>
-          <w:color w:val="000000"/>
-          <w:sz w:val="32"/>
-          <w:szCs w:val="32"/>
-          <w:cs/>
-        </w:rPr>
-        <w:t>..................................................................................................................................................................................................................................................................................................................</w:t>
-      </w:r>
-      <w:r>
-        <w:rPr>
-          <w:rFonts w:ascii="TH SarabunPSK" w:hAnsi="TH SarabunPSK" w:cs="TH SarabunPSK" w:hint="cs"/>
-          <w:color w:val="000000"/>
-          <w:sz w:val="32"/>
-          <w:szCs w:val="32"/>
-          <w:cs/>
-        </w:rPr>
-        <w:t xml:space="preserve"> </w:t>
-      </w:r>
-    </w:p>
-    <w:p>
-      <w:pPr>
-        <w:pStyle w:val="ListParagraph"/>
-        <w:autoSpaceDE w:val="0"/>
-        <w:autoSpaceDN w:val="0"/>
-        <w:adjustRightInd w:val="0"/>
-        <w:spacing w:after="0" w:line="240" w:lineRule="auto"/>
-        <w:ind w:left="0"/>
-        <w:rPr>
-          <w:rFonts w:ascii="TH SarabunPSK" w:hAnsi="TH SarabunPSK" w:cs="TH SarabunPSK"/>
-          <w:color w:val="000000"/>
-          <w:sz w:val="32"/>
-          <w:szCs w:val="32"/>
-        </w:rPr>
-      </w:pPr>
-      <w:r>
-        <w:rPr>
-          <w:rFonts w:ascii="TH SarabunPSK" w:hAnsi="TH SarabunPSK" w:cs="TH SarabunPSK" w:hint="cs"/>
-          <w:color w:val="000000"/>
-          <w:sz w:val="32"/>
-          <w:szCs w:val="32"/>
-          <w:cs/>
-        </w:rPr>
-        <w:t>..................................................................................................................................................................................................................................................................................................................</w:t>
-      </w:r>
-      <w:r>
-        <w:rPr>
-          <w:rFonts w:ascii="TH SarabunPSK" w:hAnsi="TH SarabunPSK" w:cs="TH SarabunPSK" w:hint="cs"/>
-          <w:color w:val="000000"/>
-          <w:sz w:val="32"/>
-          <w:szCs w:val="32"/>
-          <w:cs/>
-        </w:rPr>
-        <w:t xml:space="preserve"> </w:t>
-      </w:r>
-    </w:p>
-    <w:p>
-      <w:pPr>
-        <w:pStyle w:val="ListParagraph"/>
-        <w:autoSpaceDE w:val="0"/>
-        <w:autoSpaceDN w:val="0"/>
-        <w:adjustRightInd w:val="0"/>
-        <w:spacing w:after="0" w:line="240" w:lineRule="auto"/>
-        <w:ind w:left="0"/>
-        <w:rPr>
-          <w:rFonts w:ascii="TH SarabunPSK" w:hAnsi="TH SarabunPSK" w:cs="TH SarabunPSK"/>
-          <w:color w:val="000000"/>
-          <w:sz w:val="32"/>
-          <w:szCs w:val="32"/>
-        </w:rPr>
-      </w:pPr>
+          <w:rFonts w:ascii="TH SarabunPSK" w:hAnsi="TH SarabunPSK" w:cs="TH SarabunPSK"/>
+          <w:color w:val="000000"/>
+          <w:sz w:val="32"/>
+          <w:szCs w:val="32"/>
+          <w:cs/>
+        </w:rPr>
+        <w:t>จากปัญหาและความสำคัญข้างต้น ผู้จัดทำจึงได้พัฒนา "ระบบหอพัก (</w:t>
+      </w:r>
+      <w:r>
+        <w:rPr>
+          <w:rFonts w:ascii="TH SarabunPSK" w:hAnsi="TH SarabunPSK" w:cs="TH SarabunPSK"/>
+          <w:color w:val="000000"/>
+          <w:sz w:val="32"/>
+          <w:szCs w:val="32"/>
+        </w:rPr>
+        <w:t>Dormitory Management System</w:t>
+      </w:r>
+      <w:r>
+        <w:rPr>
+          <w:rFonts w:ascii="TH SarabunPSK" w:hAnsi="TH SarabunPSK" w:cs="TH SarabunPSK"/>
+          <w:color w:val="000000"/>
+          <w:sz w:val="32"/>
+          <w:szCs w:val="32"/>
+          <w:cs/>
+        </w:rPr>
+        <w:t>)" ในรูปแบบของเว็บแอปพลิเคชัน (</w:t>
+      </w:r>
+      <w:r>
+        <w:rPr>
+          <w:rFonts w:ascii="TH SarabunPSK" w:hAnsi="TH SarabunPSK" w:cs="TH SarabunPSK"/>
+          <w:color w:val="000000"/>
+          <w:sz w:val="32"/>
+          <w:szCs w:val="32"/>
+        </w:rPr>
+        <w:t>Web Application</w:t>
+      </w:r>
+      <w:r>
+        <w:rPr>
+          <w:rFonts w:ascii="TH SarabunPSK" w:hAnsi="TH SarabunPSK" w:cs="TH SarabunPSK"/>
+          <w:color w:val="000000"/>
+          <w:sz w:val="32"/>
+          <w:szCs w:val="32"/>
+          <w:cs/>
+        </w:rPr>
+        <w:t>) เพื่อนำเทคโนโลยีสารสนเทศเข้ามาช่วยสนับสนุนและเปลี่ยนผ่านกระบวนการทำงานให้เป็นระบบดิจิทัล (</w:t>
+      </w:r>
+      <w:r>
+        <w:rPr>
+          <w:rFonts w:ascii="TH SarabunPSK" w:hAnsi="TH SarabunPSK" w:cs="TH SarabunPSK"/>
+          <w:color w:val="000000"/>
+          <w:sz w:val="32"/>
+          <w:szCs w:val="32"/>
+        </w:rPr>
+        <w:t>Digital Transformation</w:t>
+      </w:r>
+      <w:r>
+        <w:rPr>
+          <w:rFonts w:ascii="TH SarabunPSK" w:hAnsi="TH SarabunPSK" w:cs="TH SarabunPSK"/>
+          <w:color w:val="000000"/>
+          <w:sz w:val="32"/>
+          <w:szCs w:val="32"/>
+          <w:cs/>
+        </w:rPr>
+        <w:t>) โดยออกแบบระบบให้ครอบคลุมการทำงานของผู้ใช้งาน 3 กลุ่มหลัก ได้แก่ ผู้เช่า เจ้าของหอพัก และพนักงาน ซึ่งระบบจะช่วยรวมศูนย์ข้อมูลห้องพัก สัญญาเช่า ข้อมูลมิเตอร์น้ำ-ไฟ การออกใบแจ้งหนี้และใบเสร็จ ตลอดจนระบบจัดการคำร้องและมอบหมายงาน ช่วยลดความซ้ำซ้อน ลดข้อผิดพลาดของข้อมูล เพิ่มความโปร่งใส และเพิ่มประสิทธิภาพในการบริหารจัดการหอพักให้สะดวกรวดเร็วและเป็นมืออาชีพมากยิ่งขึ้น</w:t>
+      </w:r>
     </w:p>
     <w:p>
       <w:pPr>
@@ -4171,7 +4219,7 @@
         <w:autoSpaceDN w:val="0"/>
         <w:adjustRightInd w:val="0"/>
         <w:spacing w:after="0" w:line="240" w:lineRule="auto"/>
-        <w:ind w:firstLine="567"/>
+        <w:ind w:left="720"/>
         <w:rPr>
           <w:rFonts w:ascii="TH SarabunPSK" w:hAnsi="TH SarabunPSK" w:cs="TH SarabunPSK"/>
           <w:color w:val="000000"/>
@@ -4228,10 +4276,11 @@
       </w:r>
       <w:r>
         <w:rPr>
-          <w:rFonts w:ascii="TH SarabunPSK" w:hAnsi="TH SarabunPSK" w:cs="TH SarabunPSK"/>
-          <w:color w:val="000000"/>
-          <w:sz w:val="32"/>
-          <w:szCs w:val="32"/>
+          <w:rFonts w:ascii="TH SarabunPSK" w:hAnsi="TH SarabunPSK" w:cs="TH SarabunPSK" w:hint="cs"/>
+          <w:color w:val="000000"/>
+          <w:sz w:val="32"/>
+          <w:szCs w:val="32"/>
+          <w:cs/>
         </w:rPr>
         <w:t>1</w:t>
       </w:r>
@@ -4253,7 +4302,7 @@
           <w:szCs w:val="32"/>
           <w:cs/>
         </w:rPr>
-        <w:t>................................................................................................................................................................</w:t>
+        <w:t>..............................................................................................................................................................................................................................................................</w:t>
       </w:r>
       <w:r>
         <w:rPr>
@@ -4263,7 +4312,7 @@
           <w:szCs w:val="32"/>
           <w:cs/>
         </w:rPr>
-        <w:t>...................................................................................................................................</w:t>
+        <w:t>...............................</w:t>
       </w:r>
     </w:p>
     <w:p>
@@ -4275,22 +4324,31 @@
         <w:autoSpaceDN w:val="0"/>
         <w:adjustRightInd w:val="0"/>
         <w:spacing w:after="0" w:line="240" w:lineRule="auto"/>
-        <w:ind w:firstLine="567"/>
-        <w:rPr>
-          <w:rFonts w:ascii="TH SarabunPSK" w:hAnsi="TH SarabunPSK" w:cs="TH SarabunPSK"/>
-          <w:color w:val="000000"/>
-          <w:sz w:val="32"/>
-          <w:szCs w:val="32"/>
-        </w:rPr>
-      </w:pPr>
-      <w:r>
-        <w:rPr>
-          <w:rFonts w:ascii="TH SarabunPSK" w:hAnsi="TH SarabunPSK" w:cs="TH SarabunPSK"/>
-          <w:color w:val="000000"/>
-          <w:sz w:val="32"/>
-          <w:szCs w:val="32"/>
-        </w:rPr>
+        <w:ind w:left="720"/>
+        <w:rPr>
+          <w:rFonts w:ascii="TH SarabunPSK" w:hAnsi="TH SarabunPSK" w:cs="TH SarabunPSK"/>
+          <w:color w:val="000000"/>
+          <w:sz w:val="32"/>
+          <w:szCs w:val="32"/>
+        </w:rPr>
+      </w:pPr>
+      <w:r>
+        <w:rPr>
+          <w:rFonts w:ascii="TH SarabunPSK" w:hAnsi="TH SarabunPSK" w:cs="TH SarabunPSK"/>
+          <w:color w:val="000000"/>
+          <w:sz w:val="32"/>
+          <w:szCs w:val="32"/>
+        </w:rPr>
+        <w:lastRenderedPageBreak/>
         <w:tab/>
+      </w:r>
+      <w:r>
+        <w:rPr>
+          <w:rFonts w:ascii="TH SarabunPSK" w:hAnsi="TH SarabunPSK" w:cs="TH SarabunPSK"/>
+          <w:color w:val="000000"/>
+          <w:sz w:val="32"/>
+          <w:szCs w:val="32"/>
+        </w:rPr>
         <w:t>1</w:t>
       </w:r>
       <w:r>
@@ -4324,10 +4382,11 @@
       </w:r>
       <w:r>
         <w:rPr>
-          <w:rFonts w:ascii="TH SarabunPSK" w:hAnsi="TH SarabunPSK" w:cs="TH SarabunPSK"/>
-          <w:color w:val="000000"/>
-          <w:sz w:val="32"/>
-          <w:szCs w:val="32"/>
+          <w:rFonts w:ascii="TH SarabunPSK" w:hAnsi="TH SarabunPSK" w:cs="TH SarabunPSK" w:hint="cs"/>
+          <w:color w:val="000000"/>
+          <w:sz w:val="32"/>
+          <w:szCs w:val="32"/>
+          <w:cs/>
         </w:rPr>
         <w:t>2</w:t>
       </w:r>
@@ -4349,7 +4408,17 @@
           <w:szCs w:val="32"/>
           <w:cs/>
         </w:rPr>
-        <w:t>...................................................................................................................................................................................................................................................................................................</w:t>
+        <w:t>...................................................................................................................................................................................................................................................................</w:t>
+      </w:r>
+      <w:r>
+        <w:rPr>
+          <w:rFonts w:ascii="TH SarabunPSK" w:hAnsi="TH SarabunPSK" w:cs="TH SarabunPSK" w:hint="cs"/>
+          <w:color w:val="000000"/>
+          <w:sz w:val="32"/>
+          <w:szCs w:val="32"/>
+          <w:cs/>
+        </w:rPr>
+        <w:t>..........................</w:t>
       </w:r>
     </w:p>
     <w:p>
@@ -4773,7 +4842,7 @@
         <w:spacing w:after="0" w:line="240" w:lineRule="auto"/>
         <w:ind w:firstLine="567"/>
         <w:rPr>
-          <w:rFonts w:ascii="TH SarabunPSK" w:hAnsi="TH SarabunPSK" w:cs="TH SarabunPSK" w:hint="cs"/>
+          <w:rFonts w:ascii="TH SarabunPSK" w:hAnsi="TH SarabunPSK" w:cs="TH SarabunPSK"/>
           <w:color w:val="000000"/>
           <w:sz w:val="32"/>
           <w:szCs w:val="32"/>
@@ -5606,7 +5675,6 @@
           <w:sz w:val="32"/>
           <w:szCs w:val="32"/>
         </w:rPr>
-        <w:lastRenderedPageBreak/>
         <w:tab/>
       </w:r>
       <w:r>
@@ -5721,7 +5789,7 @@
         <w:spacing w:after="0" w:line="240" w:lineRule="auto"/>
         <w:ind w:left="567" w:firstLine="851"/>
         <w:rPr>
-          <w:rFonts w:ascii="TH SarabunPSK" w:hAnsi="TH SarabunPSK" w:cs="TH SarabunPSK" w:hint="cs"/>
+          <w:rFonts w:ascii="TH SarabunPSK" w:hAnsi="TH SarabunPSK" w:cs="TH SarabunPSK"/>
           <w:color w:val="000000"/>
           <w:sz w:val="32"/>
           <w:szCs w:val="32"/>
@@ -6035,36 +6103,36 @@
           <w:sz w:val="32"/>
           <w:szCs w:val="32"/>
         </w:rPr>
-        <w:t xml:space="preserve">Backend) </w:t>
-      </w:r>
-      <w:r>
-        <w:rPr>
-          <w:rFonts w:ascii="TH SarabunPSK" w:hAnsi="TH SarabunPSK" w:cs="TH SarabunPSK"/>
-          <w:color w:val="000000"/>
-          <w:sz w:val="32"/>
-          <w:szCs w:val="32"/>
-          <w:cs/>
-        </w:rPr>
-        <w:t>ควบคุมตรรกะการทำงานของระบบ (</w:t>
-      </w:r>
-      <w:r>
-        <w:rPr>
-          <w:rFonts w:ascii="TH SarabunPSK" w:hAnsi="TH SarabunPSK" w:cs="TH SarabunPSK"/>
-          <w:color w:val="000000"/>
-          <w:sz w:val="32"/>
-          <w:szCs w:val="32"/>
-        </w:rPr>
-        <w:t xml:space="preserve">Business Logic) </w:t>
-      </w:r>
-      <w:r>
-        <w:rPr>
-          <w:rFonts w:ascii="TH SarabunPSK" w:hAnsi="TH SarabunPSK" w:cs="TH SarabunPSK"/>
-          <w:color w:val="000000"/>
-          <w:sz w:val="32"/>
-          <w:szCs w:val="32"/>
-          <w:cs/>
-        </w:rPr>
-        <w:t>การประมวลผลข้อมูล และเชื่อมต่อกับฐานข้อมูลเพื่อรองรับการทำงานของระบบหอพัก</w:t>
+        <w:t>Backend</w:t>
+      </w:r>
+      <w:r>
+        <w:rPr>
+          <w:rFonts w:ascii="TH SarabunPSK" w:hAnsi="TH SarabunPSK" w:cs="TH SarabunPSK"/>
+          <w:color w:val="000000"/>
+          <w:sz w:val="32"/>
+          <w:szCs w:val="32"/>
+          <w:cs/>
+        </w:rPr>
+        <w:t>) ควบคุมตรรกะการทำงานของระบบ (</w:t>
+      </w:r>
+      <w:r>
+        <w:rPr>
+          <w:rFonts w:ascii="TH SarabunPSK" w:hAnsi="TH SarabunPSK" w:cs="TH SarabunPSK"/>
+          <w:color w:val="000000"/>
+          <w:sz w:val="32"/>
+          <w:szCs w:val="32"/>
+        </w:rPr>
+        <w:t>Business Logic</w:t>
+      </w:r>
+      <w:r>
+        <w:rPr>
+          <w:rFonts w:ascii="TH SarabunPSK" w:hAnsi="TH SarabunPSK" w:cs="TH SarabunPSK"/>
+          <w:color w:val="000000"/>
+          <w:sz w:val="32"/>
+          <w:szCs w:val="32"/>
+          <w:cs/>
+        </w:rPr>
+        <w:t>) การประมวลผลข้อมูล และเชื่อมต่อกับฐานข้อมูลเพื่อรองรับการทำงานของระบบหอพัก</w:t>
       </w:r>
     </w:p>
     <w:p>
@@ -6085,7 +6153,64 @@
           <w:sz w:val="32"/>
           <w:szCs w:val="32"/>
         </w:rPr>
-        <w:t xml:space="preserve">1.3.4.5 SQL </w:t>
+        <w:t>1</w:t>
+      </w:r>
+      <w:r>
+        <w:rPr>
+          <w:rFonts w:ascii="TH SarabunPSK" w:hAnsi="TH SarabunPSK" w:cs="TH SarabunPSK"/>
+          <w:color w:val="000000"/>
+          <w:sz w:val="32"/>
+          <w:szCs w:val="32"/>
+          <w:cs/>
+        </w:rPr>
+        <w:t>.</w:t>
+      </w:r>
+      <w:r>
+        <w:rPr>
+          <w:rFonts w:ascii="TH SarabunPSK" w:hAnsi="TH SarabunPSK" w:cs="TH SarabunPSK"/>
+          <w:color w:val="000000"/>
+          <w:sz w:val="32"/>
+          <w:szCs w:val="32"/>
+        </w:rPr>
+        <w:t>3</w:t>
+      </w:r>
+      <w:r>
+        <w:rPr>
+          <w:rFonts w:ascii="TH SarabunPSK" w:hAnsi="TH SarabunPSK" w:cs="TH SarabunPSK"/>
+          <w:color w:val="000000"/>
+          <w:sz w:val="32"/>
+          <w:szCs w:val="32"/>
+          <w:cs/>
+        </w:rPr>
+        <w:t>.</w:t>
+      </w:r>
+      <w:r>
+        <w:rPr>
+          <w:rFonts w:ascii="TH SarabunPSK" w:hAnsi="TH SarabunPSK" w:cs="TH SarabunPSK"/>
+          <w:color w:val="000000"/>
+          <w:sz w:val="32"/>
+          <w:szCs w:val="32"/>
+        </w:rPr>
+        <w:t>4</w:t>
+      </w:r>
+      <w:r>
+        <w:rPr>
+          <w:rFonts w:ascii="TH SarabunPSK" w:hAnsi="TH SarabunPSK" w:cs="TH SarabunPSK"/>
+          <w:color w:val="000000"/>
+          <w:sz w:val="32"/>
+          <w:szCs w:val="32"/>
+          <w:cs/>
+        </w:rPr>
+        <w:t>.</w:t>
+      </w:r>
+      <w:r>
+        <w:rPr>
+          <w:rFonts w:ascii="TH SarabunPSK" w:hAnsi="TH SarabunPSK" w:cs="TH SarabunPSK"/>
+          <w:color w:val="000000"/>
+          <w:sz w:val="32"/>
+          <w:szCs w:val="32"/>
+        </w:rPr>
+        <w:t xml:space="preserve">5 SQL </w:t>
       </w:r>
       <w:r>
         <w:rPr>
@@ -6104,36 +6229,36 @@
           <w:sz w:val="32"/>
           <w:szCs w:val="32"/>
         </w:rPr>
-        <w:t xml:space="preserve">Database) </w:t>
-      </w:r>
-      <w:r>
-        <w:rPr>
-          <w:rFonts w:ascii="TH SarabunPSK" w:hAnsi="TH SarabunPSK" w:cs="TH SarabunPSK"/>
-          <w:color w:val="000000"/>
-          <w:sz w:val="32"/>
-          <w:szCs w:val="32"/>
-          <w:cs/>
-        </w:rPr>
-        <w:t>ของระบบหอพัก ผ่านระบบจัดการฐานข้อมูล (</w:t>
-      </w:r>
-      <w:r>
-        <w:rPr>
-          <w:rFonts w:ascii="TH SarabunPSK" w:hAnsi="TH SarabunPSK" w:cs="TH SarabunPSK"/>
-          <w:color w:val="000000"/>
-          <w:sz w:val="32"/>
-          <w:szCs w:val="32"/>
-        </w:rPr>
-        <w:t xml:space="preserve">DBMS) </w:t>
-      </w:r>
-      <w:r>
-        <w:rPr>
-          <w:rFonts w:ascii="TH SarabunPSK" w:hAnsi="TH SarabunPSK" w:cs="TH SarabunPSK"/>
-          <w:color w:val="000000"/>
-          <w:sz w:val="32"/>
-          <w:szCs w:val="32"/>
-          <w:cs/>
-        </w:rPr>
-        <w:t xml:space="preserve">เช่น </w:t>
+        <w:t>Database</w:t>
+      </w:r>
+      <w:r>
+        <w:rPr>
+          <w:rFonts w:ascii="TH SarabunPSK" w:hAnsi="TH SarabunPSK" w:cs="TH SarabunPSK"/>
+          <w:color w:val="000000"/>
+          <w:sz w:val="32"/>
+          <w:szCs w:val="32"/>
+          <w:cs/>
+        </w:rPr>
+        <w:t>) ของระบบหอพัก ผ่านระบบจัดการฐานข้อมูล (</w:t>
+      </w:r>
+      <w:r>
+        <w:rPr>
+          <w:rFonts w:ascii="TH SarabunPSK" w:hAnsi="TH SarabunPSK" w:cs="TH SarabunPSK"/>
+          <w:color w:val="000000"/>
+          <w:sz w:val="32"/>
+          <w:szCs w:val="32"/>
+        </w:rPr>
+        <w:t>DBMS</w:t>
+      </w:r>
+      <w:r>
+        <w:rPr>
+          <w:rFonts w:ascii="TH SarabunPSK" w:hAnsi="TH SarabunPSK" w:cs="TH SarabunPSK"/>
+          <w:color w:val="000000"/>
+          <w:sz w:val="32"/>
+          <w:szCs w:val="32"/>
+          <w:cs/>
+        </w:rPr>
+        <w:t xml:space="preserve">) เช่น </w:t>
       </w:r>
       <w:r>
         <w:rPr>
@@ -6281,6 +6406,7 @@
           <w:szCs w:val="32"/>
           <w:cs/>
         </w:rPr>
+        <w:lastRenderedPageBreak/>
         <w:tab/>
       </w:r>
       <w:r>
@@ -6466,57 +6592,6 @@
           <w:szCs w:val="32"/>
         </w:rPr>
       </w:pPr>
-      <w:r>
-        <w:rPr>
-          <w:rFonts w:ascii="TH SarabunPSK" w:hAnsi="TH SarabunPSK" w:cs="TH SarabunPSK"/>
-          <w:noProof/>
-          <w:color w:val="000000"/>
-          <w:sz w:val="32"/>
-          <w:szCs w:val="32"/>
-        </w:rPr>
-        <w:lastRenderedPageBreak/>
-        <w:drawing>
-          <wp:inline distT="0" distB="0" distL="0" distR="0" wp14:anchorId="666C1DF8" wp14:editId="6054EB08">
-            <wp:extent cx="3854582" cy="5451455"/>
-            <wp:effectExtent l="0" t="0" r="0" b="0"/>
-            <wp:docPr id="2" name="Picture 2"/>
-            <wp:cNvGraphicFramePr>
-              <a:graphicFrameLocks xmlns:a="http://schemas.openxmlformats.org/drawingml/2006/main" noChangeAspect="1"/>
-            </wp:cNvGraphicFramePr>
-            <a:graphic xmlns:a="http://schemas.openxmlformats.org/drawingml/2006/main">
-              <a:graphicData uri="http://schemas.openxmlformats.org/drawingml/2006/picture">
-                <pic:pic xmlns:pic="http://schemas.openxmlformats.org/drawingml/2006/picture">
-                  <pic:nvPicPr>
-                    <pic:cNvPr id="2" name="ระบบนอน.png"/>
-                    <pic:cNvPicPr/>
-                  </pic:nvPicPr>
-                  <pic:blipFill>
-                    <a:blip r:embed="rId9" cstate="print">
-                      <a:extLst>
-                        <a:ext uri="{28A0092B-C50C-407E-A947-70E740481C1C}">
-                          <a14:useLocalDpi xmlns:a14="http://schemas.microsoft.com/office/drawing/2010/main" val="0"/>
-                        </a:ext>
-                      </a:extLst>
-                    </a:blip>
-                    <a:stretch>
-                      <a:fillRect/>
-                    </a:stretch>
-                  </pic:blipFill>
-                  <pic:spPr>
-                    <a:xfrm>
-                      <a:off x="0" y="0"/>
-                      <a:ext cx="3898767" cy="5513945"/>
-                    </a:xfrm>
-                    <a:prstGeom prst="rect">
-                      <a:avLst/>
-                    </a:prstGeom>
-                  </pic:spPr>
-                </pic:pic>
-              </a:graphicData>
-            </a:graphic>
-          </wp:inline>
-        </w:drawing>
-      </w:r>
     </w:p>
     <w:p>
       <w:pPr>
@@ -6601,7 +6676,7 @@
         <w:spacing w:after="0" w:line="240" w:lineRule="auto"/>
         <w:jc w:val="center"/>
         <w:rPr>
-          <w:rFonts w:ascii="TH SarabunPSK" w:hAnsi="TH SarabunPSK" w:cs="TH SarabunPSK" w:hint="cs"/>
+          <w:rFonts w:ascii="TH SarabunPSK" w:hAnsi="TH SarabunPSK" w:cs="TH SarabunPSK"/>
           <w:color w:val="000000"/>
           <w:sz w:val="32"/>
           <w:szCs w:val="32"/>
@@ -7671,7 +7746,6 @@
                 <w:sz w:val="32"/>
                 <w:szCs w:val="32"/>
               </w:rPr>
-              <w:lastRenderedPageBreak/>
               <w:t>3</w:t>
             </w:r>
             <w:r>
@@ -9040,44 +9114,31 @@
         <w:ind w:left="0" w:firstLine="567"/>
         <w:rPr>
           <w:rFonts w:ascii="TH SarabunPSK" w:hAnsi="TH SarabunPSK" w:cs="TH SarabunPSK"/>
-          <w:color w:val="000000"/>
-          <w:sz w:val="32"/>
-          <w:szCs w:val="32"/>
-        </w:rPr>
-      </w:pPr>
-      <w:r>
-        <w:rPr>
-          <w:rFonts w:ascii="TH SarabunPSK" w:hAnsi="TH SarabunPSK" w:cs="TH SarabunPSK" w:hint="cs"/>
-          <w:color w:val="000000"/>
-          <w:sz w:val="32"/>
-          <w:szCs w:val="32"/>
-          <w:cs/>
-        </w:rPr>
-        <w:t>......................................................................................................................................................................................................................................................................</w:t>
-      </w:r>
-      <w:r>
-        <w:rPr>
-          <w:rFonts w:ascii="TH SarabunPSK" w:hAnsi="TH SarabunPSK" w:cs="TH SarabunPSK"/>
-          <w:color w:val="000000"/>
-          <w:sz w:val="32"/>
-          <w:szCs w:val="32"/>
-          <w:cs/>
-        </w:rPr>
-        <w:t>...</w:t>
-      </w:r>
-      <w:r>
-        <w:rPr>
-          <w:rFonts w:ascii="TH SarabunPSK" w:hAnsi="TH SarabunPSK" w:cs="TH SarabunPSK" w:hint="cs"/>
-          <w:color w:val="000000"/>
-          <w:sz w:val="32"/>
-          <w:szCs w:val="32"/>
-          <w:cs/>
-        </w:rPr>
-        <w:t>............................................</w:t>
+          <w:b/>
+          <w:bCs/>
+          <w:color w:val="000000"/>
+          <w:sz w:val="32"/>
+          <w:szCs w:val="32"/>
+        </w:rPr>
+      </w:pPr>
+      <w:r>
+        <w:rPr>
+          <w:rFonts w:ascii="TH SarabunPSK" w:hAnsi="TH SarabunPSK" w:cs="TH SarabunPSK"/>
+          <w:color w:val="000000"/>
+          <w:sz w:val="32"/>
+          <w:szCs w:val="32"/>
+          <w:cs/>
+        </w:rPr>
+        <w:t>ในการวิเคราะห์และพัฒนาระบบหอพัก คณะผู้จัดทำได้ดำเนินการรวบรวมข้อมูลและศึกษาขั้นตอนการทำงานที่เกี่ยวข้องจากแหล่งข้อมูลและวิธีการดำเนินงาน ดังนี้</w:t>
       </w:r>
     </w:p>
     <w:p>
       <w:pPr>
+        <w:pStyle w:val="ListParagraph"/>
+        <w:numPr>
+          <w:ilvl w:val="0"/>
+          <w:numId w:val="16"/>
+        </w:numPr>
         <w:autoSpaceDE w:val="0"/>
         <w:autoSpaceDN w:val="0"/>
         <w:adjustRightInd w:val="0"/>
@@ -9091,14 +9152,559 @@
       </w:pPr>
       <w:r>
         <w:rPr>
+          <w:rFonts w:ascii="TH SarabunPSK" w:hAnsi="TH SarabunPSK" w:cs="TH SarabunPSK"/>
+          <w:color w:val="000000"/>
+          <w:sz w:val="32"/>
+          <w:szCs w:val="32"/>
+          <w:cs/>
+        </w:rPr>
+        <w:t>การศึกษาขั้นตอนและกระบวนการทางธุรกิจของหอพัก (</w:t>
+      </w:r>
+      <w:r>
+        <w:rPr>
+          <w:rFonts w:ascii="TH SarabunPSK" w:hAnsi="TH SarabunPSK" w:cs="TH SarabunPSK"/>
+          <w:color w:val="000000"/>
+          <w:sz w:val="32"/>
+          <w:szCs w:val="32"/>
+        </w:rPr>
+        <w:t>Business Workflow Analysis</w:t>
+      </w:r>
+      <w:r>
+        <w:rPr>
+          <w:rFonts w:ascii="TH SarabunPSK" w:hAnsi="TH SarabunPSK" w:cs="TH SarabunPSK"/>
+          <w:color w:val="000000"/>
+          <w:sz w:val="32"/>
+          <w:szCs w:val="32"/>
+          <w:cs/>
+        </w:rPr>
+        <w:t>)</w:t>
+      </w:r>
+    </w:p>
+    <w:p>
+      <w:pPr>
+        <w:pStyle w:val="ListParagraph"/>
+        <w:autoSpaceDE w:val="0"/>
+        <w:autoSpaceDN w:val="0"/>
+        <w:adjustRightInd w:val="0"/>
+        <w:spacing w:after="0" w:line="240" w:lineRule="auto"/>
+        <w:ind w:left="1287"/>
+        <w:rPr>
+          <w:rFonts w:ascii="TH SarabunPSK" w:hAnsi="TH SarabunPSK" w:cs="TH SarabunPSK"/>
+          <w:color w:val="000000"/>
+          <w:sz w:val="32"/>
+          <w:szCs w:val="32"/>
+        </w:rPr>
+      </w:pPr>
+      <w:r>
+        <w:rPr>
+          <w:rFonts w:ascii="TH SarabunPSK" w:hAnsi="TH SarabunPSK" w:cs="TH SarabunPSK"/>
+          <w:color w:val="000000"/>
+          <w:sz w:val="32"/>
+          <w:szCs w:val="32"/>
+          <w:cs/>
+        </w:rPr>
+        <w:t>ศึกษาขั้นตอนการดำเนินงานจริงของธุรกิจหอพัก ตั้งแต่กระบวนการลงทะเบียนห้องพัก การทำสัญญาเช่า การรับมอบห้อง การจดบันทึกมิเตอร์น้ำและกระแสไฟฟ้าประจำรอบเดือน การคำนวณยอดเงินและออกใบแจ้งหนี้ การรับชำระเงินและออกใบเสร็จ ไปจนถึงกระบวนการส่งคำร้องแจ้งซ่อมอุปกรณ์ชำรุดภายในห้องพัก</w:t>
+      </w:r>
+    </w:p>
+    <w:p>
+      <w:pPr>
+        <w:pStyle w:val="ListParagraph"/>
+        <w:numPr>
+          <w:ilvl w:val="0"/>
+          <w:numId w:val="16"/>
+        </w:numPr>
+        <w:autoSpaceDE w:val="0"/>
+        <w:autoSpaceDN w:val="0"/>
+        <w:adjustRightInd w:val="0"/>
+        <w:spacing w:after="0" w:line="240" w:lineRule="auto"/>
+        <w:rPr>
+          <w:rFonts w:ascii="TH SarabunPSK" w:hAnsi="TH SarabunPSK" w:cs="TH SarabunPSK"/>
+          <w:color w:val="000000"/>
+          <w:sz w:val="32"/>
+          <w:szCs w:val="32"/>
+        </w:rPr>
+      </w:pPr>
+      <w:r>
+        <w:rPr>
+          <w:rFonts w:ascii="TH SarabunPSK" w:hAnsi="TH SarabunPSK" w:cs="TH SarabunPSK"/>
+          <w:color w:val="000000"/>
+          <w:sz w:val="32"/>
+          <w:szCs w:val="32"/>
+          <w:cs/>
+        </w:rPr>
+        <w:lastRenderedPageBreak/>
+        <w:t>การศึกษาความต้องการจากผู้มีส่วนได้ส่วนเสีย (</w:t>
+      </w:r>
+      <w:r>
+        <w:rPr>
+          <w:rFonts w:ascii="TH SarabunPSK" w:hAnsi="TH SarabunPSK" w:cs="TH SarabunPSK"/>
+          <w:color w:val="000000"/>
+          <w:sz w:val="32"/>
+          <w:szCs w:val="32"/>
+        </w:rPr>
+        <w:t>Stakeholder Requirement Gathering</w:t>
+      </w:r>
+      <w:r>
+        <w:rPr>
+          <w:rFonts w:ascii="TH SarabunPSK" w:hAnsi="TH SarabunPSK" w:cs="TH SarabunPSK"/>
+          <w:color w:val="000000"/>
+          <w:sz w:val="32"/>
+          <w:szCs w:val="32"/>
+          <w:cs/>
+        </w:rPr>
+        <w:t>)</w:t>
+      </w:r>
+      <w:r>
+        <w:rPr>
           <w:rFonts w:ascii="TH SarabunPSK" w:hAnsi="TH SarabunPSK" w:cs="TH SarabunPSK" w:hint="cs"/>
           <w:color w:val="000000"/>
           <w:sz w:val="32"/>
           <w:szCs w:val="32"/>
           <w:cs/>
         </w:rPr>
-        <w:t>................................................................................................................................................................</w:t>
-      </w:r>
+        <w:t xml:space="preserve"> </w:t>
+      </w:r>
+      <w:r>
+        <w:rPr>
+          <w:rFonts w:ascii="TH SarabunPSK" w:hAnsi="TH SarabunPSK" w:cs="TH SarabunPSK"/>
+          <w:color w:val="000000"/>
+          <w:sz w:val="32"/>
+          <w:szCs w:val="32"/>
+          <w:cs/>
+        </w:rPr>
+        <w:t xml:space="preserve">รวบรวมความต้องการจากผู้ใช้งาน </w:t>
+      </w:r>
+      <w:r>
+        <w:rPr>
+          <w:rFonts w:ascii="TH SarabunPSK" w:hAnsi="TH SarabunPSK" w:cs="TH SarabunPSK"/>
+          <w:color w:val="000000"/>
+          <w:sz w:val="32"/>
+          <w:szCs w:val="32"/>
+        </w:rPr>
+        <w:t xml:space="preserve">3 </w:t>
+      </w:r>
+      <w:r>
+        <w:rPr>
+          <w:rFonts w:ascii="TH SarabunPSK" w:hAnsi="TH SarabunPSK" w:cs="TH SarabunPSK"/>
+          <w:color w:val="000000"/>
+          <w:sz w:val="32"/>
+          <w:szCs w:val="32"/>
+          <w:cs/>
+        </w:rPr>
+        <w:t>กลุ่มเป้าหมาย ได้แก่:</w:t>
+      </w:r>
+    </w:p>
+    <w:p>
+      <w:pPr>
+        <w:pStyle w:val="ListParagraph"/>
+        <w:numPr>
+          <w:ilvl w:val="2"/>
+          <w:numId w:val="13"/>
+        </w:numPr>
+        <w:autoSpaceDE w:val="0"/>
+        <w:autoSpaceDN w:val="0"/>
+        <w:adjustRightInd w:val="0"/>
+        <w:spacing w:after="0" w:line="240" w:lineRule="auto"/>
+        <w:rPr>
+          <w:rFonts w:ascii="TH SarabunPSK" w:hAnsi="TH SarabunPSK" w:cs="TH SarabunPSK"/>
+          <w:color w:val="000000"/>
+          <w:sz w:val="32"/>
+          <w:szCs w:val="32"/>
+        </w:rPr>
+      </w:pPr>
+      <w:r>
+        <w:rPr>
+          <w:rFonts w:ascii="TH SarabunPSK" w:hAnsi="TH SarabunPSK" w:cs="TH SarabunPSK"/>
+          <w:color w:val="000000"/>
+          <w:sz w:val="32"/>
+          <w:szCs w:val="32"/>
+          <w:cs/>
+        </w:rPr>
+        <w:t>เจ้าของหอพัก (</w:t>
+      </w:r>
+      <w:r>
+        <w:rPr>
+          <w:rFonts w:ascii="TH SarabunPSK" w:hAnsi="TH SarabunPSK" w:cs="TH SarabunPSK"/>
+          <w:color w:val="000000"/>
+          <w:sz w:val="32"/>
+          <w:szCs w:val="32"/>
+        </w:rPr>
+        <w:t>Owner</w:t>
+      </w:r>
+      <w:r>
+        <w:rPr>
+          <w:rFonts w:ascii="TH SarabunPSK" w:hAnsi="TH SarabunPSK" w:cs="TH SarabunPSK"/>
+          <w:color w:val="000000"/>
+          <w:sz w:val="32"/>
+          <w:szCs w:val="32"/>
+          <w:cs/>
+        </w:rPr>
+        <w:t>): ต้องการระบบศูนย์กลางที่สามารถดูแลภาพรวมของหอพัก กำหนดอัตราค่าบริการ ตรวจสอบการชำระเงิน มอบหมายงานแก่พนักงาน และเรียกดูรายงานสรุปรายได้/สถานะห้องพักได้อย่างเรียลไทม์</w:t>
+      </w:r>
+    </w:p>
+    <w:p>
+      <w:pPr>
+        <w:pStyle w:val="ListParagraph"/>
+        <w:numPr>
+          <w:ilvl w:val="2"/>
+          <w:numId w:val="13"/>
+        </w:numPr>
+        <w:autoSpaceDE w:val="0"/>
+        <w:autoSpaceDN w:val="0"/>
+        <w:adjustRightInd w:val="0"/>
+        <w:spacing w:after="0" w:line="240" w:lineRule="auto"/>
+        <w:rPr>
+          <w:rFonts w:ascii="TH SarabunPSK" w:hAnsi="TH SarabunPSK" w:cs="TH SarabunPSK"/>
+          <w:color w:val="000000"/>
+          <w:sz w:val="32"/>
+          <w:szCs w:val="32"/>
+        </w:rPr>
+      </w:pPr>
+      <w:r>
+        <w:rPr>
+          <w:rFonts w:ascii="TH SarabunPSK" w:hAnsi="TH SarabunPSK" w:cs="TH SarabunPSK"/>
+          <w:color w:val="000000"/>
+          <w:sz w:val="32"/>
+          <w:szCs w:val="32"/>
+          <w:cs/>
+        </w:rPr>
+        <w:t>พนักงาน (</w:t>
+      </w:r>
+      <w:r>
+        <w:rPr>
+          <w:rFonts w:ascii="TH SarabunPSK" w:hAnsi="TH SarabunPSK" w:cs="TH SarabunPSK"/>
+          <w:color w:val="000000"/>
+          <w:sz w:val="32"/>
+          <w:szCs w:val="32"/>
+        </w:rPr>
+        <w:t>Employee</w:t>
+      </w:r>
+      <w:r>
+        <w:rPr>
+          <w:rFonts w:ascii="TH SarabunPSK" w:hAnsi="TH SarabunPSK" w:cs="TH SarabunPSK"/>
+          <w:color w:val="000000"/>
+          <w:sz w:val="32"/>
+          <w:szCs w:val="32"/>
+          <w:cs/>
+        </w:rPr>
+        <w:t>): ต้องการระบบบันทึกหน่วยน้ำ-ไฟที่สะดวก ตรวจสอบรายการงานซ่อมแซมหรือหน้าที่ที่ได้รับมอบหมาย และสามารถอัปเดตผลการดำเนินงานให้เจ้าของหอทราบได้ทันที</w:t>
+      </w:r>
+    </w:p>
+    <w:p>
+      <w:pPr>
+        <w:pStyle w:val="ListParagraph"/>
+        <w:numPr>
+          <w:ilvl w:val="2"/>
+          <w:numId w:val="13"/>
+        </w:numPr>
+        <w:autoSpaceDE w:val="0"/>
+        <w:autoSpaceDN w:val="0"/>
+        <w:adjustRightInd w:val="0"/>
+        <w:spacing w:after="0" w:line="240" w:lineRule="auto"/>
+        <w:rPr>
+          <w:rFonts w:ascii="TH SarabunPSK" w:hAnsi="TH SarabunPSK" w:cs="TH SarabunPSK"/>
+          <w:color w:val="000000"/>
+          <w:sz w:val="32"/>
+          <w:szCs w:val="32"/>
+        </w:rPr>
+      </w:pPr>
+      <w:r>
+        <w:rPr>
+          <w:rFonts w:ascii="TH SarabunPSK" w:hAnsi="TH SarabunPSK" w:cs="TH SarabunPSK"/>
+          <w:color w:val="000000"/>
+          <w:sz w:val="32"/>
+          <w:szCs w:val="32"/>
+          <w:cs/>
+        </w:rPr>
+        <w:t>ผู้เช่า (</w:t>
+      </w:r>
+      <w:r>
+        <w:rPr>
+          <w:rFonts w:ascii="TH SarabunPSK" w:hAnsi="TH SarabunPSK" w:cs="TH SarabunPSK"/>
+          <w:color w:val="000000"/>
+          <w:sz w:val="32"/>
+          <w:szCs w:val="32"/>
+        </w:rPr>
+        <w:t>Tenant</w:t>
+      </w:r>
+      <w:r>
+        <w:rPr>
+          <w:rFonts w:ascii="TH SarabunPSK" w:hAnsi="TH SarabunPSK" w:cs="TH SarabunPSK"/>
+          <w:color w:val="000000"/>
+          <w:sz w:val="32"/>
+          <w:szCs w:val="32"/>
+          <w:cs/>
+        </w:rPr>
+        <w:t>): ต้องการช่องทางที่สามารถตรวจสอบข้อมูลการเช่าของตนเอง ดูใบแจ้งหนี้ ตรวจสอบใบเสร็จ และส่งคำร้องแจ้งซ่อมพร้อมติดตามสถานะได้ด้วยตนเองตลอด 24 ชั่วโมง</w:t>
+      </w:r>
+    </w:p>
+    <w:p>
+      <w:pPr>
+        <w:pStyle w:val="ListParagraph"/>
+        <w:numPr>
+          <w:ilvl w:val="0"/>
+          <w:numId w:val="16"/>
+        </w:numPr>
+        <w:autoSpaceDE w:val="0"/>
+        <w:autoSpaceDN w:val="0"/>
+        <w:adjustRightInd w:val="0"/>
+        <w:spacing w:after="0" w:line="240" w:lineRule="auto"/>
+        <w:rPr>
+          <w:rFonts w:ascii="TH SarabunPSK" w:hAnsi="TH SarabunPSK" w:cs="TH SarabunPSK"/>
+          <w:color w:val="000000"/>
+          <w:sz w:val="32"/>
+          <w:szCs w:val="32"/>
+        </w:rPr>
+      </w:pPr>
+      <w:r>
+        <w:rPr>
+          <w:rFonts w:ascii="TH SarabunPSK" w:hAnsi="TH SarabunPSK" w:cs="TH SarabunPSK"/>
+          <w:color w:val="000000"/>
+          <w:sz w:val="32"/>
+          <w:szCs w:val="32"/>
+          <w:cs/>
+        </w:rPr>
+        <w:t>การวิเคราะห์เอกสารและแบบฟอร์มที่เกี่ยวข้อง (</w:t>
+      </w:r>
+      <w:r>
+        <w:rPr>
+          <w:rFonts w:ascii="TH SarabunPSK" w:hAnsi="TH SarabunPSK" w:cs="TH SarabunPSK"/>
+          <w:color w:val="000000"/>
+          <w:sz w:val="32"/>
+          <w:szCs w:val="32"/>
+        </w:rPr>
+        <w:t>Document Analysis</w:t>
+      </w:r>
+      <w:r>
+        <w:rPr>
+          <w:rFonts w:ascii="TH SarabunPSK" w:hAnsi="TH SarabunPSK" w:cs="TH SarabunPSK"/>
+          <w:color w:val="000000"/>
+          <w:sz w:val="32"/>
+          <w:szCs w:val="32"/>
+          <w:cs/>
+        </w:rPr>
+        <w:t>)</w:t>
+      </w:r>
+    </w:p>
+    <w:p>
+      <w:pPr>
+        <w:pStyle w:val="ListParagraph"/>
+        <w:autoSpaceDE w:val="0"/>
+        <w:autoSpaceDN w:val="0"/>
+        <w:adjustRightInd w:val="0"/>
+        <w:spacing w:after="0" w:line="240" w:lineRule="auto"/>
+        <w:ind w:left="1287"/>
+        <w:rPr>
+          <w:rFonts w:ascii="TH SarabunPSK" w:hAnsi="TH SarabunPSK" w:cs="TH SarabunPSK"/>
+          <w:color w:val="000000"/>
+          <w:sz w:val="32"/>
+          <w:szCs w:val="32"/>
+        </w:rPr>
+      </w:pPr>
+      <w:r>
+        <w:rPr>
+          <w:rFonts w:ascii="TH SarabunPSK" w:hAnsi="TH SarabunPSK" w:cs="TH SarabunPSK"/>
+          <w:color w:val="000000"/>
+          <w:sz w:val="32"/>
+          <w:szCs w:val="32"/>
+          <w:cs/>
+        </w:rPr>
+        <w:t>รวบรวมและศึกษารายละเอียดของเอกสารที่ใช้จริงในหอพัก เช่น สัญญาเช่าห้องพัก</w:t>
+      </w:r>
+      <w:r>
+        <w:rPr>
+          <w:rFonts w:ascii="TH SarabunPSK" w:hAnsi="TH SarabunPSK" w:cs="TH SarabunPSK"/>
+          <w:color w:val="000000"/>
+          <w:sz w:val="32"/>
+          <w:szCs w:val="32"/>
+        </w:rPr>
+        <w:t xml:space="preserve">, </w:t>
+      </w:r>
+      <w:r>
+        <w:rPr>
+          <w:rFonts w:ascii="TH SarabunPSK" w:hAnsi="TH SarabunPSK" w:cs="TH SarabunPSK"/>
+          <w:color w:val="000000"/>
+          <w:sz w:val="32"/>
+          <w:szCs w:val="32"/>
+          <w:cs/>
+        </w:rPr>
+        <w:t>ใบเสร็จรับเงิน/ใบเสร็จมัดจำ</w:t>
+      </w:r>
+      <w:r>
+        <w:rPr>
+          <w:rFonts w:ascii="TH SarabunPSK" w:hAnsi="TH SarabunPSK" w:cs="TH SarabunPSK"/>
+          <w:color w:val="000000"/>
+          <w:sz w:val="32"/>
+          <w:szCs w:val="32"/>
+        </w:rPr>
+        <w:t xml:space="preserve">, </w:t>
+      </w:r>
+      <w:r>
+        <w:rPr>
+          <w:rFonts w:ascii="TH SarabunPSK" w:hAnsi="TH SarabunPSK" w:cs="TH SarabunPSK"/>
+          <w:color w:val="000000"/>
+          <w:sz w:val="32"/>
+          <w:szCs w:val="32"/>
+          <w:cs/>
+        </w:rPr>
+        <w:t>ใบแจ้งหนี้ค่าน้ำ-ค่าไฟ และแบบฟอร์มแจ้งซ่อม เพื่อนำโครงสร้างข้อมูล (</w:t>
+      </w:r>
+      <w:r>
+        <w:rPr>
+          <w:rFonts w:ascii="TH SarabunPSK" w:hAnsi="TH SarabunPSK" w:cs="TH SarabunPSK"/>
+          <w:color w:val="000000"/>
+          <w:sz w:val="32"/>
+          <w:szCs w:val="32"/>
+        </w:rPr>
+        <w:t>Fields</w:t>
+      </w:r>
+      <w:r>
+        <w:rPr>
+          <w:rFonts w:ascii="TH SarabunPSK" w:hAnsi="TH SarabunPSK" w:cs="TH SarabunPSK"/>
+          <w:color w:val="000000"/>
+          <w:sz w:val="32"/>
+          <w:szCs w:val="32"/>
+          <w:cs/>
+        </w:rPr>
+        <w:t>) และข้อกำหนดทางกฎหมายหรือระเบียบหอพักมาแปลงเป็นโครงสร้างของฐานข้อมูล (</w:t>
+      </w:r>
+      <w:r>
+        <w:rPr>
+          <w:rFonts w:ascii="TH SarabunPSK" w:hAnsi="TH SarabunPSK" w:cs="TH SarabunPSK"/>
+          <w:color w:val="000000"/>
+          <w:sz w:val="32"/>
+          <w:szCs w:val="32"/>
+        </w:rPr>
+        <w:t>Database Schema</w:t>
+      </w:r>
+      <w:r>
+        <w:rPr>
+          <w:rFonts w:ascii="TH SarabunPSK" w:hAnsi="TH SarabunPSK" w:cs="TH SarabunPSK"/>
+          <w:color w:val="000000"/>
+          <w:sz w:val="32"/>
+          <w:szCs w:val="32"/>
+          <w:cs/>
+        </w:rPr>
+        <w:t xml:space="preserve">) เช่น ตาราง </w:t>
+      </w:r>
+      <w:r>
+        <w:rPr>
+          <w:rFonts w:ascii="TH SarabunPSK" w:hAnsi="TH SarabunPSK" w:cs="TH SarabunPSK"/>
+          <w:color w:val="000000"/>
+          <w:sz w:val="32"/>
+          <w:szCs w:val="32"/>
+        </w:rPr>
+        <w:t xml:space="preserve">rental_contracts, invoices </w:t>
+      </w:r>
+      <w:r>
+        <w:rPr>
+          <w:rFonts w:ascii="TH SarabunPSK" w:hAnsi="TH SarabunPSK" w:cs="TH SarabunPSK"/>
+          <w:color w:val="000000"/>
+          <w:sz w:val="32"/>
+          <w:szCs w:val="32"/>
+          <w:cs/>
+        </w:rPr>
+        <w:t xml:space="preserve">และ </w:t>
+      </w:r>
+      <w:r>
+        <w:rPr>
+          <w:rFonts w:ascii="TH SarabunPSK" w:hAnsi="TH SarabunPSK" w:cs="TH SarabunPSK"/>
+          <w:color w:val="000000"/>
+          <w:sz w:val="32"/>
+          <w:szCs w:val="32"/>
+        </w:rPr>
+        <w:t>maintenance_requests</w:t>
+      </w:r>
+    </w:p>
+    <w:p>
+      <w:pPr>
+        <w:pStyle w:val="ListParagraph"/>
+        <w:numPr>
+          <w:ilvl w:val="0"/>
+          <w:numId w:val="16"/>
+        </w:numPr>
+        <w:autoSpaceDE w:val="0"/>
+        <w:autoSpaceDN w:val="0"/>
+        <w:adjustRightInd w:val="0"/>
+        <w:spacing w:after="0" w:line="240" w:lineRule="auto"/>
+        <w:rPr>
+          <w:rFonts w:ascii="TH SarabunPSK" w:hAnsi="TH SarabunPSK" w:cs="TH SarabunPSK"/>
+          <w:color w:val="000000"/>
+          <w:sz w:val="32"/>
+          <w:szCs w:val="32"/>
+        </w:rPr>
+      </w:pPr>
+      <w:r>
+        <w:rPr>
+          <w:rFonts w:ascii="TH SarabunPSK" w:hAnsi="TH SarabunPSK" w:cs="TH SarabunPSK"/>
+          <w:color w:val="000000"/>
+          <w:sz w:val="32"/>
+          <w:szCs w:val="32"/>
+          <w:cs/>
+        </w:rPr>
+        <w:t>การศึกษาระบบงานและซอฟต์แวร์ที่ใกล้เคียง (</w:t>
+      </w:r>
+      <w:r>
+        <w:rPr>
+          <w:rFonts w:ascii="TH SarabunPSK" w:hAnsi="TH SarabunPSK" w:cs="TH SarabunPSK"/>
+          <w:color w:val="000000"/>
+          <w:sz w:val="32"/>
+          <w:szCs w:val="32"/>
+        </w:rPr>
+        <w:t>Benchmarking</w:t>
+      </w:r>
+      <w:r>
+        <w:rPr>
+          <w:rFonts w:ascii="TH SarabunPSK" w:hAnsi="TH SarabunPSK" w:cs="TH SarabunPSK"/>
+          <w:color w:val="000000"/>
+          <w:sz w:val="32"/>
+          <w:szCs w:val="32"/>
+          <w:cs/>
+        </w:rPr>
+        <w:t>)</w:t>
+      </w:r>
+    </w:p>
+    <w:p>
+      <w:pPr>
+        <w:pStyle w:val="ListParagraph"/>
+        <w:autoSpaceDE w:val="0"/>
+        <w:autoSpaceDN w:val="0"/>
+        <w:adjustRightInd w:val="0"/>
+        <w:spacing w:after="0" w:line="240" w:lineRule="auto"/>
+        <w:ind w:left="1287"/>
+        <w:rPr>
+          <w:rFonts w:ascii="TH SarabunPSK" w:hAnsi="TH SarabunPSK" w:cs="TH SarabunPSK"/>
+          <w:color w:val="000000"/>
+          <w:sz w:val="32"/>
+          <w:szCs w:val="32"/>
+        </w:rPr>
+      </w:pPr>
+      <w:r>
+        <w:rPr>
+          <w:rFonts w:ascii="TH SarabunPSK" w:hAnsi="TH SarabunPSK" w:cs="TH SarabunPSK"/>
+          <w:color w:val="000000"/>
+          <w:sz w:val="32"/>
+          <w:szCs w:val="32"/>
+          <w:cs/>
+        </w:rPr>
+        <w:t>ศึกษาฟังก์ชันของระบบบริหารจัดการหอพักและอะพาร์ตเมนต์ที่มีอยู่ในปัจจุบัน เพื่อวิเคราะห์จุดเด่น ข้อจำกัด และนำมาประยุกต์ใช้ในการกำหนดขอบเขตและสถาปัตยกรรมระบบให้เหมาะสมกับการใช้งานจริง</w:t>
+      </w:r>
+    </w:p>
+    <w:p>
+      <w:pPr>
+        <w:pStyle w:val="ListParagraph"/>
+        <w:autoSpaceDE w:val="0"/>
+        <w:autoSpaceDN w:val="0"/>
+        <w:adjustRightInd w:val="0"/>
+        <w:spacing w:after="0" w:line="240" w:lineRule="auto"/>
+        <w:ind w:left="1287"/>
+        <w:rPr>
+          <w:rFonts w:ascii="TH SarabunPSK" w:hAnsi="TH SarabunPSK" w:cs="TH SarabunPSK"/>
+          <w:color w:val="000000"/>
+          <w:sz w:val="32"/>
+          <w:szCs w:val="32"/>
+        </w:rPr>
+      </w:pPr>
     </w:p>
     <w:p>
       <w:pPr>
@@ -9314,13 +9920,12 @@
       </w:r>
       <w:r>
         <w:rPr>
-          <w:rFonts w:eastAsia="Noto Sans Thai" w:cstheme="minorHAnsi"/>
+          <w:rFonts w:eastAsia="Noto Sans Thai" w:cs="Angsana New"/>
           <w:b/>
           <w:bCs/>
           <w:sz w:val="24"/>
           <w:szCs w:val="24"/>
           <w:cs/>
-          <w:lang w:bidi="th-TH"/>
         </w:rPr>
         <w:t xml:space="preserve">. </w:t>
       </w:r>
@@ -9337,44 +9942,31 @@
       </w:r>
       <w:r>
         <w:rPr>
-          <w:rFonts w:eastAsia="Noto Sans Thai" w:cstheme="minorHAnsi"/>
+          <w:rFonts w:eastAsia="Noto Sans Thai" w:cs="Angsana New"/>
           <w:b/>
           <w:bCs/>
           <w:sz w:val="24"/>
           <w:szCs w:val="24"/>
           <w:cs/>
         </w:rPr>
-        <w:t xml:space="preserve"> </w:t>
+        <w:t xml:space="preserve"> (</w:t>
       </w:r>
       <w:r>
         <w:rPr>
           <w:rFonts w:eastAsia="Noto Sans Thai" w:cstheme="minorHAnsi"/>
+          <w:b/>
+          <w:sz w:val="24"/>
+        </w:rPr>
+        <w:t>user</w:t>
+      </w:r>
+      <w:r>
+        <w:rPr>
+          <w:rFonts w:eastAsia="Noto Sans Thai" w:cs="Angsana New"/>
           <w:b/>
           <w:bCs/>
           <w:sz w:val="24"/>
           <w:szCs w:val="24"/>
           <w:cs/>
-          <w:lang w:bidi="th-TH"/>
-        </w:rPr>
-        <w:t>(</w:t>
-      </w:r>
-      <w:r>
-        <w:rPr>
-          <w:rFonts w:eastAsia="Noto Sans Thai" w:cstheme="minorHAnsi"/>
-          <w:b/>
-          <w:sz w:val="24"/>
-        </w:rPr>
-        <w:t>user</w:t>
-      </w:r>
-      <w:r>
-        <w:rPr>
-          <w:rFonts w:eastAsia="Noto Sans Thai" w:cstheme="minorHAnsi"/>
-          <w:b/>
-          <w:bCs/>
-          <w:sz w:val="24"/>
-          <w:szCs w:val="24"/>
-          <w:cs/>
-          <w:lang w:bidi="th-TH"/>
         </w:rPr>
         <w:t>)</w:t>
       </w:r>
@@ -9741,7 +10333,6 @@
                 <w:sz w:val="18"/>
                 <w:szCs w:val="18"/>
                 <w:cs/>
-                <w:lang w:bidi="th-TH"/>
               </w:rPr>
               <w:t>(</w:t>
             </w:r>
@@ -9758,7 +10349,6 @@
                 <w:sz w:val="18"/>
                 <w:szCs w:val="18"/>
                 <w:cs/>
-                <w:lang w:bidi="th-TH"/>
               </w:rPr>
               <w:t>)</w:t>
             </w:r>
@@ -9964,6 +10554,7 @@
                 <w:rFonts w:ascii="Noto Sans Thai" w:eastAsia="Noto Sans Thai" w:hAnsi="Noto Sans Thai" w:cs="Noto Sans Thai"/>
                 <w:sz w:val="18"/>
               </w:rPr>
+              <w:lastRenderedPageBreak/>
               <w:t>role</w:t>
             </w:r>
           </w:p>
@@ -9996,7 +10587,6 @@
                 <w:sz w:val="18"/>
                 <w:szCs w:val="18"/>
                 <w:cs/>
-                <w:lang w:bidi="th-TH"/>
               </w:rPr>
               <w:t>(</w:t>
             </w:r>
@@ -10013,7 +10603,6 @@
                 <w:sz w:val="18"/>
                 <w:szCs w:val="18"/>
                 <w:cs/>
-                <w:lang w:bidi="th-TH"/>
               </w:rPr>
               <w:t>)</w:t>
             </w:r>
@@ -10188,9 +10777,15 @@
                 <w:sz w:val="18"/>
                 <w:szCs w:val="18"/>
                 <w:cs/>
-                <w:lang w:bidi="th-TH"/>
-              </w:rPr>
-              <w:t xml:space="preserve">= </w:t>
+              </w:rPr>
+              <w:t>= ใช้งาน</w:t>
+            </w:r>
+            <w:r>
+              <w:rPr>
+                <w:rFonts w:ascii="Noto Sans Thai" w:eastAsia="Noto Sans Thai" w:hAnsi="Noto Sans Thai" w:cs="Noto Sans Thai"/>
+                <w:sz w:val="18"/>
+              </w:rPr>
+              <w:t xml:space="preserve">, false </w:t>
             </w:r>
             <w:r>
               <w:rPr>
@@ -10199,33 +10794,7 @@
                 <w:szCs w:val="18"/>
                 <w:cs/>
               </w:rPr>
-              <w:t>ใช้งาน</w:t>
-            </w:r>
-            <w:r>
-              <w:rPr>
-                <w:rFonts w:ascii="Noto Sans Thai" w:eastAsia="Noto Sans Thai" w:hAnsi="Noto Sans Thai" w:cs="Noto Sans Thai"/>
-                <w:sz w:val="18"/>
-              </w:rPr>
-              <w:t xml:space="preserve">, false </w:t>
-            </w:r>
-            <w:r>
-              <w:rPr>
-                <w:rFonts w:ascii="Noto Sans Thai" w:eastAsia="Noto Sans Thai" w:hAnsi="Noto Sans Thai" w:cs="Noto Sans Thai"/>
-                <w:sz w:val="18"/>
-                <w:szCs w:val="18"/>
-                <w:cs/>
-                <w:lang w:bidi="th-TH"/>
-              </w:rPr>
-              <w:t xml:space="preserve">= </w:t>
-            </w:r>
-            <w:r>
-              <w:rPr>
-                <w:rFonts w:ascii="Noto Sans Thai" w:eastAsia="Noto Sans Thai" w:hAnsi="Noto Sans Thai" w:cs="Noto Sans Thai"/>
-                <w:sz w:val="18"/>
-                <w:szCs w:val="18"/>
-                <w:cs/>
-              </w:rPr>
-              <w:t>ปิดใช้งาน</w:t>
+              <w:t>= ปิดใช้งาน</w:t>
             </w:r>
           </w:p>
         </w:tc>
@@ -10494,13 +11063,12 @@
       </w:r>
       <w:r>
         <w:rPr>
-          <w:rFonts w:eastAsia="Noto Sans Thai" w:cstheme="minorHAnsi"/>
+          <w:rFonts w:eastAsia="Noto Sans Thai" w:cs="Angsana New"/>
           <w:b/>
           <w:bCs/>
           <w:sz w:val="24"/>
           <w:szCs w:val="24"/>
           <w:cs/>
-          <w:lang w:bidi="th-TH"/>
         </w:rPr>
         <w:t xml:space="preserve">. </w:t>
       </w:r>
@@ -10517,44 +11085,31 @@
       </w:r>
       <w:r>
         <w:rPr>
-          <w:rFonts w:eastAsia="Noto Sans Thai" w:cstheme="minorHAnsi"/>
+          <w:rFonts w:eastAsia="Noto Sans Thai" w:cs="Angsana New"/>
           <w:b/>
           <w:bCs/>
           <w:sz w:val="24"/>
           <w:szCs w:val="24"/>
           <w:cs/>
         </w:rPr>
-        <w:t xml:space="preserve"> </w:t>
+        <w:t xml:space="preserve"> (</w:t>
       </w:r>
       <w:r>
         <w:rPr>
           <w:rFonts w:eastAsia="Noto Sans Thai" w:cstheme="minorHAnsi"/>
+          <w:b/>
+          <w:sz w:val="24"/>
+        </w:rPr>
+        <w:t>room</w:t>
+      </w:r>
+      <w:r>
+        <w:rPr>
+          <w:rFonts w:eastAsia="Noto Sans Thai" w:cs="Angsana New"/>
           <w:b/>
           <w:bCs/>
           <w:sz w:val="24"/>
           <w:szCs w:val="24"/>
           <w:cs/>
-          <w:lang w:bidi="th-TH"/>
-        </w:rPr>
-        <w:t>(</w:t>
-      </w:r>
-      <w:r>
-        <w:rPr>
-          <w:rFonts w:eastAsia="Noto Sans Thai" w:cstheme="minorHAnsi"/>
-          <w:b/>
-          <w:sz w:val="24"/>
-        </w:rPr>
-        <w:t>room</w:t>
-      </w:r>
-      <w:r>
-        <w:rPr>
-          <w:rFonts w:eastAsia="Noto Sans Thai" w:cstheme="minorHAnsi"/>
-          <w:b/>
-          <w:bCs/>
-          <w:sz w:val="24"/>
-          <w:szCs w:val="24"/>
-          <w:cs/>
-          <w:lang w:bidi="th-TH"/>
         </w:rPr>
         <w:t>)</w:t>
       </w:r>
@@ -10921,7 +11476,6 @@
                 <w:sz w:val="18"/>
                 <w:szCs w:val="18"/>
                 <w:cs/>
-                <w:lang w:bidi="th-TH"/>
               </w:rPr>
               <w:t>(</w:t>
             </w:r>
@@ -10938,7 +11492,6 @@
                 <w:sz w:val="18"/>
                 <w:szCs w:val="18"/>
                 <w:cs/>
-                <w:lang w:bidi="th-TH"/>
               </w:rPr>
               <w:t>)</w:t>
             </w:r>
@@ -11190,7 +11743,6 @@
                 <w:sz w:val="18"/>
                 <w:szCs w:val="18"/>
                 <w:cs/>
-                <w:lang w:bidi="th-TH"/>
               </w:rPr>
               <w:t>(</w:t>
             </w:r>
@@ -11207,7 +11759,6 @@
                 <w:sz w:val="18"/>
                 <w:szCs w:val="18"/>
                 <w:cs/>
-                <w:lang w:bidi="th-TH"/>
               </w:rPr>
               <w:t>)</w:t>
             </w:r>
@@ -11347,7 +11898,6 @@
                 <w:sz w:val="18"/>
                 <w:szCs w:val="18"/>
                 <w:cs/>
-                <w:lang w:bidi="th-TH"/>
               </w:rPr>
               <w:t>(</w:t>
             </w:r>
@@ -11364,7 +11914,6 @@
                 <w:sz w:val="18"/>
                 <w:szCs w:val="18"/>
                 <w:cs/>
-                <w:lang w:bidi="th-TH"/>
               </w:rPr>
               <w:t>)</w:t>
             </w:r>
@@ -11427,7 +11976,6 @@
                 <w:sz w:val="18"/>
                 <w:szCs w:val="18"/>
                 <w:cs/>
-                <w:lang w:bidi="th-TH"/>
               </w:rPr>
               <w:t>.</w:t>
             </w:r>
@@ -11512,7 +12060,6 @@
                 <w:sz w:val="18"/>
                 <w:szCs w:val="18"/>
                 <w:cs/>
-                <w:lang w:bidi="th-TH"/>
               </w:rPr>
               <w:t>(</w:t>
             </w:r>
@@ -11529,7 +12076,6 @@
                 <w:sz w:val="18"/>
                 <w:szCs w:val="18"/>
                 <w:cs/>
-                <w:lang w:bidi="th-TH"/>
               </w:rPr>
               <w:t>)</w:t>
             </w:r>
@@ -11628,7 +12174,6 @@
                 <w:rFonts w:ascii="Noto Sans Thai" w:eastAsia="Noto Sans Thai" w:hAnsi="Noto Sans Thai" w:cs="Noto Sans Thai"/>
                 <w:sz w:val="18"/>
               </w:rPr>
-              <w:lastRenderedPageBreak/>
               <w:t>status</w:t>
             </w:r>
           </w:p>
@@ -11661,7 +12206,6 @@
                 <w:sz w:val="18"/>
                 <w:szCs w:val="18"/>
                 <w:cs/>
-                <w:lang w:bidi="th-TH"/>
               </w:rPr>
               <w:t>(</w:t>
             </w:r>
@@ -11678,7 +12222,6 @@
                 <w:sz w:val="18"/>
                 <w:szCs w:val="18"/>
                 <w:cs/>
-                <w:lang w:bidi="th-TH"/>
               </w:rPr>
               <w:t>)</w:t>
             </w:r>
@@ -12007,13 +12550,12 @@
       </w:r>
       <w:r>
         <w:rPr>
-          <w:rFonts w:eastAsia="Noto Sans Thai" w:cstheme="minorHAnsi"/>
+          <w:rFonts w:eastAsia="Noto Sans Thai" w:cs="Angsana New"/>
           <w:b/>
           <w:bCs/>
           <w:sz w:val="24"/>
           <w:szCs w:val="24"/>
           <w:cs/>
-          <w:lang w:bidi="th-TH"/>
         </w:rPr>
         <w:t xml:space="preserve">. </w:t>
       </w:r>
@@ -12030,44 +12572,31 @@
       </w:r>
       <w:r>
         <w:rPr>
-          <w:rFonts w:eastAsia="Noto Sans Thai" w:cstheme="minorHAnsi"/>
+          <w:rFonts w:eastAsia="Noto Sans Thai" w:cs="Angsana New"/>
           <w:b/>
           <w:bCs/>
           <w:sz w:val="24"/>
           <w:szCs w:val="24"/>
           <w:cs/>
         </w:rPr>
-        <w:t xml:space="preserve"> </w:t>
+        <w:t xml:space="preserve"> (</w:t>
       </w:r>
       <w:r>
         <w:rPr>
           <w:rFonts w:eastAsia="Noto Sans Thai" w:cstheme="minorHAnsi"/>
+          <w:b/>
+          <w:sz w:val="24"/>
+        </w:rPr>
+        <w:t>tenants</w:t>
+      </w:r>
+      <w:r>
+        <w:rPr>
+          <w:rFonts w:eastAsia="Noto Sans Thai" w:cs="Angsana New"/>
           <w:b/>
           <w:bCs/>
           <w:sz w:val="24"/>
           <w:szCs w:val="24"/>
           <w:cs/>
-          <w:lang w:bidi="th-TH"/>
-        </w:rPr>
-        <w:t>(</w:t>
-      </w:r>
-      <w:r>
-        <w:rPr>
-          <w:rFonts w:eastAsia="Noto Sans Thai" w:cstheme="minorHAnsi"/>
-          <w:b/>
-          <w:sz w:val="24"/>
-        </w:rPr>
-        <w:t>tenants</w:t>
-      </w:r>
-      <w:r>
-        <w:rPr>
-          <w:rFonts w:eastAsia="Noto Sans Thai" w:cstheme="minorHAnsi"/>
-          <w:b/>
-          <w:bCs/>
-          <w:sz w:val="24"/>
-          <w:szCs w:val="24"/>
-          <w:cs/>
-          <w:lang w:bidi="th-TH"/>
         </w:rPr>
         <w:t>)</w:t>
       </w:r>
@@ -12434,7 +12963,6 @@
                 <w:sz w:val="18"/>
                 <w:szCs w:val="18"/>
                 <w:cs/>
-                <w:lang w:bidi="th-TH"/>
               </w:rPr>
               <w:t>(</w:t>
             </w:r>
@@ -12451,7 +12979,6 @@
                 <w:sz w:val="18"/>
                 <w:szCs w:val="18"/>
                 <w:cs/>
-                <w:lang w:bidi="th-TH"/>
               </w:rPr>
               <w:t>)</w:t>
             </w:r>
@@ -12703,7 +13230,6 @@
                 <w:sz w:val="18"/>
                 <w:szCs w:val="18"/>
                 <w:cs/>
-                <w:lang w:bidi="th-TH"/>
               </w:rPr>
               <w:t>(</w:t>
             </w:r>
@@ -12720,7 +13246,6 @@
                 <w:sz w:val="18"/>
                 <w:szCs w:val="18"/>
                 <w:cs/>
-                <w:lang w:bidi="th-TH"/>
               </w:rPr>
               <w:t>)</w:t>
             </w:r>
@@ -12834,7 +13359,6 @@
                 <w:sz w:val="18"/>
                 <w:szCs w:val="18"/>
                 <w:cs/>
-                <w:lang w:bidi="th-TH"/>
               </w:rPr>
               <w:t>(</w:t>
             </w:r>
@@ -12851,7 +13375,6 @@
                 <w:sz w:val="18"/>
                 <w:szCs w:val="18"/>
                 <w:cs/>
-                <w:lang w:bidi="th-TH"/>
               </w:rPr>
               <w:t>)</w:t>
             </w:r>
@@ -12965,7 +13488,6 @@
                 <w:sz w:val="18"/>
                 <w:szCs w:val="18"/>
                 <w:cs/>
-                <w:lang w:bidi="th-TH"/>
               </w:rPr>
               <w:t>(</w:t>
             </w:r>
@@ -12982,7 +13504,6 @@
                 <w:sz w:val="18"/>
                 <w:szCs w:val="18"/>
                 <w:cs/>
-                <w:lang w:bidi="th-TH"/>
               </w:rPr>
               <w:t>)</w:t>
             </w:r>
@@ -13106,7 +13627,6 @@
                 <w:sz w:val="18"/>
                 <w:szCs w:val="18"/>
                 <w:cs/>
-                <w:lang w:bidi="th-TH"/>
               </w:rPr>
               <w:t>(</w:t>
             </w:r>
@@ -13123,7 +13643,6 @@
                 <w:sz w:val="18"/>
                 <w:szCs w:val="18"/>
                 <w:cs/>
-                <w:lang w:bidi="th-TH"/>
               </w:rPr>
               <w:t>)</w:t>
             </w:r>
@@ -13254,7 +13773,6 @@
                 <w:sz w:val="18"/>
                 <w:szCs w:val="18"/>
                 <w:cs/>
-                <w:lang w:bidi="th-TH"/>
               </w:rPr>
               <w:t>(</w:t>
             </w:r>
@@ -13271,7 +13789,6 @@
                 <w:sz w:val="18"/>
                 <w:szCs w:val="18"/>
                 <w:cs/>
-                <w:lang w:bidi="th-TH"/>
               </w:rPr>
               <w:t>)</w:t>
             </w:r>
@@ -13509,7 +14026,6 @@
                 <w:sz w:val="18"/>
                 <w:szCs w:val="18"/>
                 <w:cs/>
-                <w:lang w:bidi="th-TH"/>
               </w:rPr>
               <w:t>(</w:t>
             </w:r>
@@ -13526,7 +14042,6 @@
                 <w:sz w:val="18"/>
                 <w:szCs w:val="18"/>
                 <w:cs/>
-                <w:lang w:bidi="th-TH"/>
               </w:rPr>
               <w:t>)</w:t>
             </w:r>
@@ -13618,6 +14133,7 @@
                 <w:rFonts w:ascii="Noto Sans Thai" w:eastAsia="Noto Sans Thai" w:hAnsi="Noto Sans Thai" w:cs="Noto Sans Thai"/>
                 <w:sz w:val="18"/>
               </w:rPr>
+              <w:lastRenderedPageBreak/>
               <w:t>emergency_contact_phone</w:t>
             </w:r>
           </w:p>
@@ -13650,7 +14166,6 @@
                 <w:sz w:val="18"/>
                 <w:szCs w:val="18"/>
                 <w:cs/>
-                <w:lang w:bidi="th-TH"/>
               </w:rPr>
               <w:t>(</w:t>
             </w:r>
@@ -13667,7 +14182,6 @@
                 <w:sz w:val="18"/>
                 <w:szCs w:val="18"/>
                 <w:cs/>
-                <w:lang w:bidi="th-TH"/>
               </w:rPr>
               <w:t>)</w:t>
             </w:r>
@@ -13835,18 +14349,8 @@
                 <w:sz w:val="18"/>
                 <w:szCs w:val="18"/>
                 <w:cs/>
-                <w:lang w:bidi="th-TH"/>
-              </w:rPr>
-              <w:t xml:space="preserve">= </w:t>
-            </w:r>
-            <w:r>
-              <w:rPr>
-                <w:rFonts w:ascii="Noto Sans Thai" w:eastAsia="Noto Sans Thai" w:hAnsi="Noto Sans Thai" w:cs="Noto Sans Thai"/>
-                <w:sz w:val="18"/>
-                <w:szCs w:val="18"/>
-                <w:cs/>
-              </w:rPr>
-              <w:t>ใช้งานอยู่</w:t>
+              </w:rPr>
+              <w:t>= ใช้งานอยู่</w:t>
             </w:r>
           </w:p>
         </w:tc>
@@ -14006,13 +14510,12 @@
       </w:r>
       <w:r>
         <w:rPr>
-          <w:rFonts w:eastAsia="Noto Sans Thai" w:cstheme="minorHAnsi"/>
+          <w:rFonts w:eastAsia="Noto Sans Thai" w:cs="Angsana New"/>
           <w:b/>
           <w:bCs/>
           <w:sz w:val="24"/>
           <w:szCs w:val="24"/>
           <w:cs/>
-          <w:lang w:bidi="th-TH"/>
         </w:rPr>
         <w:t xml:space="preserve">. </w:t>
       </w:r>
@@ -14029,44 +14532,31 @@
       </w:r>
       <w:r>
         <w:rPr>
-          <w:rFonts w:eastAsia="Noto Sans Thai" w:cstheme="minorHAnsi"/>
+          <w:rFonts w:eastAsia="Noto Sans Thai" w:cs="Angsana New"/>
           <w:b/>
           <w:bCs/>
           <w:sz w:val="24"/>
           <w:szCs w:val="24"/>
           <w:cs/>
         </w:rPr>
-        <w:t xml:space="preserve"> </w:t>
+        <w:t xml:space="preserve"> (</w:t>
       </w:r>
       <w:r>
         <w:rPr>
           <w:rFonts w:eastAsia="Noto Sans Thai" w:cstheme="minorHAnsi"/>
+          <w:b/>
+          <w:sz w:val="24"/>
+        </w:rPr>
+        <w:t>employees</w:t>
+      </w:r>
+      <w:r>
+        <w:rPr>
+          <w:rFonts w:eastAsia="Noto Sans Thai" w:cs="Angsana New"/>
           <w:b/>
           <w:bCs/>
           <w:sz w:val="24"/>
           <w:szCs w:val="24"/>
           <w:cs/>
-          <w:lang w:bidi="th-TH"/>
-        </w:rPr>
-        <w:t>(</w:t>
-      </w:r>
-      <w:r>
-        <w:rPr>
-          <w:rFonts w:eastAsia="Noto Sans Thai" w:cstheme="minorHAnsi"/>
-          <w:b/>
-          <w:sz w:val="24"/>
-        </w:rPr>
-        <w:t>employees</w:t>
-      </w:r>
-      <w:r>
-        <w:rPr>
-          <w:rFonts w:eastAsia="Noto Sans Thai" w:cstheme="minorHAnsi"/>
-          <w:b/>
-          <w:bCs/>
-          <w:sz w:val="24"/>
-          <w:szCs w:val="24"/>
-          <w:cs/>
-          <w:lang w:bidi="th-TH"/>
         </w:rPr>
         <w:t>)</w:t>
       </w:r>
@@ -14433,7 +14923,6 @@
                 <w:sz w:val="18"/>
                 <w:szCs w:val="18"/>
                 <w:cs/>
-                <w:lang w:bidi="th-TH"/>
               </w:rPr>
               <w:t>(</w:t>
             </w:r>
@@ -14450,7 +14939,6 @@
                 <w:sz w:val="18"/>
                 <w:szCs w:val="18"/>
                 <w:cs/>
-                <w:lang w:bidi="th-TH"/>
               </w:rPr>
               <w:t>)</w:t>
             </w:r>
@@ -14702,7 +15190,6 @@
                 <w:sz w:val="18"/>
                 <w:szCs w:val="18"/>
                 <w:cs/>
-                <w:lang w:bidi="th-TH"/>
               </w:rPr>
               <w:t>(</w:t>
             </w:r>
@@ -14719,7 +15206,6 @@
                 <w:sz w:val="18"/>
                 <w:szCs w:val="18"/>
                 <w:cs/>
-                <w:lang w:bidi="th-TH"/>
               </w:rPr>
               <w:t>)</w:t>
             </w:r>
@@ -14833,7 +15319,6 @@
                 <w:sz w:val="18"/>
                 <w:szCs w:val="18"/>
                 <w:cs/>
-                <w:lang w:bidi="th-TH"/>
               </w:rPr>
               <w:t>(</w:t>
             </w:r>
@@ -14850,7 +15335,6 @@
                 <w:sz w:val="18"/>
                 <w:szCs w:val="18"/>
                 <w:cs/>
-                <w:lang w:bidi="th-TH"/>
               </w:rPr>
               <w:t>)</w:t>
             </w:r>
@@ -14932,7 +15416,6 @@
                 <w:rFonts w:ascii="Noto Sans Thai" w:eastAsia="Noto Sans Thai" w:hAnsi="Noto Sans Thai" w:cs="Noto Sans Thai"/>
                 <w:sz w:val="18"/>
               </w:rPr>
-              <w:lastRenderedPageBreak/>
               <w:t>phone</w:t>
             </w:r>
           </w:p>
@@ -14965,7 +15448,6 @@
                 <w:sz w:val="18"/>
                 <w:szCs w:val="18"/>
                 <w:cs/>
-                <w:lang w:bidi="th-TH"/>
               </w:rPr>
               <w:t>(</w:t>
             </w:r>
@@ -14982,7 +15464,6 @@
                 <w:sz w:val="18"/>
                 <w:szCs w:val="18"/>
                 <w:cs/>
-                <w:lang w:bidi="th-TH"/>
               </w:rPr>
               <w:t>)</w:t>
             </w:r>
@@ -15106,7 +15587,6 @@
                 <w:sz w:val="18"/>
                 <w:szCs w:val="18"/>
                 <w:cs/>
-                <w:lang w:bidi="th-TH"/>
               </w:rPr>
               <w:t>(</w:t>
             </w:r>
@@ -15123,7 +15603,6 @@
                 <w:sz w:val="18"/>
                 <w:szCs w:val="18"/>
                 <w:cs/>
-                <w:lang w:bidi="th-TH"/>
               </w:rPr>
               <w:t>)</w:t>
             </w:r>
@@ -15247,7 +15726,6 @@
                 <w:sz w:val="18"/>
                 <w:szCs w:val="18"/>
                 <w:cs/>
-                <w:lang w:bidi="th-TH"/>
               </w:rPr>
               <w:t>(</w:t>
             </w:r>
@@ -15264,7 +15742,6 @@
                 <w:sz w:val="18"/>
                 <w:szCs w:val="18"/>
                 <w:cs/>
-                <w:lang w:bidi="th-TH"/>
               </w:rPr>
               <w:t>)</w:t>
             </w:r>
@@ -15622,7 +16099,6 @@
                 <w:sz w:val="18"/>
                 <w:szCs w:val="18"/>
                 <w:cs/>
-                <w:lang w:bidi="th-TH"/>
               </w:rPr>
               <w:t>(</w:t>
             </w:r>
@@ -15639,7 +16115,6 @@
                 <w:sz w:val="18"/>
                 <w:szCs w:val="18"/>
                 <w:cs/>
-                <w:lang w:bidi="th-TH"/>
               </w:rPr>
               <w:t>)</w:t>
             </w:r>
@@ -15854,13 +16329,12 @@
       </w:r>
       <w:r>
         <w:rPr>
-          <w:rFonts w:eastAsia="Noto Sans Thai" w:cstheme="minorHAnsi"/>
+          <w:rFonts w:eastAsia="Noto Sans Thai" w:cs="Angsana New"/>
           <w:b/>
           <w:bCs/>
           <w:sz w:val="24"/>
           <w:szCs w:val="24"/>
           <w:cs/>
-          <w:lang w:bidi="th-TH"/>
         </w:rPr>
         <w:t xml:space="preserve">. </w:t>
       </w:r>
@@ -15877,44 +16351,31 @@
       </w:r>
       <w:r>
         <w:rPr>
-          <w:rFonts w:eastAsia="Noto Sans Thai" w:cstheme="minorHAnsi"/>
+          <w:rFonts w:eastAsia="Noto Sans Thai" w:cs="Angsana New"/>
           <w:b/>
           <w:bCs/>
           <w:sz w:val="24"/>
           <w:szCs w:val="24"/>
           <w:cs/>
         </w:rPr>
-        <w:t xml:space="preserve"> </w:t>
+        <w:t xml:space="preserve"> (</w:t>
       </w:r>
       <w:r>
         <w:rPr>
           <w:rFonts w:eastAsia="Noto Sans Thai" w:cstheme="minorHAnsi"/>
+          <w:b/>
+          <w:sz w:val="24"/>
+        </w:rPr>
+        <w:t>rental_contracts</w:t>
+      </w:r>
+      <w:r>
+        <w:rPr>
+          <w:rFonts w:eastAsia="Noto Sans Thai" w:cs="Angsana New"/>
           <w:b/>
           <w:bCs/>
           <w:sz w:val="24"/>
           <w:szCs w:val="24"/>
           <w:cs/>
-          <w:lang w:bidi="th-TH"/>
-        </w:rPr>
-        <w:t>(</w:t>
-      </w:r>
-      <w:r>
-        <w:rPr>
-          <w:rFonts w:eastAsia="Noto Sans Thai" w:cstheme="minorHAnsi"/>
-          <w:b/>
-          <w:sz w:val="24"/>
-        </w:rPr>
-        <w:t>rental_contracts</w:t>
-      </w:r>
-      <w:r>
-        <w:rPr>
-          <w:rFonts w:eastAsia="Noto Sans Thai" w:cstheme="minorHAnsi"/>
-          <w:b/>
-          <w:bCs/>
-          <w:sz w:val="24"/>
-          <w:szCs w:val="24"/>
-          <w:cs/>
-          <w:lang w:bidi="th-TH"/>
         </w:rPr>
         <w:t>)</w:t>
       </w:r>
@@ -16281,7 +16742,6 @@
                 <w:sz w:val="18"/>
                 <w:szCs w:val="18"/>
                 <w:cs/>
-                <w:lang w:bidi="th-TH"/>
               </w:rPr>
               <w:t>(</w:t>
             </w:r>
@@ -16298,7 +16758,6 @@
                 <w:sz w:val="18"/>
                 <w:szCs w:val="18"/>
                 <w:cs/>
-                <w:lang w:bidi="th-TH"/>
               </w:rPr>
               <w:t>)</w:t>
             </w:r>
@@ -16867,6 +17326,7 @@
                 <w:rFonts w:ascii="Noto Sans Thai" w:eastAsia="Noto Sans Thai" w:hAnsi="Noto Sans Thai" w:cs="Noto Sans Thai"/>
                 <w:sz w:val="18"/>
               </w:rPr>
+              <w:lastRenderedPageBreak/>
               <w:t>monthly_rent</w:t>
             </w:r>
           </w:p>
@@ -16899,7 +17359,6 @@
                 <w:sz w:val="18"/>
                 <w:szCs w:val="18"/>
                 <w:cs/>
-                <w:lang w:bidi="th-TH"/>
               </w:rPr>
               <w:t>(</w:t>
             </w:r>
@@ -16916,7 +17375,6 @@
                 <w:sz w:val="18"/>
                 <w:szCs w:val="18"/>
                 <w:cs/>
-                <w:lang w:bidi="th-TH"/>
               </w:rPr>
               <w:t>)</w:t>
             </w:r>
@@ -17040,7 +17498,6 @@
                 <w:sz w:val="18"/>
                 <w:szCs w:val="18"/>
                 <w:cs/>
-                <w:lang w:bidi="th-TH"/>
               </w:rPr>
               <w:t>(</w:t>
             </w:r>
@@ -17057,7 +17514,6 @@
                 <w:sz w:val="18"/>
                 <w:szCs w:val="18"/>
                 <w:cs/>
-                <w:lang w:bidi="th-TH"/>
               </w:rPr>
               <w:t>)</w:t>
             </w:r>
@@ -17188,7 +17644,6 @@
                 <w:sz w:val="18"/>
                 <w:szCs w:val="18"/>
                 <w:cs/>
-                <w:lang w:bidi="th-TH"/>
               </w:rPr>
               <w:t>(</w:t>
             </w:r>
@@ -17205,7 +17660,6 @@
                 <w:sz w:val="18"/>
                 <w:szCs w:val="18"/>
                 <w:cs/>
-                <w:lang w:bidi="th-TH"/>
               </w:rPr>
               <w:t>)</w:t>
             </w:r>
@@ -17655,13 +18109,12 @@
       </w:r>
       <w:r>
         <w:rPr>
-          <w:rFonts w:eastAsia="Noto Sans Thai" w:cstheme="minorHAnsi"/>
+          <w:rFonts w:eastAsia="Noto Sans Thai" w:cs="Angsana New"/>
           <w:b/>
           <w:bCs/>
           <w:sz w:val="24"/>
           <w:szCs w:val="24"/>
           <w:cs/>
-          <w:lang w:bidi="th-TH"/>
         </w:rPr>
         <w:t xml:space="preserve">. </w:t>
       </w:r>
@@ -17678,44 +18131,31 @@
       </w:r>
       <w:r>
         <w:rPr>
-          <w:rFonts w:eastAsia="Noto Sans Thai" w:cstheme="minorHAnsi"/>
+          <w:rFonts w:eastAsia="Noto Sans Thai" w:cs="Angsana New"/>
           <w:b/>
           <w:bCs/>
           <w:sz w:val="24"/>
           <w:szCs w:val="24"/>
           <w:cs/>
         </w:rPr>
-        <w:t xml:space="preserve"> </w:t>
+        <w:t xml:space="preserve"> (</w:t>
       </w:r>
       <w:r>
         <w:rPr>
           <w:rFonts w:eastAsia="Noto Sans Thai" w:cstheme="minorHAnsi"/>
+          <w:b/>
+          <w:sz w:val="24"/>
+        </w:rPr>
+        <w:t>invoices</w:t>
+      </w:r>
+      <w:r>
+        <w:rPr>
+          <w:rFonts w:eastAsia="Noto Sans Thai" w:cs="Angsana New"/>
           <w:b/>
           <w:bCs/>
           <w:sz w:val="24"/>
           <w:szCs w:val="24"/>
           <w:cs/>
-          <w:lang w:bidi="th-TH"/>
-        </w:rPr>
-        <w:t>(</w:t>
-      </w:r>
-      <w:r>
-        <w:rPr>
-          <w:rFonts w:eastAsia="Noto Sans Thai" w:cstheme="minorHAnsi"/>
-          <w:b/>
-          <w:sz w:val="24"/>
-        </w:rPr>
-        <w:t>invoices</w:t>
-      </w:r>
-      <w:r>
-        <w:rPr>
-          <w:rFonts w:eastAsia="Noto Sans Thai" w:cstheme="minorHAnsi"/>
-          <w:b/>
-          <w:bCs/>
-          <w:sz w:val="24"/>
-          <w:szCs w:val="24"/>
-          <w:cs/>
-          <w:lang w:bidi="th-TH"/>
         </w:rPr>
         <w:t>)</w:t>
       </w:r>
@@ -18082,7 +18522,6 @@
                 <w:sz w:val="18"/>
                 <w:szCs w:val="18"/>
                 <w:cs/>
-                <w:lang w:bidi="th-TH"/>
               </w:rPr>
               <w:t>(</w:t>
             </w:r>
@@ -18099,7 +18538,6 @@
                 <w:sz w:val="18"/>
                 <w:szCs w:val="18"/>
                 <w:cs/>
-                <w:lang w:bidi="th-TH"/>
               </w:rPr>
               <w:t>)</w:t>
             </w:r>
@@ -18319,7 +18757,6 @@
                 <w:rFonts w:ascii="Noto Sans Thai" w:eastAsia="Noto Sans Thai" w:hAnsi="Noto Sans Thai" w:cs="Noto Sans Thai"/>
                 <w:sz w:val="18"/>
               </w:rPr>
-              <w:lastRenderedPageBreak/>
               <w:t>billing_month</w:t>
             </w:r>
           </w:p>
@@ -18466,7 +18903,6 @@
                 <w:sz w:val="18"/>
                 <w:szCs w:val="18"/>
                 <w:cs/>
-                <w:lang w:bidi="th-TH"/>
               </w:rPr>
               <w:t>(</w:t>
             </w:r>
@@ -18483,7 +18919,6 @@
                 <w:sz w:val="18"/>
                 <w:szCs w:val="18"/>
                 <w:cs/>
-                <w:lang w:bidi="th-TH"/>
               </w:rPr>
               <w:t>)</w:t>
             </w:r>
@@ -18614,7 +19049,6 @@
                 <w:sz w:val="18"/>
                 <w:szCs w:val="18"/>
                 <w:cs/>
-                <w:lang w:bidi="th-TH"/>
               </w:rPr>
               <w:t>(</w:t>
             </w:r>
@@ -18631,7 +19065,6 @@
                 <w:sz w:val="18"/>
                 <w:szCs w:val="18"/>
                 <w:cs/>
-                <w:lang w:bidi="th-TH"/>
               </w:rPr>
               <w:t>)</w:t>
             </w:r>
@@ -18762,7 +19195,6 @@
                 <w:sz w:val="18"/>
                 <w:szCs w:val="18"/>
                 <w:cs/>
-                <w:lang w:bidi="th-TH"/>
               </w:rPr>
               <w:t>(</w:t>
             </w:r>
@@ -18779,7 +19211,6 @@
                 <w:sz w:val="18"/>
                 <w:szCs w:val="18"/>
                 <w:cs/>
-                <w:lang w:bidi="th-TH"/>
               </w:rPr>
               <w:t>)</w:t>
             </w:r>
@@ -18910,7 +19341,6 @@
                 <w:sz w:val="18"/>
                 <w:szCs w:val="18"/>
                 <w:cs/>
-                <w:lang w:bidi="th-TH"/>
               </w:rPr>
               <w:t>(</w:t>
             </w:r>
@@ -18927,7 +19357,6 @@
                 <w:sz w:val="18"/>
                 <w:szCs w:val="18"/>
                 <w:cs/>
-                <w:lang w:bidi="th-TH"/>
               </w:rPr>
               <w:t>)</w:t>
             </w:r>
@@ -19058,7 +19487,6 @@
                 <w:sz w:val="18"/>
                 <w:szCs w:val="18"/>
                 <w:cs/>
-                <w:lang w:bidi="th-TH"/>
               </w:rPr>
               <w:t>(</w:t>
             </w:r>
@@ -19075,7 +19503,6 @@
                 <w:sz w:val="18"/>
                 <w:szCs w:val="18"/>
                 <w:cs/>
-                <w:lang w:bidi="th-TH"/>
               </w:rPr>
               <w:t>)</w:t>
             </w:r>
@@ -19206,7 +19633,6 @@
                 <w:sz w:val="18"/>
                 <w:szCs w:val="18"/>
                 <w:cs/>
-                <w:lang w:bidi="th-TH"/>
               </w:rPr>
               <w:t>(</w:t>
             </w:r>
@@ -19223,7 +19649,6 @@
                 <w:sz w:val="18"/>
                 <w:szCs w:val="18"/>
                 <w:cs/>
-                <w:lang w:bidi="th-TH"/>
               </w:rPr>
               <w:t>)</w:t>
             </w:r>
@@ -19354,7 +19779,6 @@
                 <w:sz w:val="18"/>
                 <w:szCs w:val="18"/>
                 <w:cs/>
-                <w:lang w:bidi="th-TH"/>
               </w:rPr>
               <w:t>(</w:t>
             </w:r>
@@ -19371,7 +19795,6 @@
                 <w:sz w:val="18"/>
                 <w:szCs w:val="18"/>
                 <w:cs/>
-                <w:lang w:bidi="th-TH"/>
               </w:rPr>
               <w:t>)</w:t>
             </w:r>
@@ -19502,7 +19925,6 @@
                 <w:sz w:val="18"/>
                 <w:szCs w:val="18"/>
                 <w:cs/>
-                <w:lang w:bidi="th-TH"/>
               </w:rPr>
               <w:t>(</w:t>
             </w:r>
@@ -19519,7 +19941,6 @@
                 <w:sz w:val="18"/>
                 <w:szCs w:val="18"/>
                 <w:cs/>
-                <w:lang w:bidi="th-TH"/>
               </w:rPr>
               <w:t>)</w:t>
             </w:r>
@@ -19650,7 +20071,6 @@
                 <w:sz w:val="18"/>
                 <w:szCs w:val="18"/>
                 <w:cs/>
-                <w:lang w:bidi="th-TH"/>
               </w:rPr>
               <w:t>(</w:t>
             </w:r>
@@ -19667,7 +20087,6 @@
                 <w:sz w:val="18"/>
                 <w:szCs w:val="18"/>
                 <w:cs/>
-                <w:lang w:bidi="th-TH"/>
               </w:rPr>
               <w:t>)</w:t>
             </w:r>
@@ -19798,7 +20217,6 @@
                 <w:sz w:val="18"/>
                 <w:szCs w:val="18"/>
                 <w:cs/>
-                <w:lang w:bidi="th-TH"/>
               </w:rPr>
               <w:t>(</w:t>
             </w:r>
@@ -19815,7 +20233,6 @@
                 <w:sz w:val="18"/>
                 <w:szCs w:val="18"/>
                 <w:cs/>
-                <w:lang w:bidi="th-TH"/>
               </w:rPr>
               <w:t>)</w:t>
             </w:r>
@@ -19946,7 +20363,6 @@
                 <w:sz w:val="18"/>
                 <w:szCs w:val="18"/>
                 <w:cs/>
-                <w:lang w:bidi="th-TH"/>
               </w:rPr>
               <w:t>(</w:t>
             </w:r>
@@ -19963,7 +20379,6 @@
                 <w:sz w:val="18"/>
                 <w:szCs w:val="18"/>
                 <w:cs/>
-                <w:lang w:bidi="th-TH"/>
               </w:rPr>
               <w:t>)</w:t>
             </w:r>
@@ -20094,7 +20509,6 @@
                 <w:sz w:val="18"/>
                 <w:szCs w:val="18"/>
                 <w:cs/>
-                <w:lang w:bidi="th-TH"/>
               </w:rPr>
               <w:t>(</w:t>
             </w:r>
@@ -20111,7 +20525,6 @@
                 <w:sz w:val="18"/>
                 <w:szCs w:val="18"/>
                 <w:cs/>
-                <w:lang w:bidi="th-TH"/>
               </w:rPr>
               <w:t>)</w:t>
             </w:r>
@@ -20235,7 +20648,6 @@
                 <w:sz w:val="18"/>
                 <w:szCs w:val="18"/>
                 <w:cs/>
-                <w:lang w:bidi="th-TH"/>
               </w:rPr>
               <w:t>(</w:t>
             </w:r>
@@ -20252,7 +20664,6 @@
                 <w:sz w:val="18"/>
                 <w:szCs w:val="18"/>
                 <w:cs/>
-                <w:lang w:bidi="th-TH"/>
               </w:rPr>
               <w:t>)</w:t>
             </w:r>
@@ -20300,64 +20711,7 @@
                 <w:szCs w:val="18"/>
                 <w:cs/>
               </w:rPr>
-              <w:t xml:space="preserve">ค่าเช่า </w:t>
-            </w:r>
-            <w:r>
-              <w:rPr>
-                <w:rFonts w:ascii="Noto Sans Thai" w:eastAsia="Noto Sans Thai" w:hAnsi="Noto Sans Thai" w:cs="Noto Sans Thai"/>
-                <w:sz w:val="18"/>
-                <w:szCs w:val="18"/>
-                <w:cs/>
-                <w:lang w:bidi="th-TH"/>
-              </w:rPr>
-              <w:t xml:space="preserve">+ </w:t>
-            </w:r>
-            <w:r>
-              <w:rPr>
-                <w:rFonts w:ascii="Noto Sans Thai" w:eastAsia="Noto Sans Thai" w:hAnsi="Noto Sans Thai" w:cs="Noto Sans Thai"/>
-                <w:sz w:val="18"/>
-                <w:szCs w:val="18"/>
-                <w:cs/>
-              </w:rPr>
-              <w:t xml:space="preserve">ค่าน้ำ </w:t>
-            </w:r>
-            <w:r>
-              <w:rPr>
-                <w:rFonts w:ascii="Noto Sans Thai" w:eastAsia="Noto Sans Thai" w:hAnsi="Noto Sans Thai" w:cs="Noto Sans Thai"/>
-                <w:sz w:val="18"/>
-                <w:szCs w:val="18"/>
-                <w:cs/>
-                <w:lang w:bidi="th-TH"/>
-              </w:rPr>
-              <w:t xml:space="preserve">+ </w:t>
-            </w:r>
-            <w:r>
-              <w:rPr>
-                <w:rFonts w:ascii="Noto Sans Thai" w:eastAsia="Noto Sans Thai" w:hAnsi="Noto Sans Thai" w:cs="Noto Sans Thai"/>
-                <w:sz w:val="18"/>
-                <w:szCs w:val="18"/>
-                <w:cs/>
-              </w:rPr>
-              <w:t xml:space="preserve">ค่าไฟ </w:t>
-            </w:r>
-            <w:r>
-              <w:rPr>
-                <w:rFonts w:ascii="Noto Sans Thai" w:eastAsia="Noto Sans Thai" w:hAnsi="Noto Sans Thai" w:cs="Noto Sans Thai"/>
-                <w:sz w:val="18"/>
-                <w:szCs w:val="18"/>
-                <w:cs/>
-                <w:lang w:bidi="th-TH"/>
-              </w:rPr>
-              <w:t xml:space="preserve">+ </w:t>
-            </w:r>
-            <w:r>
-              <w:rPr>
-                <w:rFonts w:ascii="Noto Sans Thai" w:eastAsia="Noto Sans Thai" w:hAnsi="Noto Sans Thai" w:cs="Noto Sans Thai"/>
-                <w:sz w:val="18"/>
-                <w:szCs w:val="18"/>
-                <w:cs/>
-              </w:rPr>
-              <w:t>ค่าอื่น</w:t>
+              <w:t>ค่าเช่า + ค่าน้ำ + ค่าไฟ + ค่าอื่น</w:t>
             </w:r>
           </w:p>
         </w:tc>
@@ -20547,7 +20901,6 @@
                 <w:sz w:val="18"/>
                 <w:szCs w:val="18"/>
                 <w:cs/>
-                <w:lang w:bidi="th-TH"/>
               </w:rPr>
               <w:t>(</w:t>
             </w:r>
@@ -20564,7 +20917,6 @@
                 <w:sz w:val="18"/>
                 <w:szCs w:val="18"/>
                 <w:cs/>
-                <w:lang w:bidi="th-TH"/>
               </w:rPr>
               <w:t>)</w:t>
             </w:r>
@@ -20663,6 +21015,7 @@
                 <w:rFonts w:ascii="Noto Sans Thai" w:eastAsia="Noto Sans Thai" w:hAnsi="Noto Sans Thai" w:cs="Noto Sans Thai"/>
                 <w:sz w:val="18"/>
               </w:rPr>
+              <w:lastRenderedPageBreak/>
               <w:t>payment_status</w:t>
             </w:r>
           </w:p>
@@ -20695,7 +21048,6 @@
                 <w:sz w:val="18"/>
                 <w:szCs w:val="18"/>
                 <w:cs/>
-                <w:lang w:bidi="th-TH"/>
               </w:rPr>
               <w:t>(</w:t>
             </w:r>
@@ -20712,7 +21064,6 @@
                 <w:sz w:val="18"/>
                 <w:szCs w:val="18"/>
                 <w:cs/>
-                <w:lang w:bidi="th-TH"/>
               </w:rPr>
               <w:t>)</w:t>
             </w:r>
@@ -20843,7 +21194,6 @@
                 <w:sz w:val="18"/>
                 <w:szCs w:val="18"/>
                 <w:cs/>
-                <w:lang w:bidi="th-TH"/>
               </w:rPr>
               <w:t>(</w:t>
             </w:r>
@@ -20860,7 +21210,6 @@
                 <w:sz w:val="18"/>
                 <w:szCs w:val="18"/>
                 <w:cs/>
-                <w:lang w:bidi="th-TH"/>
               </w:rPr>
               <w:t>)</w:t>
             </w:r>
@@ -21114,7 +21463,6 @@
                 <w:sz w:val="18"/>
                 <w:szCs w:val="18"/>
                 <w:cs/>
-                <w:lang w:bidi="th-TH"/>
               </w:rPr>
               <w:t>(</w:t>
             </w:r>
@@ -21131,7 +21479,6 @@
                 <w:sz w:val="18"/>
                 <w:szCs w:val="18"/>
                 <w:cs/>
-                <w:lang w:bidi="th-TH"/>
               </w:rPr>
               <w:t>)</w:t>
             </w:r>
@@ -21453,13 +21800,12 @@
       </w:r>
       <w:r>
         <w:rPr>
-          <w:rFonts w:eastAsia="Noto Sans Thai" w:cstheme="minorHAnsi"/>
+          <w:rFonts w:eastAsia="Noto Sans Thai" w:cs="Angsana New"/>
           <w:b/>
           <w:bCs/>
           <w:sz w:val="24"/>
           <w:szCs w:val="24"/>
           <w:cs/>
-          <w:lang w:bidi="th-TH"/>
         </w:rPr>
         <w:t xml:space="preserve">. </w:t>
       </w:r>
@@ -21476,44 +21822,31 @@
       </w:r>
       <w:r>
         <w:rPr>
-          <w:rFonts w:eastAsia="Noto Sans Thai" w:cstheme="minorHAnsi"/>
+          <w:rFonts w:eastAsia="Noto Sans Thai" w:cs="Angsana New"/>
           <w:b/>
           <w:bCs/>
           <w:sz w:val="24"/>
           <w:szCs w:val="24"/>
           <w:cs/>
         </w:rPr>
-        <w:t xml:space="preserve"> </w:t>
+        <w:t xml:space="preserve"> (</w:t>
       </w:r>
       <w:r>
         <w:rPr>
           <w:rFonts w:eastAsia="Noto Sans Thai" w:cstheme="minorHAnsi"/>
+          <w:b/>
+          <w:sz w:val="24"/>
+        </w:rPr>
+        <w:t>maintenance_requests</w:t>
+      </w:r>
+      <w:r>
+        <w:rPr>
+          <w:rFonts w:eastAsia="Noto Sans Thai" w:cs="Angsana New"/>
           <w:b/>
           <w:bCs/>
           <w:sz w:val="24"/>
           <w:szCs w:val="24"/>
           <w:cs/>
-          <w:lang w:bidi="th-TH"/>
-        </w:rPr>
-        <w:t>(</w:t>
-      </w:r>
-      <w:r>
-        <w:rPr>
-          <w:rFonts w:eastAsia="Noto Sans Thai" w:cstheme="minorHAnsi"/>
-          <w:b/>
-          <w:sz w:val="24"/>
-        </w:rPr>
-        <w:t>maintenance_requests</w:t>
-      </w:r>
-      <w:r>
-        <w:rPr>
-          <w:rFonts w:eastAsia="Noto Sans Thai" w:cstheme="minorHAnsi"/>
-          <w:b/>
-          <w:bCs/>
-          <w:sz w:val="24"/>
-          <w:szCs w:val="24"/>
-          <w:cs/>
-          <w:lang w:bidi="th-TH"/>
         </w:rPr>
         <w:t>)</w:t>
       </w:r>
@@ -21880,7 +22213,6 @@
                 <w:sz w:val="18"/>
                 <w:szCs w:val="18"/>
                 <w:cs/>
-                <w:lang w:bidi="th-TH"/>
               </w:rPr>
               <w:t>(</w:t>
             </w:r>
@@ -21897,7 +22229,6 @@
                 <w:sz w:val="18"/>
                 <w:szCs w:val="18"/>
                 <w:cs/>
-                <w:lang w:bidi="th-TH"/>
               </w:rPr>
               <w:t>)</w:t>
             </w:r>
@@ -22117,7 +22448,6 @@
                 <w:rFonts w:ascii="Noto Sans Thai" w:eastAsia="Noto Sans Thai" w:hAnsi="Noto Sans Thai" w:cs="Noto Sans Thai"/>
                 <w:sz w:val="18"/>
               </w:rPr>
-              <w:lastRenderedPageBreak/>
               <w:t>room_id</w:t>
             </w:r>
           </w:p>
@@ -22392,7 +22722,6 @@
                 <w:sz w:val="18"/>
                 <w:szCs w:val="18"/>
                 <w:cs/>
-                <w:lang w:bidi="th-TH"/>
               </w:rPr>
               <w:t>(</w:t>
             </w:r>
@@ -22409,7 +22738,6 @@
                 <w:sz w:val="18"/>
                 <w:szCs w:val="18"/>
                 <w:cs/>
-                <w:lang w:bidi="th-TH"/>
               </w:rPr>
               <w:t>)</w:t>
             </w:r>
@@ -22540,7 +22868,6 @@
                 <w:sz w:val="18"/>
                 <w:szCs w:val="18"/>
                 <w:cs/>
-                <w:lang w:bidi="th-TH"/>
               </w:rPr>
               <w:t>(</w:t>
             </w:r>
@@ -22557,7 +22884,6 @@
                 <w:sz w:val="18"/>
                 <w:szCs w:val="18"/>
                 <w:cs/>
-                <w:lang w:bidi="th-TH"/>
               </w:rPr>
               <w:t>)</w:t>
             </w:r>
@@ -22795,7 +23121,6 @@
                 <w:sz w:val="18"/>
                 <w:szCs w:val="18"/>
                 <w:cs/>
-                <w:lang w:bidi="th-TH"/>
               </w:rPr>
               <w:t>(</w:t>
             </w:r>
@@ -22812,7 +23137,6 @@
                 <w:sz w:val="18"/>
                 <w:szCs w:val="18"/>
                 <w:cs/>
-                <w:lang w:bidi="th-TH"/>
               </w:rPr>
               <w:t>)</w:t>
             </w:r>
@@ -22943,7 +23267,6 @@
                 <w:sz w:val="18"/>
                 <w:szCs w:val="18"/>
                 <w:cs/>
-                <w:lang w:bidi="th-TH"/>
               </w:rPr>
               <w:t>(</w:t>
             </w:r>
@@ -22960,7 +23283,6 @@
                 <w:sz w:val="18"/>
                 <w:szCs w:val="18"/>
                 <w:cs/>
-                <w:lang w:bidi="th-TH"/>
               </w:rPr>
               <w:t>)</w:t>
             </w:r>
@@ -23713,47 +24035,147 @@
         <w:autoSpaceDN w:val="0"/>
         <w:adjustRightInd w:val="0"/>
         <w:spacing w:after="0" w:line="240" w:lineRule="auto"/>
-        <w:ind w:left="0" w:firstLine="567"/>
-        <w:rPr>
-          <w:rFonts w:ascii="TH SarabunPSK" w:hAnsi="TH SarabunPSK" w:cs="TH SarabunPSK"/>
-          <w:color w:val="000000"/>
-          <w:sz w:val="32"/>
-          <w:szCs w:val="32"/>
-        </w:rPr>
-      </w:pPr>
-      <w:r>
-        <w:rPr>
-          <w:rFonts w:ascii="TH SarabunPSK" w:hAnsi="TH SarabunPSK" w:cs="TH SarabunPSK" w:hint="cs"/>
-          <w:color w:val="000000"/>
-          <w:sz w:val="32"/>
-          <w:szCs w:val="32"/>
-          <w:cs/>
-        </w:rPr>
-        <w:t>......................................................................................................................................................................................................................................................................</w:t>
-      </w:r>
-      <w:r>
-        <w:rPr>
-          <w:rFonts w:ascii="TH SarabunPSK" w:hAnsi="TH SarabunPSK" w:cs="TH SarabunPSK"/>
-          <w:color w:val="000000"/>
-          <w:sz w:val="32"/>
-          <w:szCs w:val="32"/>
-          <w:cs/>
-        </w:rPr>
-        <w:t>...</w:t>
-      </w:r>
-      <w:r>
-        <w:rPr>
-          <w:rFonts w:ascii="TH SarabunPSK" w:hAnsi="TH SarabunPSK" w:cs="TH SarabunPSK" w:hint="cs"/>
-          <w:color w:val="000000"/>
-          <w:sz w:val="32"/>
-          <w:szCs w:val="32"/>
-          <w:cs/>
-        </w:rPr>
-        <w:t>............................................</w:t>
+        <w:ind w:left="0" w:firstLine="720"/>
+        <w:rPr>
+          <w:rFonts w:ascii="TH SarabunPSK" w:hAnsi="TH SarabunPSK" w:cs="TH SarabunPSK"/>
+          <w:color w:val="000000"/>
+          <w:sz w:val="32"/>
+          <w:szCs w:val="32"/>
+        </w:rPr>
+      </w:pPr>
+      <w:r>
+        <w:rPr>
+          <w:rFonts w:ascii="TH SarabunPSK" w:hAnsi="TH SarabunPSK" w:cs="TH SarabunPSK"/>
+          <w:color w:val="000000"/>
+          <w:sz w:val="32"/>
+          <w:szCs w:val="32"/>
+          <w:cs/>
+        </w:rPr>
+        <w:t>แผนภาพกระแสการไหลของข้อมูล (</w:t>
+      </w:r>
+      <w:r>
+        <w:rPr>
+          <w:rFonts w:ascii="TH SarabunPSK" w:hAnsi="TH SarabunPSK" w:cs="TH SarabunPSK"/>
+          <w:color w:val="000000"/>
+          <w:sz w:val="32"/>
+          <w:szCs w:val="32"/>
+        </w:rPr>
+        <w:t>Data Flow Diagram</w:t>
+      </w:r>
+      <w:r>
+        <w:rPr>
+          <w:rFonts w:ascii="TH SarabunPSK" w:hAnsi="TH SarabunPSK" w:cs="TH SarabunPSK"/>
+          <w:color w:val="000000"/>
+          <w:sz w:val="32"/>
+          <w:szCs w:val="32"/>
+          <w:cs/>
+        </w:rPr>
+        <w:t xml:space="preserve">: </w:t>
+      </w:r>
+      <w:r>
+        <w:rPr>
+          <w:rFonts w:ascii="TH SarabunPSK" w:hAnsi="TH SarabunPSK" w:cs="TH SarabunPSK"/>
+          <w:color w:val="000000"/>
+          <w:sz w:val="32"/>
+          <w:szCs w:val="32"/>
+        </w:rPr>
+        <w:t>DFD</w:t>
+      </w:r>
+      <w:r>
+        <w:rPr>
+          <w:rFonts w:ascii="TH SarabunPSK" w:hAnsi="TH SarabunPSK" w:cs="TH SarabunPSK"/>
+          <w:color w:val="000000"/>
+          <w:sz w:val="32"/>
+          <w:szCs w:val="32"/>
+          <w:cs/>
+        </w:rPr>
+        <w:t>) ใช้สำหรับอธิบายภาพรวมของกระบวนการทำงาน การเคลื่อนที่ของข้อมูลระหว่างบุคคลภายนอกระบบ (</w:t>
+      </w:r>
+      <w:r>
+        <w:rPr>
+          <w:rFonts w:ascii="TH SarabunPSK" w:hAnsi="TH SarabunPSK" w:cs="TH SarabunPSK"/>
+          <w:color w:val="000000"/>
+          <w:sz w:val="32"/>
+          <w:szCs w:val="32"/>
+        </w:rPr>
+        <w:t>External Entities</w:t>
+      </w:r>
+      <w:r>
+        <w:rPr>
+          <w:rFonts w:ascii="TH SarabunPSK" w:hAnsi="TH SarabunPSK" w:cs="TH SarabunPSK"/>
+          <w:color w:val="000000"/>
+          <w:sz w:val="32"/>
+          <w:szCs w:val="32"/>
+          <w:cs/>
+        </w:rPr>
+        <w:t>)</w:t>
+      </w:r>
+      <w:r>
+        <w:rPr>
+          <w:rFonts w:ascii="TH SarabunPSK" w:hAnsi="TH SarabunPSK" w:cs="TH SarabunPSK"/>
+          <w:color w:val="000000"/>
+          <w:sz w:val="32"/>
+          <w:szCs w:val="32"/>
+        </w:rPr>
+        <w:t xml:space="preserve">, </w:t>
+      </w:r>
+      <w:r>
+        <w:rPr>
+          <w:rFonts w:ascii="TH SarabunPSK" w:hAnsi="TH SarabunPSK" w:cs="TH SarabunPSK"/>
+          <w:color w:val="000000"/>
+          <w:sz w:val="32"/>
+          <w:szCs w:val="32"/>
+          <w:cs/>
+        </w:rPr>
+        <w:lastRenderedPageBreak/>
+        <w:t>กระบวนการประมวลผล (</w:t>
+      </w:r>
+      <w:r>
+        <w:rPr>
+          <w:rFonts w:ascii="TH SarabunPSK" w:hAnsi="TH SarabunPSK" w:cs="TH SarabunPSK"/>
+          <w:color w:val="000000"/>
+          <w:sz w:val="32"/>
+          <w:szCs w:val="32"/>
+        </w:rPr>
+        <w:t>Processes</w:t>
+      </w:r>
+      <w:r>
+        <w:rPr>
+          <w:rFonts w:ascii="TH SarabunPSK" w:hAnsi="TH SarabunPSK" w:cs="TH SarabunPSK"/>
+          <w:color w:val="000000"/>
+          <w:sz w:val="32"/>
+          <w:szCs w:val="32"/>
+          <w:cs/>
+        </w:rPr>
+        <w:t>) และแหล่งจัดเก็บข้อมูล (</w:t>
+      </w:r>
+      <w:r>
+        <w:rPr>
+          <w:rFonts w:ascii="TH SarabunPSK" w:hAnsi="TH SarabunPSK" w:cs="TH SarabunPSK"/>
+          <w:color w:val="000000"/>
+          <w:sz w:val="32"/>
+          <w:szCs w:val="32"/>
+        </w:rPr>
+        <w:t>Data Stores</w:t>
+      </w:r>
+      <w:r>
+        <w:rPr>
+          <w:rFonts w:ascii="TH SarabunPSK" w:hAnsi="TH SarabunPSK" w:cs="TH SarabunPSK"/>
+          <w:color w:val="000000"/>
+          <w:sz w:val="32"/>
+          <w:szCs w:val="32"/>
+          <w:cs/>
+        </w:rPr>
+        <w:t>) โดยแบ่งการนำเสนอออกเป็น 2 ระดับ ดังนี้</w:t>
       </w:r>
     </w:p>
     <w:p>
       <w:pPr>
+        <w:pStyle w:val="ListParagraph"/>
+        <w:numPr>
+          <w:ilvl w:val="0"/>
+          <w:numId w:val="17"/>
+        </w:numPr>
         <w:autoSpaceDE w:val="0"/>
         <w:autoSpaceDN w:val="0"/>
         <w:adjustRightInd w:val="0"/>
@@ -23767,14 +24189,2218 @@
       </w:pPr>
       <w:r>
         <w:rPr>
-          <w:rFonts w:ascii="TH SarabunPSK" w:hAnsi="TH SarabunPSK" w:cs="TH SarabunPSK" w:hint="cs"/>
-          <w:color w:val="000000"/>
-          <w:sz w:val="32"/>
-          <w:szCs w:val="32"/>
-          <w:cs/>
-        </w:rPr>
-        <w:t>................................................................................................................................................................</w:t>
-      </w:r>
+          <w:rFonts w:ascii="TH SarabunPSK" w:hAnsi="TH SarabunPSK" w:cs="TH SarabunPSK"/>
+          <w:color w:val="000000"/>
+          <w:sz w:val="32"/>
+          <w:szCs w:val="32"/>
+          <w:cs/>
+        </w:rPr>
+        <w:t>แผนภาพบริบท (</w:t>
+      </w:r>
+      <w:r>
+        <w:rPr>
+          <w:rFonts w:ascii="TH SarabunPSK" w:hAnsi="TH SarabunPSK" w:cs="TH SarabunPSK"/>
+          <w:color w:val="000000"/>
+          <w:sz w:val="32"/>
+          <w:szCs w:val="32"/>
+        </w:rPr>
+        <w:t>Context Diagram</w:t>
+      </w:r>
+      <w:r>
+        <w:rPr>
+          <w:rFonts w:ascii="TH SarabunPSK" w:hAnsi="TH SarabunPSK" w:cs="TH SarabunPSK"/>
+          <w:color w:val="000000"/>
+          <w:sz w:val="32"/>
+          <w:szCs w:val="32"/>
+          <w:cs/>
+        </w:rPr>
+        <w:t>)</w:t>
+      </w:r>
+    </w:p>
+    <w:p>
+      <w:pPr>
+        <w:pStyle w:val="ListParagraph"/>
+        <w:autoSpaceDE w:val="0"/>
+        <w:autoSpaceDN w:val="0"/>
+        <w:adjustRightInd w:val="0"/>
+        <w:spacing w:after="0" w:line="240" w:lineRule="auto"/>
+        <w:ind w:left="1287"/>
+        <w:rPr>
+          <w:rFonts w:ascii="TH SarabunPSK" w:hAnsi="TH SarabunPSK" w:cs="TH SarabunPSK"/>
+          <w:color w:val="000000"/>
+          <w:sz w:val="32"/>
+          <w:szCs w:val="32"/>
+        </w:rPr>
+      </w:pPr>
+      <w:r>
+        <w:rPr>
+          <w:rFonts w:ascii="TH SarabunPSK" w:hAnsi="TH SarabunPSK" w:cs="TH SarabunPSK"/>
+          <w:color w:val="000000"/>
+          <w:sz w:val="32"/>
+          <w:szCs w:val="32"/>
+          <w:cs/>
+        </w:rPr>
+        <w:t>แผนภาพบริบทแสดงขอบเขตสูงสุดของระบบหอพัก (</w:t>
+      </w:r>
+      <w:r>
+        <w:rPr>
+          <w:rFonts w:ascii="TH SarabunPSK" w:hAnsi="TH SarabunPSK" w:cs="TH SarabunPSK"/>
+          <w:color w:val="000000"/>
+          <w:sz w:val="32"/>
+          <w:szCs w:val="32"/>
+        </w:rPr>
+        <w:t>Process 0</w:t>
+      </w:r>
+      <w:r>
+        <w:rPr>
+          <w:rFonts w:ascii="TH SarabunPSK" w:hAnsi="TH SarabunPSK" w:cs="TH SarabunPSK"/>
+          <w:color w:val="000000"/>
+          <w:sz w:val="32"/>
+          <w:szCs w:val="32"/>
+          <w:cs/>
+        </w:rPr>
+        <w:t>) ซึ่งมีปฏิสัมพันธ์กับสิ่งที่อยู่นอกระบบ (</w:t>
+      </w:r>
+      <w:r>
+        <w:rPr>
+          <w:rFonts w:ascii="TH SarabunPSK" w:hAnsi="TH SarabunPSK" w:cs="TH SarabunPSK"/>
+          <w:color w:val="000000"/>
+          <w:sz w:val="32"/>
+          <w:szCs w:val="32"/>
+        </w:rPr>
+        <w:t>External Entities</w:t>
+      </w:r>
+      <w:r>
+        <w:rPr>
+          <w:rFonts w:ascii="TH SarabunPSK" w:hAnsi="TH SarabunPSK" w:cs="TH SarabunPSK"/>
+          <w:color w:val="000000"/>
+          <w:sz w:val="32"/>
+          <w:szCs w:val="32"/>
+          <w:cs/>
+        </w:rPr>
+        <w:t xml:space="preserve">) ทั้งหมด </w:t>
+      </w:r>
+      <w:r>
+        <w:rPr>
+          <w:rFonts w:ascii="TH SarabunPSK" w:hAnsi="TH SarabunPSK" w:cs="TH SarabunPSK"/>
+          <w:color w:val="000000"/>
+          <w:sz w:val="32"/>
+          <w:szCs w:val="32"/>
+        </w:rPr>
+        <w:t xml:space="preserve">3 </w:t>
+      </w:r>
+      <w:r>
+        <w:rPr>
+          <w:rFonts w:ascii="TH SarabunPSK" w:hAnsi="TH SarabunPSK" w:cs="TH SarabunPSK"/>
+          <w:color w:val="000000"/>
+          <w:sz w:val="32"/>
+          <w:szCs w:val="32"/>
+          <w:cs/>
+        </w:rPr>
+        <w:t>กลุ่ม:</w:t>
+      </w:r>
+    </w:p>
+    <w:p>
+      <w:pPr>
+        <w:pStyle w:val="ListParagraph"/>
+        <w:numPr>
+          <w:ilvl w:val="1"/>
+          <w:numId w:val="13"/>
+        </w:numPr>
+        <w:autoSpaceDE w:val="0"/>
+        <w:autoSpaceDN w:val="0"/>
+        <w:adjustRightInd w:val="0"/>
+        <w:spacing w:after="0" w:line="240" w:lineRule="auto"/>
+        <w:rPr>
+          <w:rFonts w:ascii="TH SarabunPSK" w:hAnsi="TH SarabunPSK" w:cs="TH SarabunPSK"/>
+          <w:color w:val="000000"/>
+          <w:sz w:val="32"/>
+          <w:szCs w:val="32"/>
+        </w:rPr>
+      </w:pPr>
+      <w:r>
+        <w:rPr>
+          <w:rFonts w:ascii="TH SarabunPSK" w:hAnsi="TH SarabunPSK" w:cs="TH SarabunPSK"/>
+          <w:color w:val="000000"/>
+          <w:sz w:val="32"/>
+          <w:szCs w:val="32"/>
+          <w:cs/>
+        </w:rPr>
+        <w:t>ผู้เช่า (</w:t>
+      </w:r>
+      <w:r>
+        <w:rPr>
+          <w:rFonts w:ascii="TH SarabunPSK" w:hAnsi="TH SarabunPSK" w:cs="TH SarabunPSK"/>
+          <w:color w:val="000000"/>
+          <w:sz w:val="32"/>
+          <w:szCs w:val="32"/>
+        </w:rPr>
+        <w:t xml:space="preserve">Tenant </w:t>
+      </w:r>
+      <w:r>
+        <w:rPr>
+          <w:rFonts w:ascii="TH SarabunPSK" w:hAnsi="TH SarabunPSK" w:cs="TH SarabunPSK"/>
+          <w:color w:val="000000"/>
+          <w:sz w:val="32"/>
+          <w:szCs w:val="32"/>
+          <w:cs/>
+        </w:rPr>
+        <w:t xml:space="preserve">- </w:t>
+      </w:r>
+      <w:r>
+        <w:rPr>
+          <w:rFonts w:ascii="TH SarabunPSK" w:hAnsi="TH SarabunPSK" w:cs="TH SarabunPSK"/>
+          <w:color w:val="000000"/>
+          <w:sz w:val="32"/>
+          <w:szCs w:val="32"/>
+        </w:rPr>
+        <w:t>A</w:t>
+      </w:r>
+      <w:r>
+        <w:rPr>
+          <w:rFonts w:ascii="TH SarabunPSK" w:hAnsi="TH SarabunPSK" w:cs="TH SarabunPSK"/>
+          <w:color w:val="000000"/>
+          <w:sz w:val="32"/>
+          <w:szCs w:val="32"/>
+          <w:cs/>
+        </w:rPr>
+        <w:t>):</w:t>
+      </w:r>
+    </w:p>
+    <w:p>
+      <w:pPr>
+        <w:pStyle w:val="ListParagraph"/>
+        <w:numPr>
+          <w:ilvl w:val="2"/>
+          <w:numId w:val="13"/>
+        </w:numPr>
+        <w:autoSpaceDE w:val="0"/>
+        <w:autoSpaceDN w:val="0"/>
+        <w:adjustRightInd w:val="0"/>
+        <w:spacing w:after="0" w:line="240" w:lineRule="auto"/>
+        <w:rPr>
+          <w:rFonts w:ascii="TH SarabunPSK" w:hAnsi="TH SarabunPSK" w:cs="TH SarabunPSK"/>
+          <w:color w:val="000000"/>
+          <w:sz w:val="32"/>
+          <w:szCs w:val="32"/>
+        </w:rPr>
+      </w:pPr>
+      <w:r>
+        <w:rPr>
+          <w:rFonts w:ascii="TH SarabunPSK" w:hAnsi="TH SarabunPSK" w:cs="TH SarabunPSK"/>
+          <w:color w:val="000000"/>
+          <w:sz w:val="32"/>
+          <w:szCs w:val="32"/>
+          <w:cs/>
+        </w:rPr>
+        <w:t>ข้อมูลเข้าสู่ระบบ: ข้อมูลการเข้าสู่ระบบ</w:t>
+      </w:r>
+      <w:r>
+        <w:rPr>
+          <w:rFonts w:ascii="TH SarabunPSK" w:hAnsi="TH SarabunPSK" w:cs="TH SarabunPSK"/>
+          <w:color w:val="000000"/>
+          <w:sz w:val="32"/>
+          <w:szCs w:val="32"/>
+        </w:rPr>
+        <w:t xml:space="preserve">, </w:t>
+      </w:r>
+      <w:r>
+        <w:rPr>
+          <w:rFonts w:ascii="TH SarabunPSK" w:hAnsi="TH SarabunPSK" w:cs="TH SarabunPSK"/>
+          <w:color w:val="000000"/>
+          <w:sz w:val="32"/>
+          <w:szCs w:val="32"/>
+          <w:cs/>
+        </w:rPr>
+        <w:t>ข้อมูลคำร้อง/แจ้งซ่อม</w:t>
+      </w:r>
+      <w:r>
+        <w:rPr>
+          <w:rFonts w:ascii="TH SarabunPSK" w:hAnsi="TH SarabunPSK" w:cs="TH SarabunPSK"/>
+          <w:color w:val="000000"/>
+          <w:sz w:val="32"/>
+          <w:szCs w:val="32"/>
+        </w:rPr>
+        <w:t xml:space="preserve">, </w:t>
+      </w:r>
+      <w:r>
+        <w:rPr>
+          <w:rFonts w:ascii="TH SarabunPSK" w:hAnsi="TH SarabunPSK" w:cs="TH SarabunPSK"/>
+          <w:color w:val="000000"/>
+          <w:sz w:val="32"/>
+          <w:szCs w:val="32"/>
+          <w:cs/>
+        </w:rPr>
+        <w:t>หลักฐานการชำระเงิน</w:t>
+      </w:r>
+    </w:p>
+    <w:p>
+      <w:pPr>
+        <w:pStyle w:val="ListParagraph"/>
+        <w:numPr>
+          <w:ilvl w:val="2"/>
+          <w:numId w:val="13"/>
+        </w:numPr>
+        <w:autoSpaceDE w:val="0"/>
+        <w:autoSpaceDN w:val="0"/>
+        <w:adjustRightInd w:val="0"/>
+        <w:spacing w:after="0" w:line="240" w:lineRule="auto"/>
+        <w:rPr>
+          <w:rFonts w:ascii="TH SarabunPSK" w:hAnsi="TH SarabunPSK" w:cs="TH SarabunPSK"/>
+          <w:color w:val="000000"/>
+          <w:sz w:val="32"/>
+          <w:szCs w:val="32"/>
+        </w:rPr>
+      </w:pPr>
+      <w:r>
+        <w:rPr>
+          <w:rFonts w:ascii="TH SarabunPSK" w:hAnsi="TH SarabunPSK" w:cs="TH SarabunPSK"/>
+          <w:color w:val="000000"/>
+          <w:sz w:val="32"/>
+          <w:szCs w:val="32"/>
+          <w:cs/>
+        </w:rPr>
+        <w:t>ข้อมูลออกจากระบบ: ผลการเข้าสู่ระบบ</w:t>
+      </w:r>
+      <w:r>
+        <w:rPr>
+          <w:rFonts w:ascii="TH SarabunPSK" w:hAnsi="TH SarabunPSK" w:cs="TH SarabunPSK"/>
+          <w:color w:val="000000"/>
+          <w:sz w:val="32"/>
+          <w:szCs w:val="32"/>
+        </w:rPr>
+        <w:t xml:space="preserve">, </w:t>
+      </w:r>
+      <w:r>
+        <w:rPr>
+          <w:rFonts w:ascii="TH SarabunPSK" w:hAnsi="TH SarabunPSK" w:cs="TH SarabunPSK"/>
+          <w:color w:val="000000"/>
+          <w:sz w:val="32"/>
+          <w:szCs w:val="32"/>
+          <w:cs/>
+        </w:rPr>
+        <w:t>ข้อมูลห้องพัก</w:t>
+      </w:r>
+      <w:r>
+        <w:rPr>
+          <w:rFonts w:ascii="TH SarabunPSK" w:hAnsi="TH SarabunPSK" w:cs="TH SarabunPSK"/>
+          <w:color w:val="000000"/>
+          <w:sz w:val="32"/>
+          <w:szCs w:val="32"/>
+        </w:rPr>
+        <w:t xml:space="preserve">, </w:t>
+      </w:r>
+      <w:r>
+        <w:rPr>
+          <w:rFonts w:ascii="TH SarabunPSK" w:hAnsi="TH SarabunPSK" w:cs="TH SarabunPSK"/>
+          <w:color w:val="000000"/>
+          <w:sz w:val="32"/>
+          <w:szCs w:val="32"/>
+          <w:cs/>
+        </w:rPr>
+        <w:t>ข้อมูลสัญญาเช่าของตนเอง</w:t>
+      </w:r>
+      <w:r>
+        <w:rPr>
+          <w:rFonts w:ascii="TH SarabunPSK" w:hAnsi="TH SarabunPSK" w:cs="TH SarabunPSK"/>
+          <w:color w:val="000000"/>
+          <w:sz w:val="32"/>
+          <w:szCs w:val="32"/>
+        </w:rPr>
+        <w:t xml:space="preserve">, </w:t>
+      </w:r>
+      <w:r>
+        <w:rPr>
+          <w:rFonts w:ascii="TH SarabunPSK" w:hAnsi="TH SarabunPSK" w:cs="TH SarabunPSK"/>
+          <w:color w:val="000000"/>
+          <w:sz w:val="32"/>
+          <w:szCs w:val="32"/>
+          <w:cs/>
+        </w:rPr>
+        <w:t>ใบแจ้งหนี้ (ค่าเช่า/ค่าน้ำ/ค่าไฟ)</w:t>
+      </w:r>
+      <w:r>
+        <w:rPr>
+          <w:rFonts w:ascii="TH SarabunPSK" w:hAnsi="TH SarabunPSK" w:cs="TH SarabunPSK"/>
+          <w:color w:val="000000"/>
+          <w:sz w:val="32"/>
+          <w:szCs w:val="32"/>
+        </w:rPr>
+        <w:t xml:space="preserve">, </w:t>
+      </w:r>
+      <w:r>
+        <w:rPr>
+          <w:rFonts w:ascii="TH SarabunPSK" w:hAnsi="TH SarabunPSK" w:cs="TH SarabunPSK"/>
+          <w:color w:val="000000"/>
+          <w:sz w:val="32"/>
+          <w:szCs w:val="32"/>
+          <w:cs/>
+        </w:rPr>
+        <w:t>ใบเสร็จรับเงิน</w:t>
+      </w:r>
+      <w:r>
+        <w:rPr>
+          <w:rFonts w:ascii="TH SarabunPSK" w:hAnsi="TH SarabunPSK" w:cs="TH SarabunPSK"/>
+          <w:color w:val="000000"/>
+          <w:sz w:val="32"/>
+          <w:szCs w:val="32"/>
+        </w:rPr>
+        <w:t xml:space="preserve">, </w:t>
+      </w:r>
+      <w:r>
+        <w:rPr>
+          <w:rFonts w:ascii="TH SarabunPSK" w:hAnsi="TH SarabunPSK" w:cs="TH SarabunPSK"/>
+          <w:color w:val="000000"/>
+          <w:sz w:val="32"/>
+          <w:szCs w:val="32"/>
+          <w:cs/>
+        </w:rPr>
+        <w:t>สถานะการดำเนินการคำร้อง</w:t>
+      </w:r>
+    </w:p>
+    <w:p>
+      <w:pPr>
+        <w:pStyle w:val="ListParagraph"/>
+        <w:numPr>
+          <w:ilvl w:val="1"/>
+          <w:numId w:val="13"/>
+        </w:numPr>
+        <w:autoSpaceDE w:val="0"/>
+        <w:autoSpaceDN w:val="0"/>
+        <w:adjustRightInd w:val="0"/>
+        <w:spacing w:after="0" w:line="240" w:lineRule="auto"/>
+        <w:rPr>
+          <w:rFonts w:ascii="TH SarabunPSK" w:hAnsi="TH SarabunPSK" w:cs="TH SarabunPSK"/>
+          <w:color w:val="000000"/>
+          <w:sz w:val="32"/>
+          <w:szCs w:val="32"/>
+        </w:rPr>
+      </w:pPr>
+      <w:r>
+        <w:rPr>
+          <w:rFonts w:ascii="TH SarabunPSK" w:hAnsi="TH SarabunPSK" w:cs="TH SarabunPSK"/>
+          <w:color w:val="000000"/>
+          <w:sz w:val="32"/>
+          <w:szCs w:val="32"/>
+          <w:cs/>
+        </w:rPr>
+        <w:t>เจ้าของหอ (</w:t>
+      </w:r>
+      <w:r>
+        <w:rPr>
+          <w:rFonts w:ascii="TH SarabunPSK" w:hAnsi="TH SarabunPSK" w:cs="TH SarabunPSK"/>
+          <w:color w:val="000000"/>
+          <w:sz w:val="32"/>
+          <w:szCs w:val="32"/>
+        </w:rPr>
+        <w:t xml:space="preserve">Owner </w:t>
+      </w:r>
+      <w:r>
+        <w:rPr>
+          <w:rFonts w:ascii="TH SarabunPSK" w:hAnsi="TH SarabunPSK" w:cs="TH SarabunPSK"/>
+          <w:color w:val="000000"/>
+          <w:sz w:val="32"/>
+          <w:szCs w:val="32"/>
+          <w:cs/>
+        </w:rPr>
+        <w:t xml:space="preserve">- </w:t>
+      </w:r>
+      <w:r>
+        <w:rPr>
+          <w:rFonts w:ascii="TH SarabunPSK" w:hAnsi="TH SarabunPSK" w:cs="TH SarabunPSK"/>
+          <w:color w:val="000000"/>
+          <w:sz w:val="32"/>
+          <w:szCs w:val="32"/>
+        </w:rPr>
+        <w:t>B</w:t>
+      </w:r>
+      <w:r>
+        <w:rPr>
+          <w:rFonts w:ascii="TH SarabunPSK" w:hAnsi="TH SarabunPSK" w:cs="TH SarabunPSK"/>
+          <w:color w:val="000000"/>
+          <w:sz w:val="32"/>
+          <w:szCs w:val="32"/>
+          <w:cs/>
+        </w:rPr>
+        <w:t>):</w:t>
+      </w:r>
+    </w:p>
+    <w:p>
+      <w:pPr>
+        <w:pStyle w:val="ListParagraph"/>
+        <w:numPr>
+          <w:ilvl w:val="2"/>
+          <w:numId w:val="13"/>
+        </w:numPr>
+        <w:autoSpaceDE w:val="0"/>
+        <w:autoSpaceDN w:val="0"/>
+        <w:adjustRightInd w:val="0"/>
+        <w:spacing w:after="0" w:line="240" w:lineRule="auto"/>
+        <w:rPr>
+          <w:rFonts w:ascii="TH SarabunPSK" w:hAnsi="TH SarabunPSK" w:cs="TH SarabunPSK"/>
+          <w:color w:val="000000"/>
+          <w:sz w:val="32"/>
+          <w:szCs w:val="32"/>
+        </w:rPr>
+      </w:pPr>
+      <w:r>
+        <w:rPr>
+          <w:rFonts w:ascii="TH SarabunPSK" w:hAnsi="TH SarabunPSK" w:cs="TH SarabunPSK"/>
+          <w:color w:val="000000"/>
+          <w:sz w:val="32"/>
+          <w:szCs w:val="32"/>
+          <w:cs/>
+        </w:rPr>
+        <w:t>ข้อมูลเข้าสู่ระบบ: ข้อมูลการเข้าสู่ระบบ</w:t>
+      </w:r>
+      <w:r>
+        <w:rPr>
+          <w:rFonts w:ascii="TH SarabunPSK" w:hAnsi="TH SarabunPSK" w:cs="TH SarabunPSK"/>
+          <w:color w:val="000000"/>
+          <w:sz w:val="32"/>
+          <w:szCs w:val="32"/>
+        </w:rPr>
+        <w:t xml:space="preserve">, </w:t>
+      </w:r>
+      <w:r>
+        <w:rPr>
+          <w:rFonts w:ascii="TH SarabunPSK" w:hAnsi="TH SarabunPSK" w:cs="TH SarabunPSK"/>
+          <w:color w:val="000000"/>
+          <w:sz w:val="32"/>
+          <w:szCs w:val="32"/>
+          <w:cs/>
+        </w:rPr>
+        <w:t>ข้อมูลห้องพัก</w:t>
+      </w:r>
+      <w:r>
+        <w:rPr>
+          <w:rFonts w:ascii="TH SarabunPSK" w:hAnsi="TH SarabunPSK" w:cs="TH SarabunPSK"/>
+          <w:color w:val="000000"/>
+          <w:sz w:val="32"/>
+          <w:szCs w:val="32"/>
+        </w:rPr>
+        <w:t xml:space="preserve">, </w:t>
+      </w:r>
+      <w:r>
+        <w:rPr>
+          <w:rFonts w:ascii="TH SarabunPSK" w:hAnsi="TH SarabunPSK" w:cs="TH SarabunPSK"/>
+          <w:color w:val="000000"/>
+          <w:sz w:val="32"/>
+          <w:szCs w:val="32"/>
+          <w:cs/>
+        </w:rPr>
+        <w:t>ข้อมูลผู้เช่า</w:t>
+      </w:r>
+      <w:r>
+        <w:rPr>
+          <w:rFonts w:ascii="TH SarabunPSK" w:hAnsi="TH SarabunPSK" w:cs="TH SarabunPSK"/>
+          <w:color w:val="000000"/>
+          <w:sz w:val="32"/>
+          <w:szCs w:val="32"/>
+        </w:rPr>
+        <w:t xml:space="preserve">, </w:t>
+      </w:r>
+      <w:r>
+        <w:rPr>
+          <w:rFonts w:ascii="TH SarabunPSK" w:hAnsi="TH SarabunPSK" w:cs="TH SarabunPSK"/>
+          <w:color w:val="000000"/>
+          <w:sz w:val="32"/>
+          <w:szCs w:val="32"/>
+          <w:cs/>
+        </w:rPr>
+        <w:t>ข้อมูลสัญญาเช่า</w:t>
+      </w:r>
+      <w:r>
+        <w:rPr>
+          <w:rFonts w:ascii="TH SarabunPSK" w:hAnsi="TH SarabunPSK" w:cs="TH SarabunPSK"/>
+          <w:color w:val="000000"/>
+          <w:sz w:val="32"/>
+          <w:szCs w:val="32"/>
+        </w:rPr>
+        <w:t xml:space="preserve">, </w:t>
+      </w:r>
+      <w:r>
+        <w:rPr>
+          <w:rFonts w:ascii="TH SarabunPSK" w:hAnsi="TH SarabunPSK" w:cs="TH SarabunPSK"/>
+          <w:color w:val="000000"/>
+          <w:sz w:val="32"/>
+          <w:szCs w:val="32"/>
+          <w:cs/>
+        </w:rPr>
+        <w:t>อัตราค่าบริการ</w:t>
+      </w:r>
+      <w:r>
+        <w:rPr>
+          <w:rFonts w:ascii="TH SarabunPSK" w:hAnsi="TH SarabunPSK" w:cs="TH SarabunPSK"/>
+          <w:color w:val="000000"/>
+          <w:sz w:val="32"/>
+          <w:szCs w:val="32"/>
+        </w:rPr>
+        <w:t xml:space="preserve">, </w:t>
+      </w:r>
+      <w:r>
+        <w:rPr>
+          <w:rFonts w:ascii="TH SarabunPSK" w:hAnsi="TH SarabunPSK" w:cs="TH SarabunPSK"/>
+          <w:color w:val="000000"/>
+          <w:sz w:val="32"/>
+          <w:szCs w:val="32"/>
+          <w:cs/>
+        </w:rPr>
+        <w:t>ข้อมูลพนักงาน</w:t>
+      </w:r>
+      <w:r>
+        <w:rPr>
+          <w:rFonts w:ascii="TH SarabunPSK" w:hAnsi="TH SarabunPSK" w:cs="TH SarabunPSK"/>
+          <w:color w:val="000000"/>
+          <w:sz w:val="32"/>
+          <w:szCs w:val="32"/>
+        </w:rPr>
+        <w:t xml:space="preserve">, </w:t>
+      </w:r>
+      <w:r>
+        <w:rPr>
+          <w:rFonts w:ascii="TH SarabunPSK" w:hAnsi="TH SarabunPSK" w:cs="TH SarabunPSK"/>
+          <w:color w:val="000000"/>
+          <w:sz w:val="32"/>
+          <w:szCs w:val="32"/>
+          <w:cs/>
+        </w:rPr>
+        <w:t>การมอบหมายงาน</w:t>
+      </w:r>
+      <w:r>
+        <w:rPr>
+          <w:rFonts w:ascii="TH SarabunPSK" w:hAnsi="TH SarabunPSK" w:cs="TH SarabunPSK"/>
+          <w:color w:val="000000"/>
+          <w:sz w:val="32"/>
+          <w:szCs w:val="32"/>
+        </w:rPr>
+        <w:t xml:space="preserve">, </w:t>
+      </w:r>
+      <w:r>
+        <w:rPr>
+          <w:rFonts w:ascii="TH SarabunPSK" w:hAnsi="TH SarabunPSK" w:cs="TH SarabunPSK"/>
+          <w:color w:val="000000"/>
+          <w:sz w:val="32"/>
+          <w:szCs w:val="32"/>
+          <w:cs/>
+        </w:rPr>
+        <w:t>ผลการตรวจสอบการชำระเงิน</w:t>
+      </w:r>
+    </w:p>
+    <w:p>
+      <w:pPr>
+        <w:pStyle w:val="ListParagraph"/>
+        <w:numPr>
+          <w:ilvl w:val="2"/>
+          <w:numId w:val="13"/>
+        </w:numPr>
+        <w:autoSpaceDE w:val="0"/>
+        <w:autoSpaceDN w:val="0"/>
+        <w:adjustRightInd w:val="0"/>
+        <w:spacing w:after="0" w:line="240" w:lineRule="auto"/>
+        <w:rPr>
+          <w:rFonts w:ascii="TH SarabunPSK" w:hAnsi="TH SarabunPSK" w:cs="TH SarabunPSK"/>
+          <w:color w:val="000000"/>
+          <w:sz w:val="32"/>
+          <w:szCs w:val="32"/>
+        </w:rPr>
+      </w:pPr>
+      <w:r>
+        <w:rPr>
+          <w:rFonts w:ascii="TH SarabunPSK" w:hAnsi="TH SarabunPSK" w:cs="TH SarabunPSK"/>
+          <w:color w:val="000000"/>
+          <w:sz w:val="32"/>
+          <w:szCs w:val="32"/>
+          <w:cs/>
+        </w:rPr>
+        <w:t>ข้อมูลออกจากระบบ: ผลการเข้าสู่ระบบ</w:t>
+      </w:r>
+      <w:r>
+        <w:rPr>
+          <w:rFonts w:ascii="TH SarabunPSK" w:hAnsi="TH SarabunPSK" w:cs="TH SarabunPSK"/>
+          <w:color w:val="000000"/>
+          <w:sz w:val="32"/>
+          <w:szCs w:val="32"/>
+        </w:rPr>
+        <w:t xml:space="preserve">, </w:t>
+      </w:r>
+      <w:r>
+        <w:rPr>
+          <w:rFonts w:ascii="TH SarabunPSK" w:hAnsi="TH SarabunPSK" w:cs="TH SarabunPSK"/>
+          <w:color w:val="000000"/>
+          <w:sz w:val="32"/>
+          <w:szCs w:val="32"/>
+          <w:cs/>
+        </w:rPr>
+        <w:t>รายงานสรุปรายได้</w:t>
+      </w:r>
+      <w:r>
+        <w:rPr>
+          <w:rFonts w:ascii="TH SarabunPSK" w:hAnsi="TH SarabunPSK" w:cs="TH SarabunPSK"/>
+          <w:color w:val="000000"/>
+          <w:sz w:val="32"/>
+          <w:szCs w:val="32"/>
+        </w:rPr>
+        <w:t xml:space="preserve">, </w:t>
+      </w:r>
+      <w:r>
+        <w:rPr>
+          <w:rFonts w:ascii="TH SarabunPSK" w:hAnsi="TH SarabunPSK" w:cs="TH SarabunPSK"/>
+          <w:color w:val="000000"/>
+          <w:sz w:val="32"/>
+          <w:szCs w:val="32"/>
+          <w:cs/>
+        </w:rPr>
+        <w:t>รายงานสถานะห้องพัก</w:t>
+      </w:r>
+      <w:r>
+        <w:rPr>
+          <w:rFonts w:ascii="TH SarabunPSK" w:hAnsi="TH SarabunPSK" w:cs="TH SarabunPSK"/>
+          <w:color w:val="000000"/>
+          <w:sz w:val="32"/>
+          <w:szCs w:val="32"/>
+        </w:rPr>
+        <w:t xml:space="preserve">, </w:t>
+      </w:r>
+      <w:r>
+        <w:rPr>
+          <w:rFonts w:ascii="TH SarabunPSK" w:hAnsi="TH SarabunPSK" w:cs="TH SarabunPSK"/>
+          <w:color w:val="000000"/>
+          <w:sz w:val="32"/>
+          <w:szCs w:val="32"/>
+          <w:cs/>
+        </w:rPr>
+        <w:t>รายงานการชำระเงิน</w:t>
+      </w:r>
+      <w:r>
+        <w:rPr>
+          <w:rFonts w:ascii="TH SarabunPSK" w:hAnsi="TH SarabunPSK" w:cs="TH SarabunPSK"/>
+          <w:color w:val="000000"/>
+          <w:sz w:val="32"/>
+          <w:szCs w:val="32"/>
+        </w:rPr>
+        <w:t xml:space="preserve">, </w:t>
+      </w:r>
+      <w:r>
+        <w:rPr>
+          <w:rFonts w:ascii="TH SarabunPSK" w:hAnsi="TH SarabunPSK" w:cs="TH SarabunPSK"/>
+          <w:color w:val="000000"/>
+          <w:sz w:val="32"/>
+          <w:szCs w:val="32"/>
+          <w:cs/>
+        </w:rPr>
+        <w:t>รายการคำร้องทั้งหมด</w:t>
+      </w:r>
+      <w:r>
+        <w:rPr>
+          <w:rFonts w:ascii="TH SarabunPSK" w:hAnsi="TH SarabunPSK" w:cs="TH SarabunPSK"/>
+          <w:color w:val="000000"/>
+          <w:sz w:val="32"/>
+          <w:szCs w:val="32"/>
+        </w:rPr>
+        <w:t xml:space="preserve">, </w:t>
+      </w:r>
+      <w:r>
+        <w:rPr>
+          <w:rFonts w:ascii="TH SarabunPSK" w:hAnsi="TH SarabunPSK" w:cs="TH SarabunPSK"/>
+          <w:color w:val="000000"/>
+          <w:sz w:val="32"/>
+          <w:szCs w:val="32"/>
+          <w:cs/>
+        </w:rPr>
+        <w:t>รายการผลงานพนักงาน</w:t>
+      </w:r>
+    </w:p>
+    <w:p>
+      <w:pPr>
+        <w:pStyle w:val="ListParagraph"/>
+        <w:numPr>
+          <w:ilvl w:val="1"/>
+          <w:numId w:val="13"/>
+        </w:numPr>
+        <w:autoSpaceDE w:val="0"/>
+        <w:autoSpaceDN w:val="0"/>
+        <w:adjustRightInd w:val="0"/>
+        <w:spacing w:after="0" w:line="240" w:lineRule="auto"/>
+        <w:rPr>
+          <w:rFonts w:ascii="TH SarabunPSK" w:hAnsi="TH SarabunPSK" w:cs="TH SarabunPSK"/>
+          <w:color w:val="000000"/>
+          <w:sz w:val="32"/>
+          <w:szCs w:val="32"/>
+        </w:rPr>
+      </w:pPr>
+      <w:r>
+        <w:rPr>
+          <w:rFonts w:ascii="TH SarabunPSK" w:hAnsi="TH SarabunPSK" w:cs="TH SarabunPSK"/>
+          <w:color w:val="000000"/>
+          <w:sz w:val="32"/>
+          <w:szCs w:val="32"/>
+          <w:cs/>
+        </w:rPr>
+        <w:t>พนักงาน (</w:t>
+      </w:r>
+      <w:r>
+        <w:rPr>
+          <w:rFonts w:ascii="TH SarabunPSK" w:hAnsi="TH SarabunPSK" w:cs="TH SarabunPSK"/>
+          <w:color w:val="000000"/>
+          <w:sz w:val="32"/>
+          <w:szCs w:val="32"/>
+        </w:rPr>
+        <w:t xml:space="preserve">Employee </w:t>
+      </w:r>
+      <w:r>
+        <w:rPr>
+          <w:rFonts w:ascii="TH SarabunPSK" w:hAnsi="TH SarabunPSK" w:cs="TH SarabunPSK"/>
+          <w:color w:val="000000"/>
+          <w:sz w:val="32"/>
+          <w:szCs w:val="32"/>
+          <w:cs/>
+        </w:rPr>
+        <w:t xml:space="preserve">- </w:t>
+      </w:r>
+      <w:r>
+        <w:rPr>
+          <w:rFonts w:ascii="TH SarabunPSK" w:hAnsi="TH SarabunPSK" w:cs="TH SarabunPSK"/>
+          <w:color w:val="000000"/>
+          <w:sz w:val="32"/>
+          <w:szCs w:val="32"/>
+        </w:rPr>
+        <w:t>C</w:t>
+      </w:r>
+      <w:r>
+        <w:rPr>
+          <w:rFonts w:ascii="TH SarabunPSK" w:hAnsi="TH SarabunPSK" w:cs="TH SarabunPSK"/>
+          <w:color w:val="000000"/>
+          <w:sz w:val="32"/>
+          <w:szCs w:val="32"/>
+          <w:cs/>
+        </w:rPr>
+        <w:t>):</w:t>
+      </w:r>
+    </w:p>
+    <w:p>
+      <w:pPr>
+        <w:pStyle w:val="ListParagraph"/>
+        <w:numPr>
+          <w:ilvl w:val="2"/>
+          <w:numId w:val="13"/>
+        </w:numPr>
+        <w:autoSpaceDE w:val="0"/>
+        <w:autoSpaceDN w:val="0"/>
+        <w:adjustRightInd w:val="0"/>
+        <w:spacing w:after="0" w:line="240" w:lineRule="auto"/>
+        <w:rPr>
+          <w:rFonts w:ascii="TH SarabunPSK" w:hAnsi="TH SarabunPSK" w:cs="TH SarabunPSK"/>
+          <w:color w:val="000000"/>
+          <w:sz w:val="32"/>
+          <w:szCs w:val="32"/>
+        </w:rPr>
+      </w:pPr>
+      <w:r>
+        <w:rPr>
+          <w:rFonts w:ascii="TH SarabunPSK" w:hAnsi="TH SarabunPSK" w:cs="TH SarabunPSK"/>
+          <w:color w:val="000000"/>
+          <w:sz w:val="32"/>
+          <w:szCs w:val="32"/>
+          <w:cs/>
+        </w:rPr>
+        <w:t>ข้อมูลเข้าสู่ระบบ: ข้อมูลการเข้าสู่ระบบ</w:t>
+      </w:r>
+      <w:r>
+        <w:rPr>
+          <w:rFonts w:ascii="TH SarabunPSK" w:hAnsi="TH SarabunPSK" w:cs="TH SarabunPSK"/>
+          <w:color w:val="000000"/>
+          <w:sz w:val="32"/>
+          <w:szCs w:val="32"/>
+        </w:rPr>
+        <w:t xml:space="preserve">, </w:t>
+      </w:r>
+      <w:r>
+        <w:rPr>
+          <w:rFonts w:ascii="TH SarabunPSK" w:hAnsi="TH SarabunPSK" w:cs="TH SarabunPSK"/>
+          <w:color w:val="000000"/>
+          <w:sz w:val="32"/>
+          <w:szCs w:val="32"/>
+          <w:cs/>
+        </w:rPr>
+        <w:t>ข้อมูลการจดมิเตอร์น้ำ-ไฟ</w:t>
+      </w:r>
+      <w:r>
+        <w:rPr>
+          <w:rFonts w:ascii="TH SarabunPSK" w:hAnsi="TH SarabunPSK" w:cs="TH SarabunPSK"/>
+          <w:color w:val="000000"/>
+          <w:sz w:val="32"/>
+          <w:szCs w:val="32"/>
+        </w:rPr>
+        <w:t xml:space="preserve">, </w:t>
+      </w:r>
+      <w:r>
+        <w:rPr>
+          <w:rFonts w:ascii="TH SarabunPSK" w:hAnsi="TH SarabunPSK" w:cs="TH SarabunPSK"/>
+          <w:color w:val="000000"/>
+          <w:sz w:val="32"/>
+          <w:szCs w:val="32"/>
+          <w:cs/>
+        </w:rPr>
+        <w:t>บันทึกผลการปฏิบัติงานตามคำร้อง</w:t>
+      </w:r>
+    </w:p>
+    <w:p>
+      <w:pPr>
+        <w:pStyle w:val="ListParagraph"/>
+        <w:numPr>
+          <w:ilvl w:val="2"/>
+          <w:numId w:val="13"/>
+        </w:numPr>
+        <w:autoSpaceDE w:val="0"/>
+        <w:autoSpaceDN w:val="0"/>
+        <w:adjustRightInd w:val="0"/>
+        <w:spacing w:after="0" w:line="240" w:lineRule="auto"/>
+        <w:rPr>
+          <w:rFonts w:ascii="TH SarabunPSK" w:hAnsi="TH SarabunPSK" w:cs="TH SarabunPSK"/>
+          <w:color w:val="000000"/>
+          <w:sz w:val="32"/>
+          <w:szCs w:val="32"/>
+        </w:rPr>
+      </w:pPr>
+      <w:r>
+        <w:rPr>
+          <w:rFonts w:ascii="TH SarabunPSK" w:hAnsi="TH SarabunPSK" w:cs="TH SarabunPSK"/>
+          <w:color w:val="000000"/>
+          <w:sz w:val="32"/>
+          <w:szCs w:val="32"/>
+          <w:cs/>
+        </w:rPr>
+        <w:t>ข้อมูลออกจากระบบ: ผลการเข้าสู่ระบบ</w:t>
+      </w:r>
+      <w:r>
+        <w:rPr>
+          <w:rFonts w:ascii="TH SarabunPSK" w:hAnsi="TH SarabunPSK" w:cs="TH SarabunPSK"/>
+          <w:color w:val="000000"/>
+          <w:sz w:val="32"/>
+          <w:szCs w:val="32"/>
+        </w:rPr>
+        <w:t xml:space="preserve">, </w:t>
+      </w:r>
+      <w:r>
+        <w:rPr>
+          <w:rFonts w:ascii="TH SarabunPSK" w:hAnsi="TH SarabunPSK" w:cs="TH SarabunPSK"/>
+          <w:color w:val="000000"/>
+          <w:sz w:val="32"/>
+          <w:szCs w:val="32"/>
+          <w:cs/>
+        </w:rPr>
+        <w:t>ข้อมูลห้องพัก</w:t>
+      </w:r>
+      <w:r>
+        <w:rPr>
+          <w:rFonts w:ascii="TH SarabunPSK" w:hAnsi="TH SarabunPSK" w:cs="TH SarabunPSK"/>
+          <w:color w:val="000000"/>
+          <w:sz w:val="32"/>
+          <w:szCs w:val="32"/>
+        </w:rPr>
+        <w:t xml:space="preserve">, </w:t>
+      </w:r>
+      <w:r>
+        <w:rPr>
+          <w:rFonts w:ascii="TH SarabunPSK" w:hAnsi="TH SarabunPSK" w:cs="TH SarabunPSK"/>
+          <w:color w:val="000000"/>
+          <w:sz w:val="32"/>
+          <w:szCs w:val="32"/>
+          <w:cs/>
+        </w:rPr>
+        <w:t>รายการงานและหน้าที่ที่ได้รับมอบหมาย</w:t>
+      </w:r>
+      <w:r>
+        <w:rPr>
+          <w:rFonts w:ascii="TH SarabunPSK" w:hAnsi="TH SarabunPSK" w:cs="TH SarabunPSK"/>
+          <w:color w:val="000000"/>
+          <w:sz w:val="32"/>
+          <w:szCs w:val="32"/>
+        </w:rPr>
+        <w:t xml:space="preserve">, </w:t>
+      </w:r>
+      <w:r>
+        <w:rPr>
+          <w:rFonts w:ascii="TH SarabunPSK" w:hAnsi="TH SarabunPSK" w:cs="TH SarabunPSK"/>
+          <w:color w:val="000000"/>
+          <w:sz w:val="32"/>
+          <w:szCs w:val="32"/>
+          <w:cs/>
+        </w:rPr>
+        <w:t>รายการคำร้องที่ต้องดำเนินการ</w:t>
+      </w:r>
+    </w:p>
+    <w:p>
+      <w:pPr>
+        <w:pStyle w:val="ListParagraph"/>
+        <w:numPr>
+          <w:ilvl w:val="0"/>
+          <w:numId w:val="17"/>
+        </w:numPr>
+        <w:autoSpaceDE w:val="0"/>
+        <w:autoSpaceDN w:val="0"/>
+        <w:adjustRightInd w:val="0"/>
+        <w:spacing w:after="0" w:line="240" w:lineRule="auto"/>
+        <w:rPr>
+          <w:rFonts w:ascii="TH SarabunPSK" w:hAnsi="TH SarabunPSK" w:cs="TH SarabunPSK"/>
+          <w:color w:val="000000"/>
+          <w:sz w:val="32"/>
+          <w:szCs w:val="32"/>
+        </w:rPr>
+      </w:pPr>
+      <w:r>
+        <w:rPr>
+          <w:rFonts w:ascii="TH SarabunPSK" w:hAnsi="TH SarabunPSK" w:cs="TH SarabunPSK"/>
+          <w:color w:val="000000"/>
+          <w:sz w:val="32"/>
+          <w:szCs w:val="32"/>
+          <w:cs/>
+        </w:rPr>
+        <w:t xml:space="preserve">แผนภาพกระแสการไหลของข้อมูลระดับที่ </w:t>
+      </w:r>
+      <w:r>
+        <w:rPr>
+          <w:rFonts w:ascii="TH SarabunPSK" w:hAnsi="TH SarabunPSK" w:cs="TH SarabunPSK"/>
+          <w:color w:val="000000"/>
+          <w:sz w:val="32"/>
+          <w:szCs w:val="32"/>
+        </w:rPr>
+        <w:t xml:space="preserve">0 </w:t>
+      </w:r>
+      <w:r>
+        <w:rPr>
+          <w:rFonts w:ascii="TH SarabunPSK" w:hAnsi="TH SarabunPSK" w:cs="TH SarabunPSK"/>
+          <w:color w:val="000000"/>
+          <w:sz w:val="32"/>
+          <w:szCs w:val="32"/>
+          <w:cs/>
+        </w:rPr>
+        <w:t>(</w:t>
+      </w:r>
+      <w:r>
+        <w:rPr>
+          <w:rFonts w:ascii="TH SarabunPSK" w:hAnsi="TH SarabunPSK" w:cs="TH SarabunPSK"/>
+          <w:color w:val="000000"/>
+          <w:sz w:val="32"/>
+          <w:szCs w:val="32"/>
+        </w:rPr>
+        <w:t>DFD Level 0</w:t>
+      </w:r>
+      <w:r>
+        <w:rPr>
+          <w:rFonts w:ascii="TH SarabunPSK" w:hAnsi="TH SarabunPSK" w:cs="TH SarabunPSK"/>
+          <w:color w:val="000000"/>
+          <w:sz w:val="32"/>
+          <w:szCs w:val="32"/>
+          <w:cs/>
+        </w:rPr>
+        <w:t>)</w:t>
+      </w:r>
+    </w:p>
+    <w:p>
+      <w:pPr>
+        <w:autoSpaceDE w:val="0"/>
+        <w:autoSpaceDN w:val="0"/>
+        <w:adjustRightInd w:val="0"/>
+        <w:spacing w:after="0" w:line="240" w:lineRule="auto"/>
+        <w:ind w:left="1287"/>
+        <w:rPr>
+          <w:rFonts w:ascii="TH SarabunPSK" w:hAnsi="TH SarabunPSK" w:cs="TH SarabunPSK"/>
+          <w:color w:val="000000"/>
+          <w:sz w:val="32"/>
+          <w:szCs w:val="32"/>
+        </w:rPr>
+      </w:pPr>
+      <w:r>
+        <w:rPr>
+          <w:rFonts w:ascii="TH SarabunPSK" w:hAnsi="TH SarabunPSK" w:cs="TH SarabunPSK"/>
+          <w:color w:val="000000"/>
+          <w:sz w:val="32"/>
+          <w:szCs w:val="32"/>
+        </w:rPr>
+        <w:t xml:space="preserve">DFD Level 0 </w:t>
+      </w:r>
+      <w:r>
+        <w:rPr>
+          <w:rFonts w:ascii="TH SarabunPSK" w:hAnsi="TH SarabunPSK" w:cs="TH SarabunPSK"/>
+          <w:color w:val="000000"/>
+          <w:sz w:val="32"/>
+          <w:szCs w:val="32"/>
+          <w:cs/>
+        </w:rPr>
+        <w:t xml:space="preserve">ทำการแตกกระบวนการย่อยของระบบออกเป็น </w:t>
+      </w:r>
+      <w:r>
+        <w:rPr>
+          <w:rFonts w:ascii="TH SarabunPSK" w:hAnsi="TH SarabunPSK" w:cs="TH SarabunPSK"/>
+          <w:color w:val="000000"/>
+          <w:sz w:val="32"/>
+          <w:szCs w:val="32"/>
+        </w:rPr>
+        <w:t xml:space="preserve">7 </w:t>
+      </w:r>
+      <w:r>
+        <w:rPr>
+          <w:rFonts w:ascii="TH SarabunPSK" w:hAnsi="TH SarabunPSK" w:cs="TH SarabunPSK"/>
+          <w:color w:val="000000"/>
+          <w:sz w:val="32"/>
+          <w:szCs w:val="32"/>
+          <w:cs/>
+        </w:rPr>
+        <w:t>กระบวนการหลัก และเชื่อมต่อกับคลังข้อมูล (</w:t>
+      </w:r>
+      <w:r>
+        <w:rPr>
+          <w:rFonts w:ascii="TH SarabunPSK" w:hAnsi="TH SarabunPSK" w:cs="TH SarabunPSK"/>
+          <w:color w:val="000000"/>
+          <w:sz w:val="32"/>
+          <w:szCs w:val="32"/>
+        </w:rPr>
+        <w:t>Data Store</w:t>
+      </w:r>
+      <w:r>
+        <w:rPr>
+          <w:rFonts w:ascii="TH SarabunPSK" w:hAnsi="TH SarabunPSK" w:cs="TH SarabunPSK"/>
+          <w:color w:val="000000"/>
+          <w:sz w:val="32"/>
+          <w:szCs w:val="32"/>
+          <w:cs/>
+        </w:rPr>
+        <w:t xml:space="preserve">) </w:t>
+      </w:r>
+      <w:r>
+        <w:rPr>
+          <w:rFonts w:ascii="TH SarabunPSK" w:hAnsi="TH SarabunPSK" w:cs="TH SarabunPSK"/>
+          <w:color w:val="000000"/>
+          <w:sz w:val="32"/>
+          <w:szCs w:val="32"/>
+        </w:rPr>
+        <w:t xml:space="preserve">D1 </w:t>
+      </w:r>
+      <w:r>
+        <w:rPr>
+          <w:rFonts w:ascii="TH SarabunPSK" w:hAnsi="TH SarabunPSK" w:cs="TH SarabunPSK"/>
+          <w:color w:val="000000"/>
+          <w:sz w:val="32"/>
+          <w:szCs w:val="32"/>
+          <w:cs/>
+        </w:rPr>
+        <w:t xml:space="preserve">ถึง </w:t>
+      </w:r>
+      <w:r>
+        <w:rPr>
+          <w:rFonts w:ascii="TH SarabunPSK" w:hAnsi="TH SarabunPSK" w:cs="TH SarabunPSK"/>
+          <w:color w:val="000000"/>
+          <w:sz w:val="32"/>
+          <w:szCs w:val="32"/>
+        </w:rPr>
+        <w:t>D7</w:t>
+      </w:r>
+      <w:r>
+        <w:rPr>
+          <w:rFonts w:ascii="TH SarabunPSK" w:hAnsi="TH SarabunPSK" w:cs="TH SarabunPSK"/>
+          <w:color w:val="000000"/>
+          <w:sz w:val="32"/>
+          <w:szCs w:val="32"/>
+          <w:cs/>
+        </w:rPr>
+        <w:t>:</w:t>
+      </w:r>
+    </w:p>
+    <w:p>
+      <w:pPr>
+        <w:pStyle w:val="ListParagraph"/>
+        <w:numPr>
+          <w:ilvl w:val="1"/>
+          <w:numId w:val="13"/>
+        </w:numPr>
+        <w:autoSpaceDE w:val="0"/>
+        <w:autoSpaceDN w:val="0"/>
+        <w:adjustRightInd w:val="0"/>
+        <w:spacing w:after="0" w:line="240" w:lineRule="auto"/>
+        <w:rPr>
+          <w:rFonts w:ascii="TH SarabunPSK" w:hAnsi="TH SarabunPSK" w:cs="TH SarabunPSK"/>
+          <w:color w:val="000000"/>
+          <w:sz w:val="32"/>
+          <w:szCs w:val="32"/>
+        </w:rPr>
+      </w:pPr>
+      <w:r>
+        <w:rPr>
+          <w:rFonts w:ascii="TH SarabunPSK" w:hAnsi="TH SarabunPSK" w:cs="TH SarabunPSK"/>
+          <w:color w:val="000000"/>
+          <w:sz w:val="32"/>
+          <w:szCs w:val="32"/>
+        </w:rPr>
+        <w:t xml:space="preserve">Process </w:t>
+      </w:r>
+      <w:r>
+        <w:rPr>
+          <w:rFonts w:ascii="TH SarabunPSK" w:hAnsi="TH SarabunPSK" w:cs="TH SarabunPSK"/>
+          <w:color w:val="000000"/>
+          <w:sz w:val="32"/>
+          <w:szCs w:val="32"/>
+          <w:cs/>
+        </w:rPr>
+        <w:t>1.0 จัดการการเข้าสู่ระบบและบัญชีผู้ใช้ (</w:t>
+      </w:r>
+      <w:r>
+        <w:rPr>
+          <w:rFonts w:ascii="TH SarabunPSK" w:hAnsi="TH SarabunPSK" w:cs="TH SarabunPSK"/>
+          <w:color w:val="000000"/>
+          <w:sz w:val="32"/>
+          <w:szCs w:val="32"/>
+        </w:rPr>
+        <w:t>Authentication &amp; User Management</w:t>
+      </w:r>
+      <w:r>
+        <w:rPr>
+          <w:rFonts w:ascii="TH SarabunPSK" w:hAnsi="TH SarabunPSK" w:cs="TH SarabunPSK"/>
+          <w:color w:val="000000"/>
+          <w:sz w:val="32"/>
+          <w:szCs w:val="32"/>
+          <w:cs/>
+        </w:rPr>
+        <w:t>):</w:t>
+      </w:r>
+    </w:p>
+    <w:p>
+      <w:pPr>
+        <w:pStyle w:val="ListParagraph"/>
+        <w:numPr>
+          <w:ilvl w:val="2"/>
+          <w:numId w:val="13"/>
+        </w:numPr>
+        <w:autoSpaceDE w:val="0"/>
+        <w:autoSpaceDN w:val="0"/>
+        <w:adjustRightInd w:val="0"/>
+        <w:spacing w:after="0" w:line="240" w:lineRule="auto"/>
+        <w:rPr>
+          <w:rFonts w:ascii="TH SarabunPSK" w:hAnsi="TH SarabunPSK" w:cs="TH SarabunPSK"/>
+          <w:color w:val="000000"/>
+          <w:sz w:val="32"/>
+          <w:szCs w:val="32"/>
+        </w:rPr>
+      </w:pPr>
+      <w:r>
+        <w:rPr>
+          <w:rFonts w:ascii="TH SarabunPSK" w:hAnsi="TH SarabunPSK" w:cs="TH SarabunPSK"/>
+          <w:color w:val="000000"/>
+          <w:sz w:val="32"/>
+          <w:szCs w:val="32"/>
+          <w:cs/>
+        </w:rPr>
+        <w:t xml:space="preserve">ตรวจสอบความถูกต้องของชื่อผู้ใช้และรหัสผ่านจาก </w:t>
+      </w:r>
+      <w:r>
+        <w:rPr>
+          <w:rFonts w:ascii="TH SarabunPSK" w:hAnsi="TH SarabunPSK" w:cs="TH SarabunPSK"/>
+          <w:color w:val="000000"/>
+          <w:sz w:val="32"/>
+          <w:szCs w:val="32"/>
+        </w:rPr>
+        <w:t>D</w:t>
+      </w:r>
+      <w:r>
+        <w:rPr>
+          <w:rFonts w:ascii="TH SarabunPSK" w:hAnsi="TH SarabunPSK" w:cs="TH SarabunPSK"/>
+          <w:color w:val="000000"/>
+          <w:sz w:val="32"/>
+          <w:szCs w:val="32"/>
+          <w:cs/>
+        </w:rPr>
+        <w:t>7 ข้อมูลผู้ใช้ (</w:t>
+      </w:r>
+      <w:r>
+        <w:rPr>
+          <w:rFonts w:ascii="TH SarabunPSK" w:hAnsi="TH SarabunPSK" w:cs="TH SarabunPSK"/>
+          <w:color w:val="000000"/>
+          <w:sz w:val="32"/>
+          <w:szCs w:val="32"/>
+        </w:rPr>
+        <w:t>user</w:t>
+      </w:r>
+      <w:r>
+        <w:rPr>
+          <w:rFonts w:ascii="TH SarabunPSK" w:hAnsi="TH SarabunPSK" w:cs="TH SarabunPSK"/>
+          <w:color w:val="000000"/>
+          <w:sz w:val="32"/>
+          <w:szCs w:val="32"/>
+          <w:cs/>
+        </w:rPr>
+        <w:t>) พร้อมทั้งจำแนกสิทธิ์ตามบทบาท (</w:t>
+      </w:r>
+      <w:r>
+        <w:rPr>
+          <w:rFonts w:ascii="TH SarabunPSK" w:hAnsi="TH SarabunPSK" w:cs="TH SarabunPSK"/>
+          <w:color w:val="000000"/>
+          <w:sz w:val="32"/>
+          <w:szCs w:val="32"/>
+        </w:rPr>
+        <w:t>Owner, Tenant, Employee</w:t>
+      </w:r>
+      <w:r>
+        <w:rPr>
+          <w:rFonts w:ascii="TH SarabunPSK" w:hAnsi="TH SarabunPSK" w:cs="TH SarabunPSK"/>
+          <w:color w:val="000000"/>
+          <w:sz w:val="32"/>
+          <w:szCs w:val="32"/>
+          <w:cs/>
+        </w:rPr>
+        <w:t>)</w:t>
+      </w:r>
+    </w:p>
+    <w:p>
+      <w:pPr>
+        <w:pStyle w:val="ListParagraph"/>
+        <w:numPr>
+          <w:ilvl w:val="1"/>
+          <w:numId w:val="13"/>
+        </w:numPr>
+        <w:autoSpaceDE w:val="0"/>
+        <w:autoSpaceDN w:val="0"/>
+        <w:adjustRightInd w:val="0"/>
+        <w:spacing w:after="0" w:line="240" w:lineRule="auto"/>
+        <w:rPr>
+          <w:rFonts w:ascii="TH SarabunPSK" w:hAnsi="TH SarabunPSK" w:cs="TH SarabunPSK"/>
+          <w:color w:val="000000"/>
+          <w:sz w:val="32"/>
+          <w:szCs w:val="32"/>
+        </w:rPr>
+      </w:pPr>
+      <w:r>
+        <w:rPr>
+          <w:rFonts w:ascii="TH SarabunPSK" w:hAnsi="TH SarabunPSK" w:cs="TH SarabunPSK"/>
+          <w:color w:val="000000"/>
+          <w:sz w:val="32"/>
+          <w:szCs w:val="32"/>
+        </w:rPr>
+        <w:t xml:space="preserve">Process </w:t>
+      </w:r>
+      <w:r>
+        <w:rPr>
+          <w:rFonts w:ascii="TH SarabunPSK" w:hAnsi="TH SarabunPSK" w:cs="TH SarabunPSK"/>
+          <w:color w:val="000000"/>
+          <w:sz w:val="32"/>
+          <w:szCs w:val="32"/>
+          <w:cs/>
+        </w:rPr>
+        <w:t>2.0 จัดการข้อมูลห้องพัก (</w:t>
+      </w:r>
+      <w:r>
+        <w:rPr>
+          <w:rFonts w:ascii="TH SarabunPSK" w:hAnsi="TH SarabunPSK" w:cs="TH SarabunPSK"/>
+          <w:color w:val="000000"/>
+          <w:sz w:val="32"/>
+          <w:szCs w:val="32"/>
+        </w:rPr>
+        <w:t>Room Management</w:t>
+      </w:r>
+      <w:r>
+        <w:rPr>
+          <w:rFonts w:ascii="TH SarabunPSK" w:hAnsi="TH SarabunPSK" w:cs="TH SarabunPSK"/>
+          <w:color w:val="000000"/>
+          <w:sz w:val="32"/>
+          <w:szCs w:val="32"/>
+          <w:cs/>
+        </w:rPr>
+        <w:t>):</w:t>
+      </w:r>
+    </w:p>
+    <w:p>
+      <w:pPr>
+        <w:pStyle w:val="ListParagraph"/>
+        <w:numPr>
+          <w:ilvl w:val="2"/>
+          <w:numId w:val="13"/>
+        </w:numPr>
+        <w:autoSpaceDE w:val="0"/>
+        <w:autoSpaceDN w:val="0"/>
+        <w:adjustRightInd w:val="0"/>
+        <w:spacing w:after="0" w:line="240" w:lineRule="auto"/>
+        <w:rPr>
+          <w:rFonts w:ascii="TH SarabunPSK" w:hAnsi="TH SarabunPSK" w:cs="TH SarabunPSK"/>
+          <w:color w:val="000000"/>
+          <w:sz w:val="32"/>
+          <w:szCs w:val="32"/>
+        </w:rPr>
+      </w:pPr>
+      <w:r>
+        <w:rPr>
+          <w:rFonts w:ascii="TH SarabunPSK" w:hAnsi="TH SarabunPSK" w:cs="TH SarabunPSK"/>
+          <w:color w:val="000000"/>
+          <w:sz w:val="32"/>
+          <w:szCs w:val="32"/>
+          <w:cs/>
+        </w:rPr>
+        <w:lastRenderedPageBreak/>
+        <w:t xml:space="preserve">รองรับการเพิ่ม ลบ แก้ไข และตรวจสอบสถานะห้องพัก (ว่าง/ไม่ว่าง/ปรับปรุง) บันทึกและดึงข้อมูลจาก </w:t>
+      </w:r>
+      <w:r>
+        <w:rPr>
+          <w:rFonts w:ascii="TH SarabunPSK" w:hAnsi="TH SarabunPSK" w:cs="TH SarabunPSK"/>
+          <w:color w:val="000000"/>
+          <w:sz w:val="32"/>
+          <w:szCs w:val="32"/>
+        </w:rPr>
+        <w:t>D</w:t>
+      </w:r>
+      <w:r>
+        <w:rPr>
+          <w:rFonts w:ascii="TH SarabunPSK" w:hAnsi="TH SarabunPSK" w:cs="TH SarabunPSK"/>
+          <w:color w:val="000000"/>
+          <w:sz w:val="32"/>
+          <w:szCs w:val="32"/>
+          <w:cs/>
+        </w:rPr>
+        <w:t>1 ข้อมูลห้องพัก (</w:t>
+      </w:r>
+      <w:r>
+        <w:rPr>
+          <w:rFonts w:ascii="TH SarabunPSK" w:hAnsi="TH SarabunPSK" w:cs="TH SarabunPSK"/>
+          <w:color w:val="000000"/>
+          <w:sz w:val="32"/>
+          <w:szCs w:val="32"/>
+        </w:rPr>
+        <w:t>room</w:t>
+      </w:r>
+      <w:r>
+        <w:rPr>
+          <w:rFonts w:ascii="TH SarabunPSK" w:hAnsi="TH SarabunPSK" w:cs="TH SarabunPSK"/>
+          <w:color w:val="000000"/>
+          <w:sz w:val="32"/>
+          <w:szCs w:val="32"/>
+          <w:cs/>
+        </w:rPr>
+        <w:t>)</w:t>
+      </w:r>
+    </w:p>
+    <w:p>
+      <w:pPr>
+        <w:pStyle w:val="ListParagraph"/>
+        <w:numPr>
+          <w:ilvl w:val="1"/>
+          <w:numId w:val="13"/>
+        </w:numPr>
+        <w:autoSpaceDE w:val="0"/>
+        <w:autoSpaceDN w:val="0"/>
+        <w:adjustRightInd w:val="0"/>
+        <w:spacing w:after="0" w:line="240" w:lineRule="auto"/>
+        <w:rPr>
+          <w:rFonts w:ascii="TH SarabunPSK" w:hAnsi="TH SarabunPSK" w:cs="TH SarabunPSK"/>
+          <w:color w:val="000000"/>
+          <w:sz w:val="32"/>
+          <w:szCs w:val="32"/>
+        </w:rPr>
+      </w:pPr>
+      <w:r>
+        <w:rPr>
+          <w:rFonts w:ascii="TH SarabunPSK" w:hAnsi="TH SarabunPSK" w:cs="TH SarabunPSK"/>
+          <w:color w:val="000000"/>
+          <w:sz w:val="32"/>
+          <w:szCs w:val="32"/>
+        </w:rPr>
+        <w:t>Process 3</w:t>
+      </w:r>
+      <w:r>
+        <w:rPr>
+          <w:rFonts w:ascii="TH SarabunPSK" w:hAnsi="TH SarabunPSK" w:cs="TH SarabunPSK"/>
+          <w:color w:val="000000"/>
+          <w:sz w:val="32"/>
+          <w:szCs w:val="32"/>
+          <w:cs/>
+        </w:rPr>
+        <w:t>.</w:t>
+      </w:r>
+      <w:r>
+        <w:rPr>
+          <w:rFonts w:ascii="TH SarabunPSK" w:hAnsi="TH SarabunPSK" w:cs="TH SarabunPSK"/>
+          <w:color w:val="000000"/>
+          <w:sz w:val="32"/>
+          <w:szCs w:val="32"/>
+        </w:rPr>
+        <w:t>0</w:t>
+      </w:r>
+      <w:r>
+        <w:rPr>
+          <w:rFonts w:ascii="TH SarabunPSK" w:hAnsi="TH SarabunPSK" w:cs="TH SarabunPSK"/>
+          <w:color w:val="000000"/>
+          <w:sz w:val="32"/>
+          <w:szCs w:val="32"/>
+          <w:cs/>
+        </w:rPr>
+        <w:t xml:space="preserve"> จัดการข้อมูลผู้เช่าและสัญญาเช่า (</w:t>
+      </w:r>
+      <w:r>
+        <w:rPr>
+          <w:rFonts w:ascii="TH SarabunPSK" w:hAnsi="TH SarabunPSK" w:cs="TH SarabunPSK"/>
+          <w:color w:val="000000"/>
+          <w:sz w:val="32"/>
+          <w:szCs w:val="32"/>
+        </w:rPr>
+        <w:t>Tenant &amp; Contract Management</w:t>
+      </w:r>
+      <w:r>
+        <w:rPr>
+          <w:rFonts w:ascii="TH SarabunPSK" w:hAnsi="TH SarabunPSK" w:cs="TH SarabunPSK"/>
+          <w:color w:val="000000"/>
+          <w:sz w:val="32"/>
+          <w:szCs w:val="32"/>
+          <w:cs/>
+        </w:rPr>
+        <w:t>):</w:t>
+      </w:r>
+    </w:p>
+    <w:p>
+      <w:pPr>
+        <w:pStyle w:val="ListParagraph"/>
+        <w:numPr>
+          <w:ilvl w:val="2"/>
+          <w:numId w:val="13"/>
+        </w:numPr>
+        <w:autoSpaceDE w:val="0"/>
+        <w:autoSpaceDN w:val="0"/>
+        <w:adjustRightInd w:val="0"/>
+        <w:spacing w:after="0" w:line="240" w:lineRule="auto"/>
+        <w:rPr>
+          <w:rFonts w:ascii="TH SarabunPSK" w:hAnsi="TH SarabunPSK" w:cs="TH SarabunPSK"/>
+          <w:color w:val="000000"/>
+          <w:sz w:val="32"/>
+          <w:szCs w:val="32"/>
+        </w:rPr>
+      </w:pPr>
+      <w:r>
+        <w:rPr>
+          <w:rFonts w:ascii="TH SarabunPSK" w:hAnsi="TH SarabunPSK" w:cs="TH SarabunPSK"/>
+          <w:color w:val="000000"/>
+          <w:sz w:val="32"/>
+          <w:szCs w:val="32"/>
+          <w:cs/>
+        </w:rPr>
+        <w:t xml:space="preserve">จัดการประวัติผู้เช่า บันทึกการทำสัญญาเช่า และระบุเงินมัดจำ โดยเชื่อมโยงข้อมูลระหว่าง </w:t>
+      </w:r>
+      <w:r>
+        <w:rPr>
+          <w:rFonts w:ascii="TH SarabunPSK" w:hAnsi="TH SarabunPSK" w:cs="TH SarabunPSK"/>
+          <w:color w:val="000000"/>
+          <w:sz w:val="32"/>
+          <w:szCs w:val="32"/>
+        </w:rPr>
+        <w:t xml:space="preserve">D2 </w:t>
+      </w:r>
+      <w:r>
+        <w:rPr>
+          <w:rFonts w:ascii="TH SarabunPSK" w:hAnsi="TH SarabunPSK" w:cs="TH SarabunPSK"/>
+          <w:color w:val="000000"/>
+          <w:sz w:val="32"/>
+          <w:szCs w:val="32"/>
+          <w:cs/>
+        </w:rPr>
+        <w:t>ข้อมูลผู้เช่า (</w:t>
+      </w:r>
+      <w:r>
+        <w:rPr>
+          <w:rFonts w:ascii="TH SarabunPSK" w:hAnsi="TH SarabunPSK" w:cs="TH SarabunPSK"/>
+          <w:color w:val="000000"/>
+          <w:sz w:val="32"/>
+          <w:szCs w:val="32"/>
+        </w:rPr>
+        <w:t>tenants</w:t>
+      </w:r>
+      <w:r>
+        <w:rPr>
+          <w:rFonts w:ascii="TH SarabunPSK" w:hAnsi="TH SarabunPSK" w:cs="TH SarabunPSK"/>
+          <w:color w:val="000000"/>
+          <w:sz w:val="32"/>
+          <w:szCs w:val="32"/>
+          <w:cs/>
+        </w:rPr>
+        <w:t>)</w:t>
+      </w:r>
+      <w:r>
+        <w:rPr>
+          <w:rFonts w:ascii="TH SarabunPSK" w:hAnsi="TH SarabunPSK" w:cs="TH SarabunPSK"/>
+          <w:color w:val="000000"/>
+          <w:sz w:val="32"/>
+          <w:szCs w:val="32"/>
+        </w:rPr>
+        <w:t xml:space="preserve">, D1 </w:t>
+      </w:r>
+      <w:r>
+        <w:rPr>
+          <w:rFonts w:ascii="TH SarabunPSK" w:hAnsi="TH SarabunPSK" w:cs="TH SarabunPSK"/>
+          <w:color w:val="000000"/>
+          <w:sz w:val="32"/>
+          <w:szCs w:val="32"/>
+          <w:cs/>
+        </w:rPr>
+        <w:t>ข้อมูลห้องพัก (</w:t>
+      </w:r>
+      <w:r>
+        <w:rPr>
+          <w:rFonts w:ascii="TH SarabunPSK" w:hAnsi="TH SarabunPSK" w:cs="TH SarabunPSK"/>
+          <w:color w:val="000000"/>
+          <w:sz w:val="32"/>
+          <w:szCs w:val="32"/>
+        </w:rPr>
+        <w:t>room</w:t>
+      </w:r>
+      <w:r>
+        <w:rPr>
+          <w:rFonts w:ascii="TH SarabunPSK" w:hAnsi="TH SarabunPSK" w:cs="TH SarabunPSK"/>
+          <w:color w:val="000000"/>
+          <w:sz w:val="32"/>
+          <w:szCs w:val="32"/>
+          <w:cs/>
+        </w:rPr>
+        <w:t xml:space="preserve">) และบันทึกลงใน </w:t>
+      </w:r>
+      <w:r>
+        <w:rPr>
+          <w:rFonts w:ascii="TH SarabunPSK" w:hAnsi="TH SarabunPSK" w:cs="TH SarabunPSK"/>
+          <w:color w:val="000000"/>
+          <w:sz w:val="32"/>
+          <w:szCs w:val="32"/>
+        </w:rPr>
+        <w:t xml:space="preserve">D4 </w:t>
+      </w:r>
+      <w:r>
+        <w:rPr>
+          <w:rFonts w:ascii="TH SarabunPSK" w:hAnsi="TH SarabunPSK" w:cs="TH SarabunPSK"/>
+          <w:color w:val="000000"/>
+          <w:sz w:val="32"/>
+          <w:szCs w:val="32"/>
+          <w:cs/>
+        </w:rPr>
+        <w:t>สัญญาเช่า (</w:t>
+      </w:r>
+      <w:r>
+        <w:rPr>
+          <w:rFonts w:ascii="TH SarabunPSK" w:hAnsi="TH SarabunPSK" w:cs="TH SarabunPSK"/>
+          <w:color w:val="000000"/>
+          <w:sz w:val="32"/>
+          <w:szCs w:val="32"/>
+        </w:rPr>
+        <w:t>rental_contracts</w:t>
+      </w:r>
+      <w:r>
+        <w:rPr>
+          <w:rFonts w:ascii="TH SarabunPSK" w:hAnsi="TH SarabunPSK" w:cs="TH SarabunPSK"/>
+          <w:color w:val="000000"/>
+          <w:sz w:val="32"/>
+          <w:szCs w:val="32"/>
+          <w:cs/>
+        </w:rPr>
+        <w:t>)</w:t>
+      </w:r>
+    </w:p>
+    <w:p>
+      <w:pPr>
+        <w:pStyle w:val="ListParagraph"/>
+        <w:numPr>
+          <w:ilvl w:val="1"/>
+          <w:numId w:val="13"/>
+        </w:numPr>
+        <w:autoSpaceDE w:val="0"/>
+        <w:autoSpaceDN w:val="0"/>
+        <w:adjustRightInd w:val="0"/>
+        <w:spacing w:after="0" w:line="240" w:lineRule="auto"/>
+        <w:rPr>
+          <w:rFonts w:ascii="TH SarabunPSK" w:hAnsi="TH SarabunPSK" w:cs="TH SarabunPSK"/>
+          <w:color w:val="000000"/>
+          <w:sz w:val="32"/>
+          <w:szCs w:val="32"/>
+        </w:rPr>
+      </w:pPr>
+      <w:r>
+        <w:rPr>
+          <w:rFonts w:ascii="TH SarabunPSK" w:hAnsi="TH SarabunPSK" w:cs="TH SarabunPSK"/>
+          <w:color w:val="000000"/>
+          <w:sz w:val="32"/>
+          <w:szCs w:val="32"/>
+        </w:rPr>
+        <w:t>Process 4</w:t>
+      </w:r>
+      <w:r>
+        <w:rPr>
+          <w:rFonts w:ascii="TH SarabunPSK" w:hAnsi="TH SarabunPSK" w:cs="TH SarabunPSK"/>
+          <w:color w:val="000000"/>
+          <w:sz w:val="32"/>
+          <w:szCs w:val="32"/>
+          <w:cs/>
+        </w:rPr>
+        <w:t>.</w:t>
+      </w:r>
+      <w:r>
+        <w:rPr>
+          <w:rFonts w:ascii="TH SarabunPSK" w:hAnsi="TH SarabunPSK" w:cs="TH SarabunPSK"/>
+          <w:color w:val="000000"/>
+          <w:sz w:val="32"/>
+          <w:szCs w:val="32"/>
+        </w:rPr>
+        <w:t>0</w:t>
+      </w:r>
+      <w:r>
+        <w:rPr>
+          <w:rFonts w:ascii="TH SarabunPSK" w:hAnsi="TH SarabunPSK" w:cs="TH SarabunPSK"/>
+          <w:color w:val="000000"/>
+          <w:sz w:val="32"/>
+          <w:szCs w:val="32"/>
+          <w:cs/>
+        </w:rPr>
+        <w:t xml:space="preserve"> บันทึกมิเตอร์และออกใบแจ้งหนี้ (</w:t>
+      </w:r>
+      <w:r>
+        <w:rPr>
+          <w:rFonts w:ascii="TH SarabunPSK" w:hAnsi="TH SarabunPSK" w:cs="TH SarabunPSK"/>
+          <w:color w:val="000000"/>
+          <w:sz w:val="32"/>
+          <w:szCs w:val="32"/>
+        </w:rPr>
+        <w:t>Billing &amp; Invoice Management</w:t>
+      </w:r>
+      <w:r>
+        <w:rPr>
+          <w:rFonts w:ascii="TH SarabunPSK" w:hAnsi="TH SarabunPSK" w:cs="TH SarabunPSK"/>
+          <w:color w:val="000000"/>
+          <w:sz w:val="32"/>
+          <w:szCs w:val="32"/>
+          <w:cs/>
+        </w:rPr>
+        <w:t>):</w:t>
+      </w:r>
+    </w:p>
+    <w:p>
+      <w:pPr>
+        <w:pStyle w:val="ListParagraph"/>
+        <w:numPr>
+          <w:ilvl w:val="2"/>
+          <w:numId w:val="13"/>
+        </w:numPr>
+        <w:autoSpaceDE w:val="0"/>
+        <w:autoSpaceDN w:val="0"/>
+        <w:adjustRightInd w:val="0"/>
+        <w:spacing w:after="0" w:line="240" w:lineRule="auto"/>
+        <w:rPr>
+          <w:rFonts w:ascii="TH SarabunPSK" w:hAnsi="TH SarabunPSK" w:cs="TH SarabunPSK"/>
+          <w:color w:val="000000"/>
+          <w:sz w:val="32"/>
+          <w:szCs w:val="32"/>
+        </w:rPr>
+      </w:pPr>
+      <w:r>
+        <w:rPr>
+          <w:rFonts w:ascii="TH SarabunPSK" w:hAnsi="TH SarabunPSK" w:cs="TH SarabunPSK"/>
+          <w:color w:val="000000"/>
+          <w:sz w:val="32"/>
+          <w:szCs w:val="32"/>
+          <w:cs/>
+        </w:rPr>
+        <w:t xml:space="preserve">รับค่าจดมิเตอร์น้ำ-ไฟประจำเดือนจากพนักงาน นำมาคำนวณรวมกับค่าเช่าห้องตามสัญญาเพื่อออกใบแจ้งหนี้ บันทึกลงใน </w:t>
+      </w:r>
+      <w:r>
+        <w:rPr>
+          <w:rFonts w:ascii="TH SarabunPSK" w:hAnsi="TH SarabunPSK" w:cs="TH SarabunPSK"/>
+          <w:color w:val="000000"/>
+          <w:sz w:val="32"/>
+          <w:szCs w:val="32"/>
+        </w:rPr>
+        <w:t xml:space="preserve">D5 </w:t>
+      </w:r>
+      <w:r>
+        <w:rPr>
+          <w:rFonts w:ascii="TH SarabunPSK" w:hAnsi="TH SarabunPSK" w:cs="TH SarabunPSK"/>
+          <w:color w:val="000000"/>
+          <w:sz w:val="32"/>
+          <w:szCs w:val="32"/>
+          <w:cs/>
+        </w:rPr>
+        <w:t>ใบแจ้งหนี้ (</w:t>
+      </w:r>
+      <w:r>
+        <w:rPr>
+          <w:rFonts w:ascii="TH SarabunPSK" w:hAnsi="TH SarabunPSK" w:cs="TH SarabunPSK"/>
+          <w:color w:val="000000"/>
+          <w:sz w:val="32"/>
+          <w:szCs w:val="32"/>
+        </w:rPr>
+        <w:t>invoices</w:t>
+      </w:r>
+      <w:r>
+        <w:rPr>
+          <w:rFonts w:ascii="TH SarabunPSK" w:hAnsi="TH SarabunPSK" w:cs="TH SarabunPSK"/>
+          <w:color w:val="000000"/>
+          <w:sz w:val="32"/>
+          <w:szCs w:val="32"/>
+          <w:cs/>
+        </w:rPr>
+        <w:t>)</w:t>
+      </w:r>
+    </w:p>
+    <w:p>
+      <w:pPr>
+        <w:pStyle w:val="ListParagraph"/>
+        <w:numPr>
+          <w:ilvl w:val="1"/>
+          <w:numId w:val="13"/>
+        </w:numPr>
+        <w:autoSpaceDE w:val="0"/>
+        <w:autoSpaceDN w:val="0"/>
+        <w:adjustRightInd w:val="0"/>
+        <w:spacing w:after="0" w:line="240" w:lineRule="auto"/>
+        <w:rPr>
+          <w:rFonts w:ascii="TH SarabunPSK" w:hAnsi="TH SarabunPSK" w:cs="TH SarabunPSK"/>
+          <w:color w:val="000000"/>
+          <w:sz w:val="32"/>
+          <w:szCs w:val="32"/>
+        </w:rPr>
+      </w:pPr>
+      <w:r>
+        <w:rPr>
+          <w:rFonts w:ascii="TH SarabunPSK" w:hAnsi="TH SarabunPSK" w:cs="TH SarabunPSK"/>
+          <w:color w:val="000000"/>
+          <w:sz w:val="32"/>
+          <w:szCs w:val="32"/>
+        </w:rPr>
+        <w:t>Process 5</w:t>
+      </w:r>
+      <w:r>
+        <w:rPr>
+          <w:rFonts w:ascii="TH SarabunPSK" w:hAnsi="TH SarabunPSK" w:cs="TH SarabunPSK"/>
+          <w:color w:val="000000"/>
+          <w:sz w:val="32"/>
+          <w:szCs w:val="32"/>
+          <w:cs/>
+        </w:rPr>
+        <w:t>.</w:t>
+      </w:r>
+      <w:r>
+        <w:rPr>
+          <w:rFonts w:ascii="TH SarabunPSK" w:hAnsi="TH SarabunPSK" w:cs="TH SarabunPSK"/>
+          <w:color w:val="000000"/>
+          <w:sz w:val="32"/>
+          <w:szCs w:val="32"/>
+        </w:rPr>
+        <w:t>0</w:t>
+      </w:r>
+      <w:r>
+        <w:rPr>
+          <w:rFonts w:ascii="TH SarabunPSK" w:hAnsi="TH SarabunPSK" w:cs="TH SarabunPSK"/>
+          <w:color w:val="000000"/>
+          <w:sz w:val="32"/>
+          <w:szCs w:val="32"/>
+          <w:cs/>
+        </w:rPr>
+        <w:t xml:space="preserve"> จัดการการชำระเงินและออกใบเสร็จ (</w:t>
+      </w:r>
+      <w:r>
+        <w:rPr>
+          <w:rFonts w:ascii="TH SarabunPSK" w:hAnsi="TH SarabunPSK" w:cs="TH SarabunPSK"/>
+          <w:color w:val="000000"/>
+          <w:sz w:val="32"/>
+          <w:szCs w:val="32"/>
+        </w:rPr>
+        <w:t>Payment &amp; Receipt Management</w:t>
+      </w:r>
+      <w:r>
+        <w:rPr>
+          <w:rFonts w:ascii="TH SarabunPSK" w:hAnsi="TH SarabunPSK" w:cs="TH SarabunPSK"/>
+          <w:color w:val="000000"/>
+          <w:sz w:val="32"/>
+          <w:szCs w:val="32"/>
+          <w:cs/>
+        </w:rPr>
+        <w:t>):</w:t>
+      </w:r>
+    </w:p>
+    <w:p>
+      <w:pPr>
+        <w:pStyle w:val="ListParagraph"/>
+        <w:numPr>
+          <w:ilvl w:val="2"/>
+          <w:numId w:val="13"/>
+        </w:numPr>
+        <w:autoSpaceDE w:val="0"/>
+        <w:autoSpaceDN w:val="0"/>
+        <w:adjustRightInd w:val="0"/>
+        <w:spacing w:after="0" w:line="240" w:lineRule="auto"/>
+        <w:rPr>
+          <w:rFonts w:ascii="TH SarabunPSK" w:hAnsi="TH SarabunPSK" w:cs="TH SarabunPSK"/>
+          <w:color w:val="000000"/>
+          <w:sz w:val="32"/>
+          <w:szCs w:val="32"/>
+        </w:rPr>
+      </w:pPr>
+      <w:r>
+        <w:rPr>
+          <w:rFonts w:ascii="TH SarabunPSK" w:hAnsi="TH SarabunPSK" w:cs="TH SarabunPSK"/>
+          <w:color w:val="000000"/>
+          <w:sz w:val="32"/>
+          <w:szCs w:val="32"/>
+          <w:cs/>
+        </w:rPr>
+        <w:t xml:space="preserve">รับการแจ้งชำระเงินจากผู้เช่า ตรวจสอบยอดเงินโดยเจ้าของหอพัก และออกใบเสร็จรับเงิน อัปเดตสถานะใน </w:t>
+      </w:r>
+      <w:r>
+        <w:rPr>
+          <w:rFonts w:ascii="TH SarabunPSK" w:hAnsi="TH SarabunPSK" w:cs="TH SarabunPSK"/>
+          <w:color w:val="000000"/>
+          <w:sz w:val="32"/>
+          <w:szCs w:val="32"/>
+        </w:rPr>
+        <w:t xml:space="preserve">D5 </w:t>
+      </w:r>
+      <w:r>
+        <w:rPr>
+          <w:rFonts w:ascii="TH SarabunPSK" w:hAnsi="TH SarabunPSK" w:cs="TH SarabunPSK"/>
+          <w:color w:val="000000"/>
+          <w:sz w:val="32"/>
+          <w:szCs w:val="32"/>
+          <w:cs/>
+        </w:rPr>
+        <w:t>ใบแจ้งหนี้ (</w:t>
+      </w:r>
+      <w:r>
+        <w:rPr>
+          <w:rFonts w:ascii="TH SarabunPSK" w:hAnsi="TH SarabunPSK" w:cs="TH SarabunPSK"/>
+          <w:color w:val="000000"/>
+          <w:sz w:val="32"/>
+          <w:szCs w:val="32"/>
+        </w:rPr>
+        <w:t>invoices</w:t>
+      </w:r>
+      <w:r>
+        <w:rPr>
+          <w:rFonts w:ascii="TH SarabunPSK" w:hAnsi="TH SarabunPSK" w:cs="TH SarabunPSK"/>
+          <w:color w:val="000000"/>
+          <w:sz w:val="32"/>
+          <w:szCs w:val="32"/>
+          <w:cs/>
+        </w:rPr>
+        <w:t>)</w:t>
+      </w:r>
+    </w:p>
+    <w:p>
+      <w:pPr>
+        <w:pStyle w:val="ListParagraph"/>
+        <w:numPr>
+          <w:ilvl w:val="1"/>
+          <w:numId w:val="13"/>
+        </w:numPr>
+        <w:autoSpaceDE w:val="0"/>
+        <w:autoSpaceDN w:val="0"/>
+        <w:adjustRightInd w:val="0"/>
+        <w:spacing w:after="0" w:line="240" w:lineRule="auto"/>
+        <w:rPr>
+          <w:rFonts w:ascii="TH SarabunPSK" w:hAnsi="TH SarabunPSK" w:cs="TH SarabunPSK"/>
+          <w:color w:val="000000"/>
+          <w:sz w:val="32"/>
+          <w:szCs w:val="32"/>
+        </w:rPr>
+      </w:pPr>
+      <w:r>
+        <w:rPr>
+          <w:rFonts w:ascii="TH SarabunPSK" w:hAnsi="TH SarabunPSK" w:cs="TH SarabunPSK"/>
+          <w:color w:val="000000"/>
+          <w:sz w:val="32"/>
+          <w:szCs w:val="32"/>
+        </w:rPr>
+        <w:t>Process 6</w:t>
+      </w:r>
+      <w:r>
+        <w:rPr>
+          <w:rFonts w:ascii="TH SarabunPSK" w:hAnsi="TH SarabunPSK" w:cs="TH SarabunPSK"/>
+          <w:color w:val="000000"/>
+          <w:sz w:val="32"/>
+          <w:szCs w:val="32"/>
+          <w:cs/>
+        </w:rPr>
+        <w:t>.</w:t>
+      </w:r>
+      <w:r>
+        <w:rPr>
+          <w:rFonts w:ascii="TH SarabunPSK" w:hAnsi="TH SarabunPSK" w:cs="TH SarabunPSK"/>
+          <w:color w:val="000000"/>
+          <w:sz w:val="32"/>
+          <w:szCs w:val="32"/>
+        </w:rPr>
+        <w:t>0</w:t>
+      </w:r>
+      <w:r>
+        <w:rPr>
+          <w:rFonts w:ascii="TH SarabunPSK" w:hAnsi="TH SarabunPSK" w:cs="TH SarabunPSK"/>
+          <w:color w:val="000000"/>
+          <w:sz w:val="32"/>
+          <w:szCs w:val="32"/>
+          <w:cs/>
+        </w:rPr>
+        <w:t xml:space="preserve"> จัดการคำร้องและมอบหมายงาน (</w:t>
+      </w:r>
+      <w:r>
+        <w:rPr>
+          <w:rFonts w:ascii="TH SarabunPSK" w:hAnsi="TH SarabunPSK" w:cs="TH SarabunPSK"/>
+          <w:color w:val="000000"/>
+          <w:sz w:val="32"/>
+          <w:szCs w:val="32"/>
+        </w:rPr>
+        <w:t>Maintenance &amp; Task Management</w:t>
+      </w:r>
+      <w:r>
+        <w:rPr>
+          <w:rFonts w:ascii="TH SarabunPSK" w:hAnsi="TH SarabunPSK" w:cs="TH SarabunPSK"/>
+          <w:color w:val="000000"/>
+          <w:sz w:val="32"/>
+          <w:szCs w:val="32"/>
+          <w:cs/>
+        </w:rPr>
+        <w:t>):</w:t>
+      </w:r>
+    </w:p>
+    <w:p>
+      <w:pPr>
+        <w:pStyle w:val="ListParagraph"/>
+        <w:numPr>
+          <w:ilvl w:val="2"/>
+          <w:numId w:val="13"/>
+        </w:numPr>
+        <w:autoSpaceDE w:val="0"/>
+        <w:autoSpaceDN w:val="0"/>
+        <w:adjustRightInd w:val="0"/>
+        <w:spacing w:after="0" w:line="240" w:lineRule="auto"/>
+        <w:rPr>
+          <w:rFonts w:ascii="TH SarabunPSK" w:hAnsi="TH SarabunPSK" w:cs="TH SarabunPSK"/>
+          <w:color w:val="000000"/>
+          <w:sz w:val="32"/>
+          <w:szCs w:val="32"/>
+        </w:rPr>
+      </w:pPr>
+      <w:r>
+        <w:rPr>
+          <w:rFonts w:ascii="TH SarabunPSK" w:hAnsi="TH SarabunPSK" w:cs="TH SarabunPSK"/>
+          <w:color w:val="000000"/>
+          <w:sz w:val="32"/>
+          <w:szCs w:val="32"/>
+          <w:cs/>
+        </w:rPr>
+        <w:t xml:space="preserve">รับเรื่องแจ้งซ่อมจากผู้เช่า บันทึกลง </w:t>
+      </w:r>
+      <w:r>
+        <w:rPr>
+          <w:rFonts w:ascii="TH SarabunPSK" w:hAnsi="TH SarabunPSK" w:cs="TH SarabunPSK"/>
+          <w:color w:val="000000"/>
+          <w:sz w:val="32"/>
+          <w:szCs w:val="32"/>
+        </w:rPr>
+        <w:t xml:space="preserve">D6 </w:t>
+      </w:r>
+      <w:r>
+        <w:rPr>
+          <w:rFonts w:ascii="TH SarabunPSK" w:hAnsi="TH SarabunPSK" w:cs="TH SarabunPSK"/>
+          <w:color w:val="000000"/>
+          <w:sz w:val="32"/>
+          <w:szCs w:val="32"/>
+          <w:cs/>
+        </w:rPr>
+        <w:t>แจ้งซ่อม (</w:t>
+      </w:r>
+      <w:r>
+        <w:rPr>
+          <w:rFonts w:ascii="TH SarabunPSK" w:hAnsi="TH SarabunPSK" w:cs="TH SarabunPSK"/>
+          <w:color w:val="000000"/>
+          <w:sz w:val="32"/>
+          <w:szCs w:val="32"/>
+        </w:rPr>
+        <w:t>maintenance_requests</w:t>
+      </w:r>
+      <w:r>
+        <w:rPr>
+          <w:rFonts w:ascii="TH SarabunPSK" w:hAnsi="TH SarabunPSK" w:cs="TH SarabunPSK"/>
+          <w:color w:val="000000"/>
+          <w:sz w:val="32"/>
+          <w:szCs w:val="32"/>
+          <w:cs/>
+        </w:rPr>
+        <w:t xml:space="preserve">) โดยเจ้าของหอสามารถมอบหมายงานให้พนักงาน และพนักงานสามารถบันทึกผลการซ่อมแซมได้ โดยเชื่อมโยงกับ </w:t>
+      </w:r>
+      <w:r>
+        <w:rPr>
+          <w:rFonts w:ascii="TH SarabunPSK" w:hAnsi="TH SarabunPSK" w:cs="TH SarabunPSK"/>
+          <w:color w:val="000000"/>
+          <w:sz w:val="32"/>
+          <w:szCs w:val="32"/>
+        </w:rPr>
+        <w:t xml:space="preserve">D3 </w:t>
+      </w:r>
+      <w:r>
+        <w:rPr>
+          <w:rFonts w:ascii="TH SarabunPSK" w:hAnsi="TH SarabunPSK" w:cs="TH SarabunPSK"/>
+          <w:color w:val="000000"/>
+          <w:sz w:val="32"/>
+          <w:szCs w:val="32"/>
+          <w:cs/>
+        </w:rPr>
+        <w:t>ข้อมูลพนักงาน (</w:t>
+      </w:r>
+      <w:r>
+        <w:rPr>
+          <w:rFonts w:ascii="TH SarabunPSK" w:hAnsi="TH SarabunPSK" w:cs="TH SarabunPSK"/>
+          <w:color w:val="000000"/>
+          <w:sz w:val="32"/>
+          <w:szCs w:val="32"/>
+        </w:rPr>
+        <w:t>employees</w:t>
+      </w:r>
+      <w:r>
+        <w:rPr>
+          <w:rFonts w:ascii="TH SarabunPSK" w:hAnsi="TH SarabunPSK" w:cs="TH SarabunPSK"/>
+          <w:color w:val="000000"/>
+          <w:sz w:val="32"/>
+          <w:szCs w:val="32"/>
+          <w:cs/>
+        </w:rPr>
+        <w:t>)</w:t>
+      </w:r>
+    </w:p>
+    <w:p>
+      <w:pPr>
+        <w:pStyle w:val="ListParagraph"/>
+        <w:numPr>
+          <w:ilvl w:val="1"/>
+          <w:numId w:val="13"/>
+        </w:numPr>
+        <w:autoSpaceDE w:val="0"/>
+        <w:autoSpaceDN w:val="0"/>
+        <w:adjustRightInd w:val="0"/>
+        <w:spacing w:after="0" w:line="240" w:lineRule="auto"/>
+        <w:rPr>
+          <w:rFonts w:ascii="TH SarabunPSK" w:hAnsi="TH SarabunPSK" w:cs="TH SarabunPSK"/>
+          <w:color w:val="000000"/>
+          <w:sz w:val="32"/>
+          <w:szCs w:val="32"/>
+        </w:rPr>
+      </w:pPr>
+      <w:r>
+        <w:rPr>
+          <w:rFonts w:ascii="TH SarabunPSK" w:hAnsi="TH SarabunPSK" w:cs="TH SarabunPSK"/>
+          <w:color w:val="000000"/>
+          <w:sz w:val="32"/>
+          <w:szCs w:val="32"/>
+        </w:rPr>
+        <w:t>Process 7</w:t>
+      </w:r>
+      <w:r>
+        <w:rPr>
+          <w:rFonts w:ascii="TH SarabunPSK" w:hAnsi="TH SarabunPSK" w:cs="TH SarabunPSK"/>
+          <w:color w:val="000000"/>
+          <w:sz w:val="32"/>
+          <w:szCs w:val="32"/>
+          <w:cs/>
+        </w:rPr>
+        <w:t>.</w:t>
+      </w:r>
+      <w:r>
+        <w:rPr>
+          <w:rFonts w:ascii="TH SarabunPSK" w:hAnsi="TH SarabunPSK" w:cs="TH SarabunPSK"/>
+          <w:color w:val="000000"/>
+          <w:sz w:val="32"/>
+          <w:szCs w:val="32"/>
+        </w:rPr>
+        <w:t>0</w:t>
+      </w:r>
+      <w:r>
+        <w:rPr>
+          <w:rFonts w:ascii="TH SarabunPSK" w:hAnsi="TH SarabunPSK" w:cs="TH SarabunPSK"/>
+          <w:color w:val="000000"/>
+          <w:sz w:val="32"/>
+          <w:szCs w:val="32"/>
+          <w:cs/>
+        </w:rPr>
+        <w:t xml:space="preserve"> ออกรายงาน (</w:t>
+      </w:r>
+      <w:r>
+        <w:rPr>
+          <w:rFonts w:ascii="TH SarabunPSK" w:hAnsi="TH SarabunPSK" w:cs="TH SarabunPSK"/>
+          <w:color w:val="000000"/>
+          <w:sz w:val="32"/>
+          <w:szCs w:val="32"/>
+        </w:rPr>
+        <w:t>Report Generation</w:t>
+      </w:r>
+      <w:r>
+        <w:rPr>
+          <w:rFonts w:ascii="TH SarabunPSK" w:hAnsi="TH SarabunPSK" w:cs="TH SarabunPSK"/>
+          <w:color w:val="000000"/>
+          <w:sz w:val="32"/>
+          <w:szCs w:val="32"/>
+          <w:cs/>
+        </w:rPr>
+        <w:t>):</w:t>
+      </w:r>
+    </w:p>
+    <w:p>
+      <w:pPr>
+        <w:pStyle w:val="ListParagraph"/>
+        <w:numPr>
+          <w:ilvl w:val="2"/>
+          <w:numId w:val="13"/>
+        </w:numPr>
+        <w:autoSpaceDE w:val="0"/>
+        <w:autoSpaceDN w:val="0"/>
+        <w:adjustRightInd w:val="0"/>
+        <w:spacing w:after="0" w:line="240" w:lineRule="auto"/>
+        <w:rPr>
+          <w:rFonts w:ascii="TH SarabunPSK" w:hAnsi="TH SarabunPSK" w:cs="TH SarabunPSK"/>
+          <w:color w:val="000000"/>
+          <w:sz w:val="32"/>
+          <w:szCs w:val="32"/>
+        </w:rPr>
+      </w:pPr>
+      <w:r>
+        <w:rPr>
+          <w:rFonts w:ascii="TH SarabunPSK" w:hAnsi="TH SarabunPSK" w:cs="TH SarabunPSK"/>
+          <w:color w:val="000000"/>
+          <w:sz w:val="32"/>
+          <w:szCs w:val="32"/>
+          <w:cs/>
+        </w:rPr>
+        <w:t xml:space="preserve">ประมวลผลข้อมูลจาก </w:t>
+      </w:r>
+      <w:r>
+        <w:rPr>
+          <w:rFonts w:ascii="TH SarabunPSK" w:hAnsi="TH SarabunPSK" w:cs="TH SarabunPSK"/>
+          <w:color w:val="000000"/>
+          <w:sz w:val="32"/>
+          <w:szCs w:val="32"/>
+        </w:rPr>
+        <w:t xml:space="preserve">Data Store </w:t>
+      </w:r>
+      <w:r>
+        <w:rPr>
+          <w:rFonts w:ascii="TH SarabunPSK" w:hAnsi="TH SarabunPSK" w:cs="TH SarabunPSK"/>
+          <w:color w:val="000000"/>
+          <w:sz w:val="32"/>
+          <w:szCs w:val="32"/>
+          <w:cs/>
+        </w:rPr>
+        <w:t>ทั้งหมด เพื่อจัดทำรายงานสรุปยอดรายได้ รายงานสถานะผู้เช่า และรายงานสรุปการแจ้งซ่อม ส่งให้เจ้าของหอพัก</w:t>
+      </w:r>
+    </w:p>
+    <w:p>
+      <w:pPr>
+        <w:pStyle w:val="ListParagraph"/>
+        <w:autoSpaceDE w:val="0"/>
+        <w:autoSpaceDN w:val="0"/>
+        <w:adjustRightInd w:val="0"/>
+        <w:spacing w:after="0" w:line="240" w:lineRule="auto"/>
+        <w:ind w:left="2160"/>
+        <w:rPr>
+          <w:rFonts w:ascii="TH SarabunPSK" w:hAnsi="TH SarabunPSK" w:cs="TH SarabunPSK"/>
+          <w:color w:val="000000"/>
+          <w:sz w:val="32"/>
+          <w:szCs w:val="32"/>
+        </w:rPr>
+      </w:pPr>
     </w:p>
     <w:p>
       <w:pPr>
@@ -23868,37 +26494,117 @@
       </w:r>
       <w:r>
         <w:rPr>
-          <w:rFonts w:ascii="TH SarabunPSK" w:hAnsi="TH SarabunPSK" w:cs="TH SarabunPSK" w:hint="cs"/>
-          <w:color w:val="000000"/>
-          <w:sz w:val="32"/>
-          <w:szCs w:val="32"/>
-          <w:cs/>
-        </w:rPr>
-        <w:t>......................................................................................................................................................................................................................................................................</w:t>
-      </w:r>
-      <w:r>
-        <w:rPr>
-          <w:rFonts w:ascii="TH SarabunPSK" w:hAnsi="TH SarabunPSK" w:cs="TH SarabunPSK"/>
-          <w:color w:val="000000"/>
-          <w:sz w:val="32"/>
-          <w:szCs w:val="32"/>
-          <w:cs/>
-        </w:rPr>
-        <w:t>...</w:t>
-      </w:r>
-      <w:r>
-        <w:rPr>
-          <w:rFonts w:ascii="TH SarabunPSK" w:hAnsi="TH SarabunPSK" w:cs="TH SarabunPSK" w:hint="cs"/>
-          <w:color w:val="000000"/>
-          <w:sz w:val="32"/>
-          <w:szCs w:val="32"/>
-          <w:cs/>
-        </w:rPr>
-        <w:t>.........................................</w:t>
+          <w:rFonts w:ascii="TH SarabunPSK" w:hAnsi="TH SarabunPSK" w:cs="TH SarabunPSK"/>
+          <w:color w:val="000000"/>
+          <w:sz w:val="32"/>
+          <w:szCs w:val="32"/>
+          <w:cs/>
+        </w:rPr>
+        <w:t>การออกแบบส่วนประสานผู้ใช้ (</w:t>
+      </w:r>
+      <w:r>
+        <w:rPr>
+          <w:rFonts w:ascii="TH SarabunPSK" w:hAnsi="TH SarabunPSK" w:cs="TH SarabunPSK"/>
+          <w:color w:val="000000"/>
+          <w:sz w:val="32"/>
+          <w:szCs w:val="32"/>
+        </w:rPr>
+        <w:t>UI</w:t>
+      </w:r>
+      <w:r>
+        <w:rPr>
+          <w:rFonts w:ascii="TH SarabunPSK" w:hAnsi="TH SarabunPSK" w:cs="TH SarabunPSK"/>
+          <w:color w:val="000000"/>
+          <w:sz w:val="32"/>
+          <w:szCs w:val="32"/>
+          <w:cs/>
+        </w:rPr>
+        <w:t>) ได้ยึดหลักความเรียบง่ายและใช้งานง่าย (</w:t>
+      </w:r>
+      <w:r>
+        <w:rPr>
+          <w:rFonts w:ascii="TH SarabunPSK" w:hAnsi="TH SarabunPSK" w:cs="TH SarabunPSK"/>
+          <w:color w:val="000000"/>
+          <w:sz w:val="32"/>
+          <w:szCs w:val="32"/>
+        </w:rPr>
+        <w:t>User</w:t>
+      </w:r>
+      <w:r>
+        <w:rPr>
+          <w:rFonts w:ascii="TH SarabunPSK" w:hAnsi="TH SarabunPSK" w:cs="TH SarabunPSK"/>
+          <w:color w:val="000000"/>
+          <w:sz w:val="32"/>
+          <w:szCs w:val="32"/>
+          <w:cs/>
+        </w:rPr>
+        <w:t>-</w:t>
+      </w:r>
+      <w:r>
+        <w:rPr>
+          <w:rFonts w:ascii="TH SarabunPSK" w:hAnsi="TH SarabunPSK" w:cs="TH SarabunPSK"/>
+          <w:color w:val="000000"/>
+          <w:sz w:val="32"/>
+          <w:szCs w:val="32"/>
+        </w:rPr>
+        <w:t>Friendly Design</w:t>
+      </w:r>
+      <w:r>
+        <w:rPr>
+          <w:rFonts w:ascii="TH SarabunPSK" w:hAnsi="TH SarabunPSK" w:cs="TH SarabunPSK"/>
+          <w:color w:val="000000"/>
+          <w:sz w:val="32"/>
+          <w:szCs w:val="32"/>
+          <w:cs/>
+        </w:rPr>
+        <w:t>) โดยจัดสรรการแสดงผลให้เหมาะสมกับสิทธิ์การเข้าถึงของผู้ใช้งานแต่ละกลุ่ม (</w:t>
+      </w:r>
+      <w:r>
+        <w:rPr>
+          <w:rFonts w:ascii="TH SarabunPSK" w:hAnsi="TH SarabunPSK" w:cs="TH SarabunPSK"/>
+          <w:color w:val="000000"/>
+          <w:sz w:val="32"/>
+          <w:szCs w:val="32"/>
+        </w:rPr>
+        <w:t>Role</w:t>
+      </w:r>
+      <w:r>
+        <w:rPr>
+          <w:rFonts w:ascii="TH SarabunPSK" w:hAnsi="TH SarabunPSK" w:cs="TH SarabunPSK"/>
+          <w:color w:val="000000"/>
+          <w:sz w:val="32"/>
+          <w:szCs w:val="32"/>
+          <w:cs/>
+        </w:rPr>
+        <w:t>-</w:t>
+      </w:r>
+      <w:r>
+        <w:rPr>
+          <w:rFonts w:ascii="TH SarabunPSK" w:hAnsi="TH SarabunPSK" w:cs="TH SarabunPSK"/>
+          <w:color w:val="000000"/>
+          <w:sz w:val="32"/>
+          <w:szCs w:val="32"/>
+        </w:rPr>
+        <w:t>based UI</w:t>
+      </w:r>
+      <w:r>
+        <w:rPr>
+          <w:rFonts w:ascii="TH SarabunPSK" w:hAnsi="TH SarabunPSK" w:cs="TH SarabunPSK"/>
+          <w:color w:val="000000"/>
+          <w:sz w:val="32"/>
+          <w:szCs w:val="32"/>
+          <w:cs/>
+        </w:rPr>
+        <w:t>) ตามกรอบแนวคิดของระบบ (ภาพที่ 1.1) ดังนี้</w:t>
       </w:r>
     </w:p>
     <w:p>
       <w:pPr>
+        <w:pStyle w:val="ListParagraph"/>
+        <w:numPr>
+          <w:ilvl w:val="0"/>
+          <w:numId w:val="15"/>
+        </w:numPr>
         <w:autoSpaceDE w:val="0"/>
         <w:autoSpaceDN w:val="0"/>
         <w:adjustRightInd w:val="0"/>
@@ -23912,13 +26618,714 @@
       </w:pPr>
       <w:r>
         <w:rPr>
-          <w:rFonts w:ascii="TH SarabunPSK" w:hAnsi="TH SarabunPSK" w:cs="TH SarabunPSK" w:hint="cs"/>
-          <w:color w:val="000000"/>
-          <w:sz w:val="32"/>
-          <w:szCs w:val="32"/>
-          <w:cs/>
-        </w:rPr>
-        <w:t>................................................................................................................................................................</w:t>
+          <w:rFonts w:ascii="TH SarabunPSK" w:hAnsi="TH SarabunPSK" w:cs="TH SarabunPSK"/>
+          <w:color w:val="000000"/>
+          <w:sz w:val="32"/>
+          <w:szCs w:val="32"/>
+          <w:cs/>
+        </w:rPr>
+        <w:t>หน้าเข้าสู่ระบบ (</w:t>
+      </w:r>
+      <w:r>
+        <w:rPr>
+          <w:rFonts w:ascii="TH SarabunPSK" w:hAnsi="TH SarabunPSK" w:cs="TH SarabunPSK"/>
+          <w:color w:val="000000"/>
+          <w:sz w:val="32"/>
+          <w:szCs w:val="32"/>
+        </w:rPr>
+        <w:t>Login Interface</w:t>
+      </w:r>
+      <w:r>
+        <w:rPr>
+          <w:rFonts w:ascii="TH SarabunPSK" w:hAnsi="TH SarabunPSK" w:cs="TH SarabunPSK"/>
+          <w:color w:val="000000"/>
+          <w:sz w:val="32"/>
+          <w:szCs w:val="32"/>
+          <w:cs/>
+        </w:rPr>
+        <w:t>)</w:t>
+      </w:r>
+    </w:p>
+    <w:p>
+      <w:pPr>
+        <w:pStyle w:val="ListParagraph"/>
+        <w:autoSpaceDE w:val="0"/>
+        <w:autoSpaceDN w:val="0"/>
+        <w:adjustRightInd w:val="0"/>
+        <w:spacing w:after="0" w:line="240" w:lineRule="auto"/>
+        <w:ind w:left="1287"/>
+        <w:rPr>
+          <w:rFonts w:ascii="TH SarabunPSK" w:hAnsi="TH SarabunPSK" w:cs="TH SarabunPSK"/>
+          <w:color w:val="000000"/>
+          <w:sz w:val="32"/>
+          <w:szCs w:val="32"/>
+        </w:rPr>
+      </w:pPr>
+      <w:r>
+        <w:rPr>
+          <w:rFonts w:ascii="TH SarabunPSK" w:hAnsi="TH SarabunPSK" w:cs="TH SarabunPSK"/>
+          <w:color w:val="000000"/>
+          <w:sz w:val="32"/>
+          <w:szCs w:val="32"/>
+          <w:cs/>
+        </w:rPr>
+        <w:lastRenderedPageBreak/>
+        <w:t>หน้าจอสำหรับผู้ใช้งานทุกกลุ่ม (ผู้เช่า</w:t>
+      </w:r>
+      <w:r>
+        <w:rPr>
+          <w:rFonts w:ascii="TH SarabunPSK" w:hAnsi="TH SarabunPSK" w:cs="TH SarabunPSK"/>
+          <w:color w:val="000000"/>
+          <w:sz w:val="32"/>
+          <w:szCs w:val="32"/>
+        </w:rPr>
+        <w:t xml:space="preserve">, </w:t>
+      </w:r>
+      <w:r>
+        <w:rPr>
+          <w:rFonts w:ascii="TH SarabunPSK" w:hAnsi="TH SarabunPSK" w:cs="TH SarabunPSK"/>
+          <w:color w:val="000000"/>
+          <w:sz w:val="32"/>
+          <w:szCs w:val="32"/>
+          <w:cs/>
+        </w:rPr>
+        <w:t>เจ้าของหอ</w:t>
+      </w:r>
+      <w:r>
+        <w:rPr>
+          <w:rFonts w:ascii="TH SarabunPSK" w:hAnsi="TH SarabunPSK" w:cs="TH SarabunPSK"/>
+          <w:color w:val="000000"/>
+          <w:sz w:val="32"/>
+          <w:szCs w:val="32"/>
+        </w:rPr>
+        <w:t xml:space="preserve">, </w:t>
+      </w:r>
+      <w:r>
+        <w:rPr>
+          <w:rFonts w:ascii="TH SarabunPSK" w:hAnsi="TH SarabunPSK" w:cs="TH SarabunPSK"/>
+          <w:color w:val="000000"/>
+          <w:sz w:val="32"/>
+          <w:szCs w:val="32"/>
+          <w:cs/>
+        </w:rPr>
+        <w:t>พนักงาน) กรอกชื่อผู้ใช้ (</w:t>
+      </w:r>
+      <w:r>
+        <w:rPr>
+          <w:rFonts w:ascii="TH SarabunPSK" w:hAnsi="TH SarabunPSK" w:cs="TH SarabunPSK"/>
+          <w:color w:val="000000"/>
+          <w:sz w:val="32"/>
+          <w:szCs w:val="32"/>
+        </w:rPr>
+        <w:t>Username</w:t>
+      </w:r>
+      <w:r>
+        <w:rPr>
+          <w:rFonts w:ascii="TH SarabunPSK" w:hAnsi="TH SarabunPSK" w:cs="TH SarabunPSK"/>
+          <w:color w:val="000000"/>
+          <w:sz w:val="32"/>
+          <w:szCs w:val="32"/>
+          <w:cs/>
+        </w:rPr>
+        <w:t>) และรหัสผ่าน (</w:t>
+      </w:r>
+      <w:r>
+        <w:rPr>
+          <w:rFonts w:ascii="TH SarabunPSK" w:hAnsi="TH SarabunPSK" w:cs="TH SarabunPSK"/>
+          <w:color w:val="000000"/>
+          <w:sz w:val="32"/>
+          <w:szCs w:val="32"/>
+        </w:rPr>
+        <w:t>Password</w:t>
+      </w:r>
+      <w:r>
+        <w:rPr>
+          <w:rFonts w:ascii="TH SarabunPSK" w:hAnsi="TH SarabunPSK" w:cs="TH SarabunPSK"/>
+          <w:color w:val="000000"/>
+          <w:sz w:val="32"/>
+          <w:szCs w:val="32"/>
+          <w:cs/>
+        </w:rPr>
+        <w:t>) เพื่อยืนยันตัวตน ระบบจะตรวจสอบและนำผู้ใช้ไปยังหน้าจอตามสิทธิ์ที่กำหนดโดยอัตโนมัติ</w:t>
+      </w:r>
+    </w:p>
+    <w:p>
+      <w:pPr>
+        <w:pStyle w:val="ListParagraph"/>
+        <w:numPr>
+          <w:ilvl w:val="0"/>
+          <w:numId w:val="15"/>
+        </w:numPr>
+        <w:autoSpaceDE w:val="0"/>
+        <w:autoSpaceDN w:val="0"/>
+        <w:adjustRightInd w:val="0"/>
+        <w:spacing w:after="0" w:line="240" w:lineRule="auto"/>
+        <w:rPr>
+          <w:rFonts w:ascii="TH SarabunPSK" w:hAnsi="TH SarabunPSK" w:cs="TH SarabunPSK"/>
+          <w:color w:val="000000"/>
+          <w:sz w:val="32"/>
+          <w:szCs w:val="32"/>
+        </w:rPr>
+      </w:pPr>
+      <w:r>
+        <w:rPr>
+          <w:rFonts w:ascii="TH SarabunPSK" w:hAnsi="TH SarabunPSK" w:cs="TH SarabunPSK"/>
+          <w:color w:val="000000"/>
+          <w:sz w:val="32"/>
+          <w:szCs w:val="32"/>
+          <w:cs/>
+        </w:rPr>
+        <w:t>ส่วนประสานผู้ใช้สำหรับผู้เช่า (</w:t>
+      </w:r>
+      <w:r>
+        <w:rPr>
+          <w:rFonts w:ascii="TH SarabunPSK" w:hAnsi="TH SarabunPSK" w:cs="TH SarabunPSK"/>
+          <w:color w:val="000000"/>
+          <w:sz w:val="32"/>
+          <w:szCs w:val="32"/>
+        </w:rPr>
+        <w:t>Tenant Interface</w:t>
+      </w:r>
+      <w:r>
+        <w:rPr>
+          <w:rFonts w:ascii="TH SarabunPSK" w:hAnsi="TH SarabunPSK" w:cs="TH SarabunPSK"/>
+          <w:color w:val="000000"/>
+          <w:sz w:val="32"/>
+          <w:szCs w:val="32"/>
+          <w:cs/>
+        </w:rPr>
+        <w:t>)</w:t>
+      </w:r>
+    </w:p>
+    <w:p>
+      <w:pPr>
+        <w:pStyle w:val="ListParagraph"/>
+        <w:numPr>
+          <w:ilvl w:val="2"/>
+          <w:numId w:val="13"/>
+        </w:numPr>
+        <w:autoSpaceDE w:val="0"/>
+        <w:autoSpaceDN w:val="0"/>
+        <w:adjustRightInd w:val="0"/>
+        <w:spacing w:after="0" w:line="240" w:lineRule="auto"/>
+        <w:rPr>
+          <w:rFonts w:ascii="TH SarabunPSK" w:hAnsi="TH SarabunPSK" w:cs="TH SarabunPSK"/>
+          <w:color w:val="000000"/>
+          <w:sz w:val="32"/>
+          <w:szCs w:val="32"/>
+        </w:rPr>
+      </w:pPr>
+      <w:r>
+        <w:rPr>
+          <w:rFonts w:ascii="TH SarabunPSK" w:hAnsi="TH SarabunPSK" w:cs="TH SarabunPSK"/>
+          <w:color w:val="000000"/>
+          <w:sz w:val="32"/>
+          <w:szCs w:val="32"/>
+          <w:cs/>
+        </w:rPr>
+        <w:t>หน้าหลัก/แดชบอร์ดผู้เช่า: แสดงสถานะห้องพักปัจจุบัน ยอดค้างชำระล่าสุด และประกาศจากทางหอพัก</w:t>
+      </w:r>
+    </w:p>
+    <w:p>
+      <w:pPr>
+        <w:pStyle w:val="ListParagraph"/>
+        <w:numPr>
+          <w:ilvl w:val="2"/>
+          <w:numId w:val="13"/>
+        </w:numPr>
+        <w:autoSpaceDE w:val="0"/>
+        <w:autoSpaceDN w:val="0"/>
+        <w:adjustRightInd w:val="0"/>
+        <w:spacing w:after="0" w:line="240" w:lineRule="auto"/>
+        <w:rPr>
+          <w:rFonts w:ascii="TH SarabunPSK" w:hAnsi="TH SarabunPSK" w:cs="TH SarabunPSK"/>
+          <w:color w:val="000000"/>
+          <w:sz w:val="32"/>
+          <w:szCs w:val="32"/>
+        </w:rPr>
+      </w:pPr>
+      <w:r>
+        <w:rPr>
+          <w:rFonts w:ascii="TH SarabunPSK" w:hAnsi="TH SarabunPSK" w:cs="TH SarabunPSK"/>
+          <w:color w:val="000000"/>
+          <w:sz w:val="32"/>
+          <w:szCs w:val="32"/>
+          <w:cs/>
+        </w:rPr>
+        <w:t>หน้าตรวจสอบข้อมูลห้องพักและสัญญาเช่า: แสดงรายละเอียดสัญญาเช่า วันเริ่มต้น-สิ้นสุด และเงื่อนไขค่ามัดจำของตนเอง</w:t>
+      </w:r>
+    </w:p>
+    <w:p>
+      <w:pPr>
+        <w:pStyle w:val="ListParagraph"/>
+        <w:numPr>
+          <w:ilvl w:val="2"/>
+          <w:numId w:val="13"/>
+        </w:numPr>
+        <w:autoSpaceDE w:val="0"/>
+        <w:autoSpaceDN w:val="0"/>
+        <w:adjustRightInd w:val="0"/>
+        <w:spacing w:after="0" w:line="240" w:lineRule="auto"/>
+        <w:rPr>
+          <w:rFonts w:ascii="TH SarabunPSK" w:hAnsi="TH SarabunPSK" w:cs="TH SarabunPSK"/>
+          <w:color w:val="000000"/>
+          <w:sz w:val="32"/>
+          <w:szCs w:val="32"/>
+        </w:rPr>
+      </w:pPr>
+      <w:r>
+        <w:rPr>
+          <w:rFonts w:ascii="TH SarabunPSK" w:hAnsi="TH SarabunPSK" w:cs="TH SarabunPSK"/>
+          <w:color w:val="000000"/>
+          <w:sz w:val="32"/>
+          <w:szCs w:val="32"/>
+          <w:cs/>
+        </w:rPr>
+        <w:t>หน้าตรวจสอบค่าเช่า ค่าน้ำ ค่าไฟ และการชำระเงิน: แสดงใบแจ้งหนี้ประจำเดือน ยูนิตมิเตอร์ที่ใช้ พร้อมช่องทางแนบสลิปโอนเงิน และดาวน์โหลดใบเสร็จรับเงิน</w:t>
+      </w:r>
+    </w:p>
+    <w:p>
+      <w:pPr>
+        <w:pStyle w:val="ListParagraph"/>
+        <w:numPr>
+          <w:ilvl w:val="2"/>
+          <w:numId w:val="13"/>
+        </w:numPr>
+        <w:autoSpaceDE w:val="0"/>
+        <w:autoSpaceDN w:val="0"/>
+        <w:adjustRightInd w:val="0"/>
+        <w:spacing w:after="0" w:line="240" w:lineRule="auto"/>
+        <w:rPr>
+          <w:rFonts w:ascii="TH SarabunPSK" w:hAnsi="TH SarabunPSK" w:cs="TH SarabunPSK"/>
+          <w:color w:val="000000"/>
+          <w:sz w:val="32"/>
+          <w:szCs w:val="32"/>
+        </w:rPr>
+      </w:pPr>
+      <w:r>
+        <w:rPr>
+          <w:rFonts w:ascii="TH SarabunPSK" w:hAnsi="TH SarabunPSK" w:cs="TH SarabunPSK"/>
+          <w:color w:val="000000"/>
+          <w:sz w:val="32"/>
+          <w:szCs w:val="32"/>
+          <w:cs/>
+        </w:rPr>
+        <w:t>หน้าส่งคำร้องแจ้งซ่อม: ฟอร์มสำหรับกรอกหัวข้อปัญหา รายละเอียดรูปภาพ และแถบแสดงสถานะการดำเนินงาน (รอดำเนินการ</w:t>
+      </w:r>
+      <w:r>
+        <w:rPr>
+          <w:rFonts w:ascii="TH SarabunPSK" w:hAnsi="TH SarabunPSK" w:cs="TH SarabunPSK"/>
+          <w:color w:val="000000"/>
+          <w:sz w:val="32"/>
+          <w:szCs w:val="32"/>
+        </w:rPr>
+        <w:t xml:space="preserve">, </w:t>
+      </w:r>
+      <w:r>
+        <w:rPr>
+          <w:rFonts w:ascii="TH SarabunPSK" w:hAnsi="TH SarabunPSK" w:cs="TH SarabunPSK"/>
+          <w:color w:val="000000"/>
+          <w:sz w:val="32"/>
+          <w:szCs w:val="32"/>
+          <w:cs/>
+        </w:rPr>
+        <w:t>กำลังซ่อม</w:t>
+      </w:r>
+      <w:r>
+        <w:rPr>
+          <w:rFonts w:ascii="TH SarabunPSK" w:hAnsi="TH SarabunPSK" w:cs="TH SarabunPSK"/>
+          <w:color w:val="000000"/>
+          <w:sz w:val="32"/>
+          <w:szCs w:val="32"/>
+        </w:rPr>
+        <w:t xml:space="preserve">, </w:t>
+      </w:r>
+      <w:r>
+        <w:rPr>
+          <w:rFonts w:ascii="TH SarabunPSK" w:hAnsi="TH SarabunPSK" w:cs="TH SarabunPSK"/>
+          <w:color w:val="000000"/>
+          <w:sz w:val="32"/>
+          <w:szCs w:val="32"/>
+          <w:cs/>
+        </w:rPr>
+        <w:t>เสร็จสิ้น)</w:t>
+      </w:r>
+    </w:p>
+    <w:p>
+      <w:pPr>
+        <w:pStyle w:val="ListParagraph"/>
+        <w:numPr>
+          <w:ilvl w:val="0"/>
+          <w:numId w:val="15"/>
+        </w:numPr>
+        <w:autoSpaceDE w:val="0"/>
+        <w:autoSpaceDN w:val="0"/>
+        <w:adjustRightInd w:val="0"/>
+        <w:spacing w:after="0" w:line="240" w:lineRule="auto"/>
+        <w:rPr>
+          <w:rFonts w:ascii="TH SarabunPSK" w:hAnsi="TH SarabunPSK" w:cs="TH SarabunPSK"/>
+          <w:color w:val="000000"/>
+          <w:sz w:val="32"/>
+          <w:szCs w:val="32"/>
+        </w:rPr>
+      </w:pPr>
+      <w:r>
+        <w:rPr>
+          <w:rFonts w:ascii="TH SarabunPSK" w:hAnsi="TH SarabunPSK" w:cs="TH SarabunPSK"/>
+          <w:color w:val="000000"/>
+          <w:sz w:val="32"/>
+          <w:szCs w:val="32"/>
+          <w:cs/>
+        </w:rPr>
+        <w:t>ส่วนประสานผู้ใช้สำหรับเจ้าของหอพัก (</w:t>
+      </w:r>
+      <w:r>
+        <w:rPr>
+          <w:rFonts w:ascii="TH SarabunPSK" w:hAnsi="TH SarabunPSK" w:cs="TH SarabunPSK"/>
+          <w:color w:val="000000"/>
+          <w:sz w:val="32"/>
+          <w:szCs w:val="32"/>
+        </w:rPr>
+        <w:t>Owner Interface</w:t>
+      </w:r>
+      <w:r>
+        <w:rPr>
+          <w:rFonts w:ascii="TH SarabunPSK" w:hAnsi="TH SarabunPSK" w:cs="TH SarabunPSK"/>
+          <w:color w:val="000000"/>
+          <w:sz w:val="32"/>
+          <w:szCs w:val="32"/>
+          <w:cs/>
+        </w:rPr>
+        <w:t>)</w:t>
+      </w:r>
+    </w:p>
+    <w:p>
+      <w:pPr>
+        <w:pStyle w:val="ListParagraph"/>
+        <w:numPr>
+          <w:ilvl w:val="2"/>
+          <w:numId w:val="13"/>
+        </w:numPr>
+        <w:autoSpaceDE w:val="0"/>
+        <w:autoSpaceDN w:val="0"/>
+        <w:adjustRightInd w:val="0"/>
+        <w:spacing w:after="0" w:line="240" w:lineRule="auto"/>
+        <w:rPr>
+          <w:rFonts w:ascii="TH SarabunPSK" w:hAnsi="TH SarabunPSK" w:cs="TH SarabunPSK"/>
+          <w:color w:val="000000"/>
+          <w:sz w:val="32"/>
+          <w:szCs w:val="32"/>
+        </w:rPr>
+      </w:pPr>
+      <w:r>
+        <w:rPr>
+          <w:rFonts w:ascii="TH SarabunPSK" w:hAnsi="TH SarabunPSK" w:cs="TH SarabunPSK"/>
+          <w:color w:val="000000"/>
+          <w:sz w:val="32"/>
+          <w:szCs w:val="32"/>
+          <w:cs/>
+        </w:rPr>
+        <w:t>หน้าแดชบอร์ดภาพรวม: แสดงสถิติจำนวนห้องว่าง/ห้องเต็ม ยอดเงินที่จัดเก็บได้ และคำร้องที่ค้างอยู่</w:t>
+      </w:r>
+    </w:p>
+    <w:p>
+      <w:pPr>
+        <w:pStyle w:val="ListParagraph"/>
+        <w:numPr>
+          <w:ilvl w:val="2"/>
+          <w:numId w:val="13"/>
+        </w:numPr>
+        <w:autoSpaceDE w:val="0"/>
+        <w:autoSpaceDN w:val="0"/>
+        <w:adjustRightInd w:val="0"/>
+        <w:spacing w:after="0" w:line="240" w:lineRule="auto"/>
+        <w:rPr>
+          <w:rFonts w:ascii="TH SarabunPSK" w:hAnsi="TH SarabunPSK" w:cs="TH SarabunPSK"/>
+          <w:color w:val="000000"/>
+          <w:sz w:val="32"/>
+          <w:szCs w:val="32"/>
+        </w:rPr>
+      </w:pPr>
+      <w:r>
+        <w:rPr>
+          <w:rFonts w:ascii="TH SarabunPSK" w:hAnsi="TH SarabunPSK" w:cs="TH SarabunPSK"/>
+          <w:color w:val="000000"/>
+          <w:sz w:val="32"/>
+          <w:szCs w:val="32"/>
+          <w:cs/>
+        </w:rPr>
+        <w:t>หน้าจัดการห้องพักและผู้เช่า: ตารางแสดงรายการห้องพัก จัดการสถานะห้อง และบันทึกข้อมูลประวัติผู้เช่า</w:t>
+      </w:r>
+    </w:p>
+    <w:p>
+      <w:pPr>
+        <w:pStyle w:val="ListParagraph"/>
+        <w:numPr>
+          <w:ilvl w:val="2"/>
+          <w:numId w:val="13"/>
+        </w:numPr>
+        <w:autoSpaceDE w:val="0"/>
+        <w:autoSpaceDN w:val="0"/>
+        <w:adjustRightInd w:val="0"/>
+        <w:spacing w:after="0" w:line="240" w:lineRule="auto"/>
+        <w:rPr>
+          <w:rFonts w:ascii="TH SarabunPSK" w:hAnsi="TH SarabunPSK" w:cs="TH SarabunPSK"/>
+          <w:color w:val="000000"/>
+          <w:sz w:val="32"/>
+          <w:szCs w:val="32"/>
+        </w:rPr>
+      </w:pPr>
+      <w:r>
+        <w:rPr>
+          <w:rFonts w:ascii="TH SarabunPSK" w:hAnsi="TH SarabunPSK" w:cs="TH SarabunPSK"/>
+          <w:color w:val="000000"/>
+          <w:sz w:val="32"/>
+          <w:szCs w:val="32"/>
+          <w:cs/>
+        </w:rPr>
+        <w:t>หน้าจัดการสัญญาเช่า: ทำสัญญาใหม่ ต่อสัญญา หรือยกเลิกสัญญาเช่า</w:t>
+      </w:r>
+    </w:p>
+    <w:p>
+      <w:pPr>
+        <w:pStyle w:val="ListParagraph"/>
+        <w:numPr>
+          <w:ilvl w:val="2"/>
+          <w:numId w:val="13"/>
+        </w:numPr>
+        <w:autoSpaceDE w:val="0"/>
+        <w:autoSpaceDN w:val="0"/>
+        <w:adjustRightInd w:val="0"/>
+        <w:spacing w:after="0" w:line="240" w:lineRule="auto"/>
+        <w:rPr>
+          <w:rFonts w:ascii="TH SarabunPSK" w:hAnsi="TH SarabunPSK" w:cs="TH SarabunPSK"/>
+          <w:color w:val="000000"/>
+          <w:sz w:val="32"/>
+          <w:szCs w:val="32"/>
+        </w:rPr>
+      </w:pPr>
+      <w:r>
+        <w:rPr>
+          <w:rFonts w:ascii="TH SarabunPSK" w:hAnsi="TH SarabunPSK" w:cs="TH SarabunPSK"/>
+          <w:color w:val="000000"/>
+          <w:sz w:val="32"/>
+          <w:szCs w:val="32"/>
+          <w:cs/>
+        </w:rPr>
+        <w:t>หน้าจัดการค่าเช่า ค่าน้ำ ค่าไฟ และการเงิน: หน้าจอบันทึกมิเตอร์ ตรวจสอบยอดชำระ ออกใบแจ้งหนี้ และพิมพ์ใบเสร็จรับเงิน</w:t>
+      </w:r>
+    </w:p>
+    <w:p>
+      <w:pPr>
+        <w:pStyle w:val="ListParagraph"/>
+        <w:numPr>
+          <w:ilvl w:val="2"/>
+          <w:numId w:val="13"/>
+        </w:numPr>
+        <w:autoSpaceDE w:val="0"/>
+        <w:autoSpaceDN w:val="0"/>
+        <w:adjustRightInd w:val="0"/>
+        <w:spacing w:after="0" w:line="240" w:lineRule="auto"/>
+        <w:rPr>
+          <w:rFonts w:ascii="TH SarabunPSK" w:hAnsi="TH SarabunPSK" w:cs="TH SarabunPSK"/>
+          <w:color w:val="000000"/>
+          <w:sz w:val="32"/>
+          <w:szCs w:val="32"/>
+        </w:rPr>
+      </w:pPr>
+      <w:r>
+        <w:rPr>
+          <w:rFonts w:ascii="TH SarabunPSK" w:hAnsi="TH SarabunPSK" w:cs="TH SarabunPSK"/>
+          <w:color w:val="000000"/>
+          <w:sz w:val="32"/>
+          <w:szCs w:val="32"/>
+          <w:cs/>
+        </w:rPr>
+        <w:t>หน้าจัดการคำร้องและพนักงาน: ตรวจสอบคำร้องแจ้งซ่อม มอบหมายงานให้พนักงาน และจัดการข้อมูลพนักงาน/บัญชีผู้ใช้</w:t>
+      </w:r>
+    </w:p>
+    <w:p>
+      <w:pPr>
+        <w:pStyle w:val="ListParagraph"/>
+        <w:numPr>
+          <w:ilvl w:val="2"/>
+          <w:numId w:val="13"/>
+        </w:numPr>
+        <w:autoSpaceDE w:val="0"/>
+        <w:autoSpaceDN w:val="0"/>
+        <w:adjustRightInd w:val="0"/>
+        <w:spacing w:after="0" w:line="240" w:lineRule="auto"/>
+        <w:rPr>
+          <w:rFonts w:ascii="TH SarabunPSK" w:hAnsi="TH SarabunPSK" w:cs="TH SarabunPSK"/>
+          <w:color w:val="000000"/>
+          <w:sz w:val="32"/>
+          <w:szCs w:val="32"/>
+        </w:rPr>
+      </w:pPr>
+      <w:r>
+        <w:rPr>
+          <w:rFonts w:ascii="TH SarabunPSK" w:hAnsi="TH SarabunPSK" w:cs="TH SarabunPSK"/>
+          <w:color w:val="000000"/>
+          <w:sz w:val="32"/>
+          <w:szCs w:val="32"/>
+          <w:cs/>
+        </w:rPr>
+        <w:t>หน้ารายงานสรุป: กราฟและตารางสรุปรายรับประจำเดือน รายงานการใช้น้ำ-ไฟ และประวัติการซ่อมบำรุง</w:t>
+      </w:r>
+    </w:p>
+    <w:p>
+      <w:pPr>
+        <w:pStyle w:val="ListParagraph"/>
+        <w:numPr>
+          <w:ilvl w:val="0"/>
+          <w:numId w:val="15"/>
+        </w:numPr>
+        <w:autoSpaceDE w:val="0"/>
+        <w:autoSpaceDN w:val="0"/>
+        <w:adjustRightInd w:val="0"/>
+        <w:spacing w:after="0" w:line="240" w:lineRule="auto"/>
+        <w:rPr>
+          <w:rFonts w:ascii="TH SarabunPSK" w:hAnsi="TH SarabunPSK" w:cs="TH SarabunPSK"/>
+          <w:color w:val="000000"/>
+          <w:sz w:val="32"/>
+          <w:szCs w:val="32"/>
+        </w:rPr>
+      </w:pPr>
+      <w:r>
+        <w:rPr>
+          <w:rFonts w:ascii="TH SarabunPSK" w:hAnsi="TH SarabunPSK" w:cs="TH SarabunPSK"/>
+          <w:color w:val="000000"/>
+          <w:sz w:val="32"/>
+          <w:szCs w:val="32"/>
+          <w:cs/>
+        </w:rPr>
+        <w:t>ส่วนประสานผู้ใช้สำหรับพนักงาน (</w:t>
+      </w:r>
+      <w:r>
+        <w:rPr>
+          <w:rFonts w:ascii="TH SarabunPSK" w:hAnsi="TH SarabunPSK" w:cs="TH SarabunPSK"/>
+          <w:color w:val="000000"/>
+          <w:sz w:val="32"/>
+          <w:szCs w:val="32"/>
+        </w:rPr>
+        <w:t>Employee Interface</w:t>
+      </w:r>
+      <w:r>
+        <w:rPr>
+          <w:rFonts w:ascii="TH SarabunPSK" w:hAnsi="TH SarabunPSK" w:cs="TH SarabunPSK"/>
+          <w:color w:val="000000"/>
+          <w:sz w:val="32"/>
+          <w:szCs w:val="32"/>
+          <w:cs/>
+        </w:rPr>
+        <w:t>)</w:t>
+      </w:r>
+    </w:p>
+    <w:p>
+      <w:pPr>
+        <w:pStyle w:val="ListParagraph"/>
+        <w:numPr>
+          <w:ilvl w:val="2"/>
+          <w:numId w:val="13"/>
+        </w:numPr>
+        <w:autoSpaceDE w:val="0"/>
+        <w:autoSpaceDN w:val="0"/>
+        <w:adjustRightInd w:val="0"/>
+        <w:spacing w:after="0" w:line="240" w:lineRule="auto"/>
+        <w:rPr>
+          <w:rFonts w:ascii="TH SarabunPSK" w:hAnsi="TH SarabunPSK" w:cs="TH SarabunPSK"/>
+          <w:color w:val="000000"/>
+          <w:sz w:val="32"/>
+          <w:szCs w:val="32"/>
+        </w:rPr>
+      </w:pPr>
+      <w:r>
+        <w:rPr>
+          <w:rFonts w:ascii="TH SarabunPSK" w:hAnsi="TH SarabunPSK" w:cs="TH SarabunPSK"/>
+          <w:color w:val="000000"/>
+          <w:sz w:val="32"/>
+          <w:szCs w:val="32"/>
+          <w:cs/>
+        </w:rPr>
+        <w:t>หน้างานที่ได้รับมอบหมาย (</w:t>
+      </w:r>
+      <w:r>
+        <w:rPr>
+          <w:rFonts w:ascii="TH SarabunPSK" w:hAnsi="TH SarabunPSK" w:cs="TH SarabunPSK"/>
+          <w:color w:val="000000"/>
+          <w:sz w:val="32"/>
+          <w:szCs w:val="32"/>
+        </w:rPr>
+        <w:t>Tasks</w:t>
+      </w:r>
+      <w:r>
+        <w:rPr>
+          <w:rFonts w:ascii="TH SarabunPSK" w:hAnsi="TH SarabunPSK" w:cs="TH SarabunPSK"/>
+          <w:color w:val="000000"/>
+          <w:sz w:val="32"/>
+          <w:szCs w:val="32"/>
+          <w:cs/>
+        </w:rPr>
+        <w:t>): รายการงานซ่อมหรือหน้าที่ที่เจ้าของหอมอบหมาย พร้อมปุ่มกดเริ่มงานและบันทึกผลการทำงาน</w:t>
+      </w:r>
+    </w:p>
+    <w:p>
+      <w:pPr>
+        <w:pStyle w:val="ListParagraph"/>
+        <w:numPr>
+          <w:ilvl w:val="2"/>
+          <w:numId w:val="13"/>
+        </w:numPr>
+        <w:autoSpaceDE w:val="0"/>
+        <w:autoSpaceDN w:val="0"/>
+        <w:adjustRightInd w:val="0"/>
+        <w:spacing w:after="0" w:line="240" w:lineRule="auto"/>
+        <w:rPr>
+          <w:rFonts w:ascii="TH SarabunPSK" w:hAnsi="TH SarabunPSK" w:cs="TH SarabunPSK"/>
+          <w:color w:val="000000"/>
+          <w:sz w:val="32"/>
+          <w:szCs w:val="32"/>
+        </w:rPr>
+      </w:pPr>
+      <w:r>
+        <w:rPr>
+          <w:rFonts w:ascii="TH SarabunPSK" w:hAnsi="TH SarabunPSK" w:cs="TH SarabunPSK"/>
+          <w:color w:val="000000"/>
+          <w:sz w:val="32"/>
+          <w:szCs w:val="32"/>
+          <w:cs/>
+        </w:rPr>
+        <w:t>หน้าบันทึกมิเตอร์น้ำ-ไฟ: ฟอร์มบันทึกตัวเลขมิเตอร์ประจำห้องแต่ละเดือนเพื่อส่งเข้าระบบคำนวณบิล</w:t>
+      </w:r>
+    </w:p>
+    <w:p>
+      <w:pPr>
+        <w:pStyle w:val="ListParagraph"/>
+        <w:numPr>
+          <w:ilvl w:val="2"/>
+          <w:numId w:val="13"/>
+        </w:numPr>
+        <w:autoSpaceDE w:val="0"/>
+        <w:autoSpaceDN w:val="0"/>
+        <w:adjustRightInd w:val="0"/>
+        <w:spacing w:after="0" w:line="240" w:lineRule="auto"/>
+        <w:rPr>
+          <w:rFonts w:ascii="TH SarabunPSK" w:hAnsi="TH SarabunPSK" w:cs="TH SarabunPSK"/>
+          <w:color w:val="000000"/>
+          <w:sz w:val="32"/>
+          <w:szCs w:val="32"/>
+        </w:rPr>
+      </w:pPr>
+      <w:r>
+        <w:rPr>
+          <w:rFonts w:ascii="TH SarabunPSK" w:hAnsi="TH SarabunPSK" w:cs="TH SarabunPSK"/>
+          <w:color w:val="000000"/>
+          <w:sz w:val="32"/>
+          <w:szCs w:val="32"/>
+          <w:cs/>
+        </w:rPr>
+        <w:lastRenderedPageBreak/>
+        <w:t>หน้าตรวจสอบคำร้อง: ดูรายละเอียดปัญหาและสถานที่เกิดเหตุเพื่อเข้าดำเนินการแก้ไข</w:t>
       </w:r>
     </w:p>
     <w:p>
@@ -24388,7 +27795,6 @@
           <w:szCs w:val="32"/>
           <w:cs/>
         </w:rPr>
-        <w:lastRenderedPageBreak/>
         <w:t>...............................................................................................................................................................................................................................................</w:t>
       </w:r>
       <w:r>
@@ -24944,6 +28350,92 @@
 <file path=word/numbering.xml><?xml version="1.0" encoding="utf-8"?>
 <w:numbering xmlns:wpc="http://schemas.microsoft.com/office/word/2010/wordprocessingCanvas" xmlns:cx="http://schemas.microsoft.com/office/drawing/2014/chartex" xmlns:cx1="http://schemas.microsoft.com/office/drawing/2015/9/8/chartex" xmlns:mc="http://schemas.openxmlformats.org/markup-compatibility/2006" xmlns:o="urn:schemas-microsoft-com:office:office" xmlns:r="http://schemas.openxmlformats.org/officeDocument/2006/relationships" xmlns:m="http://schemas.openxmlformats.org/officeDocument/2006/math" xmlns:v="urn:schemas-microsoft-com:vml" xmlns:wp14="http://schemas.microsoft.com/office/word/2010/wordprocessingDrawing" xmlns:wp="http://schemas.openxmlformats.org/drawingml/2006/wordprocessingDrawing" xmlns:w10="urn:schemas-microsoft-com:office:word" xmlns:w="http://schemas.openxmlformats.org/wordprocessingml/2006/main" xmlns:w14="http://schemas.microsoft.com/office/word/2010/wordml" xmlns:w15="http://schemas.microsoft.com/office/word/2012/wordml" xmlns:w16se="http://schemas.microsoft.com/office/word/2015/wordml/symex" xmlns:wpg="http://schemas.microsoft.com/office/word/2010/wordprocessingGroup" xmlns:wpi="http://schemas.microsoft.com/office/word/2010/wordprocessingInk" xmlns:wne="http://schemas.microsoft.com/office/word/2006/wordml" xmlns:wps="http://schemas.microsoft.com/office/word/2010/wordprocessingShape" mc:Ignorable="w14 w15 w16se wp14">
   <w:abstractNum w:abstractNumId="0" w15:restartNumberingAfterBreak="0">
+    <w:nsid w:val="024A0A4B"/>
+    <w:multiLevelType w:val="hybridMultilevel"/>
+    <w:tmpl w:val="11509266"/>
+    <w:lvl w:ilvl="0" w:tplc="0409000F">
+      <w:start w:val="1"/>
+      <w:numFmt w:val="decimal"/>
+      <w:lvlText w:val="%1."/>
+      <w:lvlJc w:val="left"/>
+      <w:pPr>
+        <w:ind w:left="2007" w:hanging="360"/>
+      </w:pPr>
+    </w:lvl>
+    <w:lvl w:ilvl="1" w:tplc="04090019" w:tentative="1">
+      <w:start w:val="1"/>
+      <w:numFmt w:val="lowerLetter"/>
+      <w:lvlText w:val="%2."/>
+      <w:lvlJc w:val="left"/>
+      <w:pPr>
+        <w:ind w:left="2727" w:hanging="360"/>
+      </w:pPr>
+    </w:lvl>
+    <w:lvl w:ilvl="2" w:tplc="0409001B" w:tentative="1">
+      <w:start w:val="1"/>
+      <w:numFmt w:val="lowerRoman"/>
+      <w:lvlText w:val="%3."/>
+      <w:lvlJc w:val="right"/>
+      <w:pPr>
+        <w:ind w:left="3447" w:hanging="180"/>
+      </w:pPr>
+    </w:lvl>
+    <w:lvl w:ilvl="3" w:tplc="0409000F" w:tentative="1">
+      <w:start w:val="1"/>
+      <w:numFmt w:val="decimal"/>
+      <w:lvlText w:val="%4."/>
+      <w:lvlJc w:val="left"/>
+      <w:pPr>
+        <w:ind w:left="4167" w:hanging="360"/>
+      </w:pPr>
+    </w:lvl>
+    <w:lvl w:ilvl="4" w:tplc="04090019" w:tentative="1">
+      <w:start w:val="1"/>
+      <w:numFmt w:val="lowerLetter"/>
+      <w:lvlText w:val="%5."/>
+      <w:lvlJc w:val="left"/>
+      <w:pPr>
+        <w:ind w:left="4887" w:hanging="360"/>
+      </w:pPr>
+    </w:lvl>
+    <w:lvl w:ilvl="5" w:tplc="0409001B" w:tentative="1">
+      <w:start w:val="1"/>
+      <w:numFmt w:val="lowerRoman"/>
+      <w:lvlText w:val="%6."/>
+      <w:lvlJc w:val="right"/>
+      <w:pPr>
+        <w:ind w:left="5607" w:hanging="180"/>
+      </w:pPr>
+    </w:lvl>
+    <w:lvl w:ilvl="6" w:tplc="0409000F" w:tentative="1">
+      <w:start w:val="1"/>
+      <w:numFmt w:val="decimal"/>
+      <w:lvlText w:val="%7."/>
+      <w:lvlJc w:val="left"/>
+      <w:pPr>
+        <w:ind w:left="6327" w:hanging="360"/>
+      </w:pPr>
+    </w:lvl>
+    <w:lvl w:ilvl="7" w:tplc="04090019" w:tentative="1">
+      <w:start w:val="1"/>
+      <w:numFmt w:val="lowerLetter"/>
+      <w:lvlText w:val="%8."/>
+      <w:lvlJc w:val="left"/>
+      <w:pPr>
+        <w:ind w:left="7047" w:hanging="360"/>
+      </w:pPr>
+    </w:lvl>
+    <w:lvl w:ilvl="8" w:tplc="0409001B" w:tentative="1">
+      <w:start w:val="1"/>
+      <w:numFmt w:val="lowerRoman"/>
+      <w:lvlText w:val="%9."/>
+      <w:lvlJc w:val="right"/>
+      <w:pPr>
+        <w:ind w:left="7767" w:hanging="180"/>
+      </w:pPr>
+    </w:lvl>
+  </w:abstractNum>
+  <w:abstractNum w:abstractNumId="1" w15:restartNumberingAfterBreak="0">
     <w:nsid w:val="09F11A6A"/>
     <w:multiLevelType w:val="multilevel"/>
     <w:tmpl w:val="1624E0CC"/>
@@ -25056,7 +28548,120 @@
       </w:rPr>
     </w:lvl>
   </w:abstractNum>
-  <w:abstractNum w:abstractNumId="1" w15:restartNumberingAfterBreak="0">
+  <w:abstractNum w:abstractNumId="2" w15:restartNumberingAfterBreak="0">
+    <w:nsid w:val="0C623BB4"/>
+    <w:multiLevelType w:val="hybridMultilevel"/>
+    <w:tmpl w:val="42F04D80"/>
+    <w:lvl w:ilvl="0" w:tplc="04090001">
+      <w:start w:val="1"/>
+      <w:numFmt w:val="bullet"/>
+      <w:lvlText w:val=""/>
+      <w:lvlJc w:val="left"/>
+      <w:pPr>
+        <w:ind w:left="1287" w:hanging="360"/>
+      </w:pPr>
+      <w:rPr>
+        <w:rFonts w:ascii="Symbol" w:hAnsi="Symbol" w:hint="default"/>
+      </w:rPr>
+    </w:lvl>
+    <w:lvl w:ilvl="1" w:tplc="04090003" w:tentative="1">
+      <w:start w:val="1"/>
+      <w:numFmt w:val="bullet"/>
+      <w:lvlText w:val="o"/>
+      <w:lvlJc w:val="left"/>
+      <w:pPr>
+        <w:ind w:left="2007" w:hanging="360"/>
+      </w:pPr>
+      <w:rPr>
+        <w:rFonts w:ascii="Courier New" w:hAnsi="Courier New" w:cs="Courier New" w:hint="default"/>
+      </w:rPr>
+    </w:lvl>
+    <w:lvl w:ilvl="2" w:tplc="04090005" w:tentative="1">
+      <w:start w:val="1"/>
+      <w:numFmt w:val="bullet"/>
+      <w:lvlText w:val=""/>
+      <w:lvlJc w:val="left"/>
+      <w:pPr>
+        <w:ind w:left="2727" w:hanging="360"/>
+      </w:pPr>
+      <w:rPr>
+        <w:rFonts w:ascii="Wingdings" w:hAnsi="Wingdings" w:hint="default"/>
+      </w:rPr>
+    </w:lvl>
+    <w:lvl w:ilvl="3" w:tplc="04090001" w:tentative="1">
+      <w:start w:val="1"/>
+      <w:numFmt w:val="bullet"/>
+      <w:lvlText w:val=""/>
+      <w:lvlJc w:val="left"/>
+      <w:pPr>
+        <w:ind w:left="3447" w:hanging="360"/>
+      </w:pPr>
+      <w:rPr>
+        <w:rFonts w:ascii="Symbol" w:hAnsi="Symbol" w:hint="default"/>
+      </w:rPr>
+    </w:lvl>
+    <w:lvl w:ilvl="4" w:tplc="04090003" w:tentative="1">
+      <w:start w:val="1"/>
+      <w:numFmt w:val="bullet"/>
+      <w:lvlText w:val="o"/>
+      <w:lvlJc w:val="left"/>
+      <w:pPr>
+        <w:ind w:left="4167" w:hanging="360"/>
+      </w:pPr>
+      <w:rPr>
+        <w:rFonts w:ascii="Courier New" w:hAnsi="Courier New" w:cs="Courier New" w:hint="default"/>
+      </w:rPr>
+    </w:lvl>
+    <w:lvl w:ilvl="5" w:tplc="04090005" w:tentative="1">
+      <w:start w:val="1"/>
+      <w:numFmt w:val="bullet"/>
+      <w:lvlText w:val=""/>
+      <w:lvlJc w:val="left"/>
+      <w:pPr>
+        <w:ind w:left="4887" w:hanging="360"/>
+      </w:pPr>
+      <w:rPr>
+        <w:rFonts w:ascii="Wingdings" w:hAnsi="Wingdings" w:hint="default"/>
+      </w:rPr>
+    </w:lvl>
+    <w:lvl w:ilvl="6" w:tplc="04090001" w:tentative="1">
+      <w:start w:val="1"/>
+      <w:numFmt w:val="bullet"/>
+      <w:lvlText w:val=""/>
+      <w:lvlJc w:val="left"/>
+      <w:pPr>
+        <w:ind w:left="5607" w:hanging="360"/>
+      </w:pPr>
+      <w:rPr>
+        <w:rFonts w:ascii="Symbol" w:hAnsi="Symbol" w:hint="default"/>
+      </w:rPr>
+    </w:lvl>
+    <w:lvl w:ilvl="7" w:tplc="04090003" w:tentative="1">
+      <w:start w:val="1"/>
+      <w:numFmt w:val="bullet"/>
+      <w:lvlText w:val="o"/>
+      <w:lvlJc w:val="left"/>
+      <w:pPr>
+        <w:ind w:left="6327" w:hanging="360"/>
+      </w:pPr>
+      <w:rPr>
+        <w:rFonts w:ascii="Courier New" w:hAnsi="Courier New" w:cs="Courier New" w:hint="default"/>
+      </w:rPr>
+    </w:lvl>
+    <w:lvl w:ilvl="8" w:tplc="04090005" w:tentative="1">
+      <w:start w:val="1"/>
+      <w:numFmt w:val="bullet"/>
+      <w:lvlText w:val=""/>
+      <w:lvlJc w:val="left"/>
+      <w:pPr>
+        <w:ind w:left="7047" w:hanging="360"/>
+      </w:pPr>
+      <w:rPr>
+        <w:rFonts w:ascii="Wingdings" w:hAnsi="Wingdings" w:hint="default"/>
+      </w:rPr>
+    </w:lvl>
+  </w:abstractNum>
+  <w:abstractNum w:abstractNumId="3" w15:restartNumberingAfterBreak="0">
     <w:nsid w:val="1085623B"/>
     <w:multiLevelType w:val="hybridMultilevel"/>
     <w:tmpl w:val="08249E0E"/>
@@ -25169,7 +28774,7 @@
       </w:rPr>
     </w:lvl>
   </w:abstractNum>
-  <w:abstractNum w:abstractNumId="2" w15:restartNumberingAfterBreak="0">
+  <w:abstractNum w:abstractNumId="4" w15:restartNumberingAfterBreak="0">
     <w:nsid w:val="19A21975"/>
     <w:multiLevelType w:val="hybridMultilevel"/>
     <w:tmpl w:val="21983D7E"/>
@@ -25282,7 +28887,120 @@
       </w:rPr>
     </w:lvl>
   </w:abstractNum>
-  <w:abstractNum w:abstractNumId="3" w15:restartNumberingAfterBreak="0">
+  <w:abstractNum w:abstractNumId="5" w15:restartNumberingAfterBreak="0">
+    <w:nsid w:val="29D045D2"/>
+    <w:multiLevelType w:val="hybridMultilevel"/>
+    <w:tmpl w:val="8DB4B3DC"/>
+    <w:lvl w:ilvl="0" w:tplc="04090005">
+      <w:start w:val="1"/>
+      <w:numFmt w:val="bullet"/>
+      <w:lvlText w:val=""/>
+      <w:lvlJc w:val="left"/>
+      <w:pPr>
+        <w:ind w:left="2007" w:hanging="360"/>
+      </w:pPr>
+      <w:rPr>
+        <w:rFonts w:ascii="Wingdings" w:hAnsi="Wingdings" w:hint="default"/>
+      </w:rPr>
+    </w:lvl>
+    <w:lvl w:ilvl="1" w:tplc="04090003" w:tentative="1">
+      <w:start w:val="1"/>
+      <w:numFmt w:val="bullet"/>
+      <w:lvlText w:val="o"/>
+      <w:lvlJc w:val="left"/>
+      <w:pPr>
+        <w:ind w:left="2727" w:hanging="360"/>
+      </w:pPr>
+      <w:rPr>
+        <w:rFonts w:ascii="Courier New" w:hAnsi="Courier New" w:cs="Courier New" w:hint="default"/>
+      </w:rPr>
+    </w:lvl>
+    <w:lvl w:ilvl="2" w:tplc="04090005" w:tentative="1">
+      <w:start w:val="1"/>
+      <w:numFmt w:val="bullet"/>
+      <w:lvlText w:val=""/>
+      <w:lvlJc w:val="left"/>
+      <w:pPr>
+        <w:ind w:left="3447" w:hanging="360"/>
+      </w:pPr>
+      <w:rPr>
+        <w:rFonts w:ascii="Wingdings" w:hAnsi="Wingdings" w:hint="default"/>
+      </w:rPr>
+    </w:lvl>
+    <w:lvl w:ilvl="3" w:tplc="04090001" w:tentative="1">
+      <w:start w:val="1"/>
+      <w:numFmt w:val="bullet"/>
+      <w:lvlText w:val=""/>
+      <w:lvlJc w:val="left"/>
+      <w:pPr>
+        <w:ind w:left="4167" w:hanging="360"/>
+      </w:pPr>
+      <w:rPr>
+        <w:rFonts w:ascii="Symbol" w:hAnsi="Symbol" w:hint="default"/>
+      </w:rPr>
+    </w:lvl>
+    <w:lvl w:ilvl="4" w:tplc="04090003" w:tentative="1">
+      <w:start w:val="1"/>
+      <w:numFmt w:val="bullet"/>
+      <w:lvlText w:val="o"/>
+      <w:lvlJc w:val="left"/>
+      <w:pPr>
+        <w:ind w:left="4887" w:hanging="360"/>
+      </w:pPr>
+      <w:rPr>
+        <w:rFonts w:ascii="Courier New" w:hAnsi="Courier New" w:cs="Courier New" w:hint="default"/>
+      </w:rPr>
+    </w:lvl>
+    <w:lvl w:ilvl="5" w:tplc="04090005" w:tentative="1">
+      <w:start w:val="1"/>
+      <w:numFmt w:val="bullet"/>
+      <w:lvlText w:val=""/>
+      <w:lvlJc w:val="left"/>
+      <w:pPr>
+        <w:ind w:left="5607" w:hanging="360"/>
+      </w:pPr>
+      <w:rPr>
+        <w:rFonts w:ascii="Wingdings" w:hAnsi="Wingdings" w:hint="default"/>
+      </w:rPr>
+    </w:lvl>
+    <w:lvl w:ilvl="6" w:tplc="04090001" w:tentative="1">
+      <w:start w:val="1"/>
+      <w:numFmt w:val="bullet"/>
+      <w:lvlText w:val=""/>
+      <w:lvlJc w:val="left"/>
+      <w:pPr>
+        <w:ind w:left="6327" w:hanging="360"/>
+      </w:pPr>
+      <w:rPr>
+        <w:rFonts w:ascii="Symbol" w:hAnsi="Symbol" w:hint="default"/>
+      </w:rPr>
+    </w:lvl>
+    <w:lvl w:ilvl="7" w:tplc="04090003" w:tentative="1">
+      <w:start w:val="1"/>
+      <w:numFmt w:val="bullet"/>
+      <w:lvlText w:val="o"/>
+      <w:lvlJc w:val="left"/>
+      <w:pPr>
+        <w:ind w:left="7047" w:hanging="360"/>
+      </w:pPr>
+      <w:rPr>
+        <w:rFonts w:ascii="Courier New" w:hAnsi="Courier New" w:cs="Courier New" w:hint="default"/>
+      </w:rPr>
+    </w:lvl>
+    <w:lvl w:ilvl="8" w:tplc="04090005" w:tentative="1">
+      <w:start w:val="1"/>
+      <w:numFmt w:val="bullet"/>
+      <w:lvlText w:val=""/>
+      <w:lvlJc w:val="left"/>
+      <w:pPr>
+        <w:ind w:left="7767" w:hanging="360"/>
+      </w:pPr>
+      <w:rPr>
+        <w:rFonts w:ascii="Wingdings" w:hAnsi="Wingdings" w:hint="default"/>
+      </w:rPr>
+    </w:lvl>
+  </w:abstractNum>
+  <w:abstractNum w:abstractNumId="6" w15:restartNumberingAfterBreak="0">
     <w:nsid w:val="2AFE2037"/>
     <w:multiLevelType w:val="hybridMultilevel"/>
     <w:tmpl w:val="E26E582C"/>
@@ -25394,7 +29112,7 @@
       </w:rPr>
     </w:lvl>
   </w:abstractNum>
-  <w:abstractNum w:abstractNumId="4" w15:restartNumberingAfterBreak="0">
+  <w:abstractNum w:abstractNumId="7" w15:restartNumberingAfterBreak="0">
     <w:nsid w:val="34ED20D3"/>
     <w:multiLevelType w:val="multilevel"/>
     <w:tmpl w:val="F7EE09A4"/>
@@ -25507,7 +29225,7 @@
       </w:rPr>
     </w:lvl>
   </w:abstractNum>
-  <w:abstractNum w:abstractNumId="5" w15:restartNumberingAfterBreak="0">
+  <w:abstractNum w:abstractNumId="8" w15:restartNumberingAfterBreak="0">
     <w:nsid w:val="34F56A71"/>
     <w:multiLevelType w:val="multilevel"/>
     <w:tmpl w:val="79D8FA32"/>
@@ -25620,7 +29338,7 @@
       </w:rPr>
     </w:lvl>
   </w:abstractNum>
-  <w:abstractNum w:abstractNumId="6" w15:restartNumberingAfterBreak="0">
+  <w:abstractNum w:abstractNumId="9" w15:restartNumberingAfterBreak="0">
     <w:nsid w:val="37435048"/>
     <w:multiLevelType w:val="multilevel"/>
     <w:tmpl w:val="7EA4E346"/>
@@ -25741,7 +29459,943 @@
       </w:rPr>
     </w:lvl>
   </w:abstractNum>
-  <w:abstractNum w:abstractNumId="7" w15:restartNumberingAfterBreak="0">
+  <w:abstractNum w:abstractNumId="10" w15:restartNumberingAfterBreak="0">
+    <w:nsid w:val="39C610A0"/>
+    <w:multiLevelType w:val="hybridMultilevel"/>
+    <w:tmpl w:val="F49A5006"/>
+    <w:lvl w:ilvl="0" w:tplc="0409000F">
+      <w:start w:val="1"/>
+      <w:numFmt w:val="decimal"/>
+      <w:lvlText w:val="%1."/>
+      <w:lvlJc w:val="left"/>
+      <w:pPr>
+        <w:ind w:left="1287" w:hanging="360"/>
+      </w:pPr>
+    </w:lvl>
+    <w:lvl w:ilvl="1" w:tplc="04090019" w:tentative="1">
+      <w:start w:val="1"/>
+      <w:numFmt w:val="lowerLetter"/>
+      <w:lvlText w:val="%2."/>
+      <w:lvlJc w:val="left"/>
+      <w:pPr>
+        <w:ind w:left="2007" w:hanging="360"/>
+      </w:pPr>
+    </w:lvl>
+    <w:lvl w:ilvl="2" w:tplc="0409001B" w:tentative="1">
+      <w:start w:val="1"/>
+      <w:numFmt w:val="lowerRoman"/>
+      <w:lvlText w:val="%3."/>
+      <w:lvlJc w:val="right"/>
+      <w:pPr>
+        <w:ind w:left="2727" w:hanging="180"/>
+      </w:pPr>
+    </w:lvl>
+    <w:lvl w:ilvl="3" w:tplc="0409000F" w:tentative="1">
+      <w:start w:val="1"/>
+      <w:numFmt w:val="decimal"/>
+      <w:lvlText w:val="%4."/>
+      <w:lvlJc w:val="left"/>
+      <w:pPr>
+        <w:ind w:left="3447" w:hanging="360"/>
+      </w:pPr>
+    </w:lvl>
+    <w:lvl w:ilvl="4" w:tplc="04090019" w:tentative="1">
+      <w:start w:val="1"/>
+      <w:numFmt w:val="lowerLetter"/>
+      <w:lvlText w:val="%5."/>
+      <w:lvlJc w:val="left"/>
+      <w:pPr>
+        <w:ind w:left="4167" w:hanging="360"/>
+      </w:pPr>
+    </w:lvl>
+    <w:lvl w:ilvl="5" w:tplc="0409001B" w:tentative="1">
+      <w:start w:val="1"/>
+      <w:numFmt w:val="lowerRoman"/>
+      <w:lvlText w:val="%6."/>
+      <w:lvlJc w:val="right"/>
+      <w:pPr>
+        <w:ind w:left="4887" w:hanging="180"/>
+      </w:pPr>
+    </w:lvl>
+    <w:lvl w:ilvl="6" w:tplc="0409000F" w:tentative="1">
+      <w:start w:val="1"/>
+      <w:numFmt w:val="decimal"/>
+      <w:lvlText w:val="%7."/>
+      <w:lvlJc w:val="left"/>
+      <w:pPr>
+        <w:ind w:left="5607" w:hanging="360"/>
+      </w:pPr>
+    </w:lvl>
+    <w:lvl w:ilvl="7" w:tplc="04090019" w:tentative="1">
+      <w:start w:val="1"/>
+      <w:numFmt w:val="lowerLetter"/>
+      <w:lvlText w:val="%8."/>
+      <w:lvlJc w:val="left"/>
+      <w:pPr>
+        <w:ind w:left="6327" w:hanging="360"/>
+      </w:pPr>
+    </w:lvl>
+    <w:lvl w:ilvl="8" w:tplc="0409001B" w:tentative="1">
+      <w:start w:val="1"/>
+      <w:numFmt w:val="lowerRoman"/>
+      <w:lvlText w:val="%9."/>
+      <w:lvlJc w:val="right"/>
+      <w:pPr>
+        <w:ind w:left="7047" w:hanging="180"/>
+      </w:pPr>
+    </w:lvl>
+  </w:abstractNum>
+  <w:abstractNum w:abstractNumId="11" w15:restartNumberingAfterBreak="0">
+    <w:nsid w:val="40B175D6"/>
+    <w:multiLevelType w:val="hybridMultilevel"/>
+    <w:tmpl w:val="1B1A3B98"/>
+    <w:lvl w:ilvl="0" w:tplc="04090001">
+      <w:start w:val="1"/>
+      <w:numFmt w:val="bullet"/>
+      <w:lvlText w:val=""/>
+      <w:lvlJc w:val="left"/>
+      <w:pPr>
+        <w:ind w:left="720" w:hanging="360"/>
+      </w:pPr>
+      <w:rPr>
+        <w:rFonts w:ascii="Symbol" w:hAnsi="Symbol" w:hint="default"/>
+      </w:rPr>
+    </w:lvl>
+    <w:lvl w:ilvl="1" w:tplc="04090003">
+      <w:start w:val="1"/>
+      <w:numFmt w:val="bullet"/>
+      <w:lvlText w:val="o"/>
+      <w:lvlJc w:val="left"/>
+      <w:pPr>
+        <w:ind w:left="1440" w:hanging="360"/>
+      </w:pPr>
+      <w:rPr>
+        <w:rFonts w:ascii="Courier New" w:hAnsi="Courier New" w:cs="Courier New" w:hint="default"/>
+      </w:rPr>
+    </w:lvl>
+    <w:lvl w:ilvl="2" w:tplc="04090005">
+      <w:start w:val="1"/>
+      <w:numFmt w:val="bullet"/>
+      <w:lvlText w:val=""/>
+      <w:lvlJc w:val="left"/>
+      <w:pPr>
+        <w:ind w:left="2160" w:hanging="360"/>
+      </w:pPr>
+      <w:rPr>
+        <w:rFonts w:ascii="Wingdings" w:hAnsi="Wingdings" w:hint="default"/>
+      </w:rPr>
+    </w:lvl>
+    <w:lvl w:ilvl="3" w:tplc="04090001">
+      <w:start w:val="1"/>
+      <w:numFmt w:val="bullet"/>
+      <w:lvlText w:val=""/>
+      <w:lvlJc w:val="left"/>
+      <w:pPr>
+        <w:ind w:left="2880" w:hanging="360"/>
+      </w:pPr>
+      <w:rPr>
+        <w:rFonts w:ascii="Symbol" w:hAnsi="Symbol" w:hint="default"/>
+      </w:rPr>
+    </w:lvl>
+    <w:lvl w:ilvl="4" w:tplc="04090003" w:tentative="1">
+      <w:start w:val="1"/>
+      <w:numFmt w:val="bullet"/>
+      <w:lvlText w:val="o"/>
+      <w:lvlJc w:val="left"/>
+      <w:pPr>
+        <w:ind w:left="3600" w:hanging="360"/>
+      </w:pPr>
+      <w:rPr>
+        <w:rFonts w:ascii="Courier New" w:hAnsi="Courier New" w:cs="Courier New" w:hint="default"/>
+      </w:rPr>
+    </w:lvl>
+    <w:lvl w:ilvl="5" w:tplc="04090005" w:tentative="1">
+      <w:start w:val="1"/>
+      <w:numFmt w:val="bullet"/>
+      <w:lvlText w:val=""/>
+      <w:lvlJc w:val="left"/>
+      <w:pPr>
+        <w:ind w:left="4320" w:hanging="360"/>
+      </w:pPr>
+      <w:rPr>
+        <w:rFonts w:ascii="Wingdings" w:hAnsi="Wingdings" w:hint="default"/>
+      </w:rPr>
+    </w:lvl>
+    <w:lvl w:ilvl="6" w:tplc="04090001" w:tentative="1">
+      <w:start w:val="1"/>
+      <w:numFmt w:val="bullet"/>
+      <w:lvlText w:val=""/>
+      <w:lvlJc w:val="left"/>
+      <w:pPr>
+        <w:ind w:left="5040" w:hanging="360"/>
+      </w:pPr>
+      <w:rPr>
+        <w:rFonts w:ascii="Symbol" w:hAnsi="Symbol" w:hint="default"/>
+      </w:rPr>
+    </w:lvl>
+    <w:lvl w:ilvl="7" w:tplc="04090003" w:tentative="1">
+      <w:start w:val="1"/>
+      <w:numFmt w:val="bullet"/>
+      <w:lvlText w:val="o"/>
+      <w:lvlJc w:val="left"/>
+      <w:pPr>
+        <w:ind w:left="5760" w:hanging="360"/>
+      </w:pPr>
+      <w:rPr>
+        <w:rFonts w:ascii="Courier New" w:hAnsi="Courier New" w:cs="Courier New" w:hint="default"/>
+      </w:rPr>
+    </w:lvl>
+    <w:lvl w:ilvl="8" w:tplc="04090005" w:tentative="1">
+      <w:start w:val="1"/>
+      <w:numFmt w:val="bullet"/>
+      <w:lvlText w:val=""/>
+      <w:lvlJc w:val="left"/>
+      <w:pPr>
+        <w:ind w:left="6480" w:hanging="360"/>
+      </w:pPr>
+      <w:rPr>
+        <w:rFonts w:ascii="Wingdings" w:hAnsi="Wingdings" w:hint="default"/>
+      </w:rPr>
+    </w:lvl>
+  </w:abstractNum>
+  <w:abstractNum w:abstractNumId="12" w15:restartNumberingAfterBreak="0">
+    <w:nsid w:val="4D243423"/>
+    <w:multiLevelType w:val="hybridMultilevel"/>
+    <w:tmpl w:val="FD52BCD4"/>
+    <w:lvl w:ilvl="0" w:tplc="04090001">
+      <w:start w:val="1"/>
+      <w:numFmt w:val="bullet"/>
+      <w:lvlText w:val=""/>
+      <w:lvlJc w:val="left"/>
+      <w:pPr>
+        <w:ind w:left="1287" w:hanging="360"/>
+      </w:pPr>
+      <w:rPr>
+        <w:rFonts w:ascii="Symbol" w:hAnsi="Symbol" w:hint="default"/>
+      </w:rPr>
+    </w:lvl>
+    <w:lvl w:ilvl="1" w:tplc="04090001">
+      <w:start w:val="1"/>
+      <w:numFmt w:val="bullet"/>
+      <w:lvlText w:val=""/>
+      <w:lvlJc w:val="left"/>
+      <w:pPr>
+        <w:ind w:left="2007" w:hanging="360"/>
+      </w:pPr>
+      <w:rPr>
+        <w:rFonts w:ascii="Symbol" w:hAnsi="Symbol" w:hint="default"/>
+      </w:rPr>
+    </w:lvl>
+    <w:lvl w:ilvl="2" w:tplc="04090005" w:tentative="1">
+      <w:start w:val="1"/>
+      <w:numFmt w:val="bullet"/>
+      <w:lvlText w:val=""/>
+      <w:lvlJc w:val="left"/>
+      <w:pPr>
+        <w:ind w:left="2727" w:hanging="360"/>
+      </w:pPr>
+      <w:rPr>
+        <w:rFonts w:ascii="Wingdings" w:hAnsi="Wingdings" w:hint="default"/>
+      </w:rPr>
+    </w:lvl>
+    <w:lvl w:ilvl="3" w:tplc="04090001" w:tentative="1">
+      <w:start w:val="1"/>
+      <w:numFmt w:val="bullet"/>
+      <w:lvlText w:val=""/>
+      <w:lvlJc w:val="left"/>
+      <w:pPr>
+        <w:ind w:left="3447" w:hanging="360"/>
+      </w:pPr>
+      <w:rPr>
+        <w:rFonts w:ascii="Symbol" w:hAnsi="Symbol" w:hint="default"/>
+      </w:rPr>
+    </w:lvl>
+    <w:lvl w:ilvl="4" w:tplc="04090003" w:tentative="1">
+      <w:start w:val="1"/>
+      <w:numFmt w:val="bullet"/>
+      <w:lvlText w:val="o"/>
+      <w:lvlJc w:val="left"/>
+      <w:pPr>
+        <w:ind w:left="4167" w:hanging="360"/>
+      </w:pPr>
+      <w:rPr>
+        <w:rFonts w:ascii="Courier New" w:hAnsi="Courier New" w:cs="Courier New" w:hint="default"/>
+      </w:rPr>
+    </w:lvl>
+    <w:lvl w:ilvl="5" w:tplc="04090005" w:tentative="1">
+      <w:start w:val="1"/>
+      <w:numFmt w:val="bullet"/>
+      <w:lvlText w:val=""/>
+      <w:lvlJc w:val="left"/>
+      <w:pPr>
+        <w:ind w:left="4887" w:hanging="360"/>
+      </w:pPr>
+      <w:rPr>
+        <w:rFonts w:ascii="Wingdings" w:hAnsi="Wingdings" w:hint="default"/>
+      </w:rPr>
+    </w:lvl>
+    <w:lvl w:ilvl="6" w:tplc="04090001" w:tentative="1">
+      <w:start w:val="1"/>
+      <w:numFmt w:val="bullet"/>
+      <w:lvlText w:val=""/>
+      <w:lvlJc w:val="left"/>
+      <w:pPr>
+        <w:ind w:left="5607" w:hanging="360"/>
+      </w:pPr>
+      <w:rPr>
+        <w:rFonts w:ascii="Symbol" w:hAnsi="Symbol" w:hint="default"/>
+      </w:rPr>
+    </w:lvl>
+    <w:lvl w:ilvl="7" w:tplc="04090003" w:tentative="1">
+      <w:start w:val="1"/>
+      <w:numFmt w:val="bullet"/>
+      <w:lvlText w:val="o"/>
+      <w:lvlJc w:val="left"/>
+      <w:pPr>
+        <w:ind w:left="6327" w:hanging="360"/>
+      </w:pPr>
+      <w:rPr>
+        <w:rFonts w:ascii="Courier New" w:hAnsi="Courier New" w:cs="Courier New" w:hint="default"/>
+      </w:rPr>
+    </w:lvl>
+    <w:lvl w:ilvl="8" w:tplc="04090005" w:tentative="1">
+      <w:start w:val="1"/>
+      <w:numFmt w:val="bullet"/>
+      <w:lvlText w:val=""/>
+      <w:lvlJc w:val="left"/>
+      <w:pPr>
+        <w:ind w:left="7047" w:hanging="360"/>
+      </w:pPr>
+      <w:rPr>
+        <w:rFonts w:ascii="Wingdings" w:hAnsi="Wingdings" w:hint="default"/>
+      </w:rPr>
+    </w:lvl>
+  </w:abstractNum>
+  <w:abstractNum w:abstractNumId="13" w15:restartNumberingAfterBreak="0">
+    <w:nsid w:val="58B437DB"/>
+    <w:multiLevelType w:val="hybridMultilevel"/>
+    <w:tmpl w:val="2188B7EA"/>
+    <w:lvl w:ilvl="0" w:tplc="0409000F">
+      <w:start w:val="1"/>
+      <w:numFmt w:val="decimal"/>
+      <w:lvlText w:val="%1."/>
+      <w:lvlJc w:val="left"/>
+      <w:pPr>
+        <w:ind w:left="1287" w:hanging="360"/>
+      </w:pPr>
+    </w:lvl>
+    <w:lvl w:ilvl="1" w:tplc="04090019">
+      <w:start w:val="1"/>
+      <w:numFmt w:val="lowerLetter"/>
+      <w:lvlText w:val="%2."/>
+      <w:lvlJc w:val="left"/>
+      <w:pPr>
+        <w:ind w:left="2007" w:hanging="360"/>
+      </w:pPr>
+    </w:lvl>
+    <w:lvl w:ilvl="2" w:tplc="0409001B" w:tentative="1">
+      <w:start w:val="1"/>
+      <w:numFmt w:val="lowerRoman"/>
+      <w:lvlText w:val="%3."/>
+      <w:lvlJc w:val="right"/>
+      <w:pPr>
+        <w:ind w:left="2727" w:hanging="180"/>
+      </w:pPr>
+    </w:lvl>
+    <w:lvl w:ilvl="3" w:tplc="0409000F" w:tentative="1">
+      <w:start w:val="1"/>
+      <w:numFmt w:val="decimal"/>
+      <w:lvlText w:val="%4."/>
+      <w:lvlJc w:val="left"/>
+      <w:pPr>
+        <w:ind w:left="3447" w:hanging="360"/>
+      </w:pPr>
+    </w:lvl>
+    <w:lvl w:ilvl="4" w:tplc="04090019" w:tentative="1">
+      <w:start w:val="1"/>
+      <w:numFmt w:val="lowerLetter"/>
+      <w:lvlText w:val="%5."/>
+      <w:lvlJc w:val="left"/>
+      <w:pPr>
+        <w:ind w:left="4167" w:hanging="360"/>
+      </w:pPr>
+    </w:lvl>
+    <w:lvl w:ilvl="5" w:tplc="0409001B" w:tentative="1">
+      <w:start w:val="1"/>
+      <w:numFmt w:val="lowerRoman"/>
+      <w:lvlText w:val="%6."/>
+      <w:lvlJc w:val="right"/>
+      <w:pPr>
+        <w:ind w:left="4887" w:hanging="180"/>
+      </w:pPr>
+    </w:lvl>
+    <w:lvl w:ilvl="6" w:tplc="0409000F" w:tentative="1">
+      <w:start w:val="1"/>
+      <w:numFmt w:val="decimal"/>
+      <w:lvlText w:val="%7."/>
+      <w:lvlJc w:val="left"/>
+      <w:pPr>
+        <w:ind w:left="5607" w:hanging="360"/>
+      </w:pPr>
+    </w:lvl>
+    <w:lvl w:ilvl="7" w:tplc="04090019" w:tentative="1">
+      <w:start w:val="1"/>
+      <w:numFmt w:val="lowerLetter"/>
+      <w:lvlText w:val="%8."/>
+      <w:lvlJc w:val="left"/>
+      <w:pPr>
+        <w:ind w:left="6327" w:hanging="360"/>
+      </w:pPr>
+    </w:lvl>
+    <w:lvl w:ilvl="8" w:tplc="0409001B" w:tentative="1">
+      <w:start w:val="1"/>
+      <w:numFmt w:val="lowerRoman"/>
+      <w:lvlText w:val="%9."/>
+      <w:lvlJc w:val="right"/>
+      <w:pPr>
+        <w:ind w:left="7047" w:hanging="180"/>
+      </w:pPr>
+    </w:lvl>
+  </w:abstractNum>
+  <w:abstractNum w:abstractNumId="14" w15:restartNumberingAfterBreak="0">
+    <w:nsid w:val="5A90193A"/>
+    <w:multiLevelType w:val="hybridMultilevel"/>
+    <w:tmpl w:val="E1341A9C"/>
+    <w:lvl w:ilvl="0" w:tplc="04090005">
+      <w:start w:val="1"/>
+      <w:numFmt w:val="bullet"/>
+      <w:lvlText w:val=""/>
+      <w:lvlJc w:val="left"/>
+      <w:pPr>
+        <w:ind w:left="2727" w:hanging="360"/>
+      </w:pPr>
+      <w:rPr>
+        <w:rFonts w:ascii="Wingdings" w:hAnsi="Wingdings" w:hint="default"/>
+      </w:rPr>
+    </w:lvl>
+    <w:lvl w:ilvl="1" w:tplc="04090003" w:tentative="1">
+      <w:start w:val="1"/>
+      <w:numFmt w:val="bullet"/>
+      <w:lvlText w:val="o"/>
+      <w:lvlJc w:val="left"/>
+      <w:pPr>
+        <w:ind w:left="3447" w:hanging="360"/>
+      </w:pPr>
+      <w:rPr>
+        <w:rFonts w:ascii="Courier New" w:hAnsi="Courier New" w:cs="Courier New" w:hint="default"/>
+      </w:rPr>
+    </w:lvl>
+    <w:lvl w:ilvl="2" w:tplc="04090005" w:tentative="1">
+      <w:start w:val="1"/>
+      <w:numFmt w:val="bullet"/>
+      <w:lvlText w:val=""/>
+      <w:lvlJc w:val="left"/>
+      <w:pPr>
+        <w:ind w:left="4167" w:hanging="360"/>
+      </w:pPr>
+      <w:rPr>
+        <w:rFonts w:ascii="Wingdings" w:hAnsi="Wingdings" w:hint="default"/>
+      </w:rPr>
+    </w:lvl>
+    <w:lvl w:ilvl="3" w:tplc="04090001" w:tentative="1">
+      <w:start w:val="1"/>
+      <w:numFmt w:val="bullet"/>
+      <w:lvlText w:val=""/>
+      <w:lvlJc w:val="left"/>
+      <w:pPr>
+        <w:ind w:left="4887" w:hanging="360"/>
+      </w:pPr>
+      <w:rPr>
+        <w:rFonts w:ascii="Symbol" w:hAnsi="Symbol" w:hint="default"/>
+      </w:rPr>
+    </w:lvl>
+    <w:lvl w:ilvl="4" w:tplc="04090003" w:tentative="1">
+      <w:start w:val="1"/>
+      <w:numFmt w:val="bullet"/>
+      <w:lvlText w:val="o"/>
+      <w:lvlJc w:val="left"/>
+      <w:pPr>
+        <w:ind w:left="5607" w:hanging="360"/>
+      </w:pPr>
+      <w:rPr>
+        <w:rFonts w:ascii="Courier New" w:hAnsi="Courier New" w:cs="Courier New" w:hint="default"/>
+      </w:rPr>
+    </w:lvl>
+    <w:lvl w:ilvl="5" w:tplc="04090005" w:tentative="1">
+      <w:start w:val="1"/>
+      <w:numFmt w:val="bullet"/>
+      <w:lvlText w:val=""/>
+      <w:lvlJc w:val="left"/>
+      <w:pPr>
+        <w:ind w:left="6327" w:hanging="360"/>
+      </w:pPr>
+      <w:rPr>
+        <w:rFonts w:ascii="Wingdings" w:hAnsi="Wingdings" w:hint="default"/>
+      </w:rPr>
+    </w:lvl>
+    <w:lvl w:ilvl="6" w:tplc="04090001" w:tentative="1">
+      <w:start w:val="1"/>
+      <w:numFmt w:val="bullet"/>
+      <w:lvlText w:val=""/>
+      <w:lvlJc w:val="left"/>
+      <w:pPr>
+        <w:ind w:left="7047" w:hanging="360"/>
+      </w:pPr>
+      <w:rPr>
+        <w:rFonts w:ascii="Symbol" w:hAnsi="Symbol" w:hint="default"/>
+      </w:rPr>
+    </w:lvl>
+    <w:lvl w:ilvl="7" w:tplc="04090003" w:tentative="1">
+      <w:start w:val="1"/>
+      <w:numFmt w:val="bullet"/>
+      <w:lvlText w:val="o"/>
+      <w:lvlJc w:val="left"/>
+      <w:pPr>
+        <w:ind w:left="7767" w:hanging="360"/>
+      </w:pPr>
+      <w:rPr>
+        <w:rFonts w:ascii="Courier New" w:hAnsi="Courier New" w:cs="Courier New" w:hint="default"/>
+      </w:rPr>
+    </w:lvl>
+    <w:lvl w:ilvl="8" w:tplc="04090005" w:tentative="1">
+      <w:start w:val="1"/>
+      <w:numFmt w:val="bullet"/>
+      <w:lvlText w:val=""/>
+      <w:lvlJc w:val="left"/>
+      <w:pPr>
+        <w:ind w:left="8487" w:hanging="360"/>
+      </w:pPr>
+      <w:rPr>
+        <w:rFonts w:ascii="Wingdings" w:hAnsi="Wingdings" w:hint="default"/>
+      </w:rPr>
+    </w:lvl>
+  </w:abstractNum>
+  <w:abstractNum w:abstractNumId="15" w15:restartNumberingAfterBreak="0">
+    <w:nsid w:val="5AB06B06"/>
+    <w:multiLevelType w:val="hybridMultilevel"/>
+    <w:tmpl w:val="9710B694"/>
+    <w:lvl w:ilvl="0" w:tplc="04090005">
+      <w:start w:val="1"/>
+      <w:numFmt w:val="bullet"/>
+      <w:lvlText w:val=""/>
+      <w:lvlJc w:val="left"/>
+      <w:pPr>
+        <w:ind w:left="2160" w:hanging="360"/>
+      </w:pPr>
+      <w:rPr>
+        <w:rFonts w:ascii="Wingdings" w:hAnsi="Wingdings" w:hint="default"/>
+      </w:rPr>
+    </w:lvl>
+    <w:lvl w:ilvl="1" w:tplc="04090003" w:tentative="1">
+      <w:start w:val="1"/>
+      <w:numFmt w:val="bullet"/>
+      <w:lvlText w:val="o"/>
+      <w:lvlJc w:val="left"/>
+      <w:pPr>
+        <w:ind w:left="2880" w:hanging="360"/>
+      </w:pPr>
+      <w:rPr>
+        <w:rFonts w:ascii="Courier New" w:hAnsi="Courier New" w:cs="Courier New" w:hint="default"/>
+      </w:rPr>
+    </w:lvl>
+    <w:lvl w:ilvl="2" w:tplc="04090005" w:tentative="1">
+      <w:start w:val="1"/>
+      <w:numFmt w:val="bullet"/>
+      <w:lvlText w:val=""/>
+      <w:lvlJc w:val="left"/>
+      <w:pPr>
+        <w:ind w:left="3600" w:hanging="360"/>
+      </w:pPr>
+      <w:rPr>
+        <w:rFonts w:ascii="Wingdings" w:hAnsi="Wingdings" w:hint="default"/>
+      </w:rPr>
+    </w:lvl>
+    <w:lvl w:ilvl="3" w:tplc="04090001" w:tentative="1">
+      <w:start w:val="1"/>
+      <w:numFmt w:val="bullet"/>
+      <w:lvlText w:val=""/>
+      <w:lvlJc w:val="left"/>
+      <w:pPr>
+        <w:ind w:left="4320" w:hanging="360"/>
+      </w:pPr>
+      <w:rPr>
+        <w:rFonts w:ascii="Symbol" w:hAnsi="Symbol" w:hint="default"/>
+      </w:rPr>
+    </w:lvl>
+    <w:lvl w:ilvl="4" w:tplc="04090003" w:tentative="1">
+      <w:start w:val="1"/>
+      <w:numFmt w:val="bullet"/>
+      <w:lvlText w:val="o"/>
+      <w:lvlJc w:val="left"/>
+      <w:pPr>
+        <w:ind w:left="5040" w:hanging="360"/>
+      </w:pPr>
+      <w:rPr>
+        <w:rFonts w:ascii="Courier New" w:hAnsi="Courier New" w:cs="Courier New" w:hint="default"/>
+      </w:rPr>
+    </w:lvl>
+    <w:lvl w:ilvl="5" w:tplc="04090005" w:tentative="1">
+      <w:start w:val="1"/>
+      <w:numFmt w:val="bullet"/>
+      <w:lvlText w:val=""/>
+      <w:lvlJc w:val="left"/>
+      <w:pPr>
+        <w:ind w:left="5760" w:hanging="360"/>
+      </w:pPr>
+      <w:rPr>
+        <w:rFonts w:ascii="Wingdings" w:hAnsi="Wingdings" w:hint="default"/>
+      </w:rPr>
+    </w:lvl>
+    <w:lvl w:ilvl="6" w:tplc="04090001" w:tentative="1">
+      <w:start w:val="1"/>
+      <w:numFmt w:val="bullet"/>
+      <w:lvlText w:val=""/>
+      <w:lvlJc w:val="left"/>
+      <w:pPr>
+        <w:ind w:left="6480" w:hanging="360"/>
+      </w:pPr>
+      <w:rPr>
+        <w:rFonts w:ascii="Symbol" w:hAnsi="Symbol" w:hint="default"/>
+      </w:rPr>
+    </w:lvl>
+    <w:lvl w:ilvl="7" w:tplc="04090003" w:tentative="1">
+      <w:start w:val="1"/>
+      <w:numFmt w:val="bullet"/>
+      <w:lvlText w:val="o"/>
+      <w:lvlJc w:val="left"/>
+      <w:pPr>
+        <w:ind w:left="7200" w:hanging="360"/>
+      </w:pPr>
+      <w:rPr>
+        <w:rFonts w:ascii="Courier New" w:hAnsi="Courier New" w:cs="Courier New" w:hint="default"/>
+      </w:rPr>
+    </w:lvl>
+    <w:lvl w:ilvl="8" w:tplc="04090005" w:tentative="1">
+      <w:start w:val="1"/>
+      <w:numFmt w:val="bullet"/>
+      <w:lvlText w:val=""/>
+      <w:lvlJc w:val="left"/>
+      <w:pPr>
+        <w:ind w:left="7920" w:hanging="360"/>
+      </w:pPr>
+      <w:rPr>
+        <w:rFonts w:ascii="Wingdings" w:hAnsi="Wingdings" w:hint="default"/>
+      </w:rPr>
+    </w:lvl>
+  </w:abstractNum>
+  <w:abstractNum w:abstractNumId="16" w15:restartNumberingAfterBreak="0">
+    <w:nsid w:val="61F83F0C"/>
+    <w:multiLevelType w:val="hybridMultilevel"/>
+    <w:tmpl w:val="5F8E69E4"/>
+    <w:lvl w:ilvl="0" w:tplc="0409000F">
+      <w:start w:val="1"/>
+      <w:numFmt w:val="decimal"/>
+      <w:lvlText w:val="%1."/>
+      <w:lvlJc w:val="left"/>
+      <w:pPr>
+        <w:ind w:left="1287" w:hanging="360"/>
+      </w:pPr>
+    </w:lvl>
+    <w:lvl w:ilvl="1" w:tplc="04090019">
+      <w:start w:val="1"/>
+      <w:numFmt w:val="lowerLetter"/>
+      <w:lvlText w:val="%2."/>
+      <w:lvlJc w:val="left"/>
+      <w:pPr>
+        <w:ind w:left="2007" w:hanging="360"/>
+      </w:pPr>
+    </w:lvl>
+    <w:lvl w:ilvl="2" w:tplc="0409001B" w:tentative="1">
+      <w:start w:val="1"/>
+      <w:numFmt w:val="lowerRoman"/>
+      <w:lvlText w:val="%3."/>
+      <w:lvlJc w:val="right"/>
+      <w:pPr>
+        <w:ind w:left="2727" w:hanging="180"/>
+      </w:pPr>
+    </w:lvl>
+    <w:lvl w:ilvl="3" w:tplc="0409000F" w:tentative="1">
+      <w:start w:val="1"/>
+      <w:numFmt w:val="decimal"/>
+      <w:lvlText w:val="%4."/>
+      <w:lvlJc w:val="left"/>
+      <w:pPr>
+        <w:ind w:left="3447" w:hanging="360"/>
+      </w:pPr>
+    </w:lvl>
+    <w:lvl w:ilvl="4" w:tplc="04090019" w:tentative="1">
+      <w:start w:val="1"/>
+      <w:numFmt w:val="lowerLetter"/>
+      <w:lvlText w:val="%5."/>
+      <w:lvlJc w:val="left"/>
+      <w:pPr>
+        <w:ind w:left="4167" w:hanging="360"/>
+      </w:pPr>
+    </w:lvl>
+    <w:lvl w:ilvl="5" w:tplc="0409001B" w:tentative="1">
+      <w:start w:val="1"/>
+      <w:numFmt w:val="lowerRoman"/>
+      <w:lvlText w:val="%6."/>
+      <w:lvlJc w:val="right"/>
+      <w:pPr>
+        <w:ind w:left="4887" w:hanging="180"/>
+      </w:pPr>
+    </w:lvl>
+    <w:lvl w:ilvl="6" w:tplc="0409000F" w:tentative="1">
+      <w:start w:val="1"/>
+      <w:numFmt w:val="decimal"/>
+      <w:lvlText w:val="%7."/>
+      <w:lvlJc w:val="left"/>
+      <w:pPr>
+        <w:ind w:left="5607" w:hanging="360"/>
+      </w:pPr>
+    </w:lvl>
+    <w:lvl w:ilvl="7" w:tplc="04090019" w:tentative="1">
+      <w:start w:val="1"/>
+      <w:numFmt w:val="lowerLetter"/>
+      <w:lvlText w:val="%8."/>
+      <w:lvlJc w:val="left"/>
+      <w:pPr>
+        <w:ind w:left="6327" w:hanging="360"/>
+      </w:pPr>
+    </w:lvl>
+    <w:lvl w:ilvl="8" w:tplc="0409001B" w:tentative="1">
+      <w:start w:val="1"/>
+      <w:numFmt w:val="lowerRoman"/>
+      <w:lvlText w:val="%9."/>
+      <w:lvlJc w:val="right"/>
+      <w:pPr>
+        <w:ind w:left="7047" w:hanging="180"/>
+      </w:pPr>
+    </w:lvl>
+  </w:abstractNum>
+  <w:abstractNum w:abstractNumId="17" w15:restartNumberingAfterBreak="0">
+    <w:nsid w:val="62784F49"/>
+    <w:multiLevelType w:val="hybridMultilevel"/>
+    <w:tmpl w:val="E4FC294A"/>
+    <w:lvl w:ilvl="0" w:tplc="04090005">
+      <w:start w:val="1"/>
+      <w:numFmt w:val="bullet"/>
+      <w:lvlText w:val=""/>
+      <w:lvlJc w:val="left"/>
+      <w:pPr>
+        <w:ind w:left="2007" w:hanging="360"/>
+      </w:pPr>
+      <w:rPr>
+        <w:rFonts w:ascii="Wingdings" w:hAnsi="Wingdings" w:hint="default"/>
+      </w:rPr>
+    </w:lvl>
+    <w:lvl w:ilvl="1" w:tplc="04090003" w:tentative="1">
+      <w:start w:val="1"/>
+      <w:numFmt w:val="bullet"/>
+      <w:lvlText w:val="o"/>
+      <w:lvlJc w:val="left"/>
+      <w:pPr>
+        <w:ind w:left="2727" w:hanging="360"/>
+      </w:pPr>
+      <w:rPr>
+        <w:rFonts w:ascii="Courier New" w:hAnsi="Courier New" w:cs="Courier New" w:hint="default"/>
+      </w:rPr>
+    </w:lvl>
+    <w:lvl w:ilvl="2" w:tplc="04090005" w:tentative="1">
+      <w:start w:val="1"/>
+      <w:numFmt w:val="bullet"/>
+      <w:lvlText w:val=""/>
+      <w:lvlJc w:val="left"/>
+      <w:pPr>
+        <w:ind w:left="3447" w:hanging="360"/>
+      </w:pPr>
+      <w:rPr>
+        <w:rFonts w:ascii="Wingdings" w:hAnsi="Wingdings" w:hint="default"/>
+      </w:rPr>
+    </w:lvl>
+    <w:lvl w:ilvl="3" w:tplc="04090001" w:tentative="1">
+      <w:start w:val="1"/>
+      <w:numFmt w:val="bullet"/>
+      <w:lvlText w:val=""/>
+      <w:lvlJc w:val="left"/>
+      <w:pPr>
+        <w:ind w:left="4167" w:hanging="360"/>
+      </w:pPr>
+      <w:rPr>
+        <w:rFonts w:ascii="Symbol" w:hAnsi="Symbol" w:hint="default"/>
+      </w:rPr>
+    </w:lvl>
+    <w:lvl w:ilvl="4" w:tplc="04090003" w:tentative="1">
+      <w:start w:val="1"/>
+      <w:numFmt w:val="bullet"/>
+      <w:lvlText w:val="o"/>
+      <w:lvlJc w:val="left"/>
+      <w:pPr>
+        <w:ind w:left="4887" w:hanging="360"/>
+      </w:pPr>
+      <w:rPr>
+        <w:rFonts w:ascii="Courier New" w:hAnsi="Courier New" w:cs="Courier New" w:hint="default"/>
+      </w:rPr>
+    </w:lvl>
+    <w:lvl w:ilvl="5" w:tplc="04090005" w:tentative="1">
+      <w:start w:val="1"/>
+      <w:numFmt w:val="bullet"/>
+      <w:lvlText w:val=""/>
+      <w:lvlJc w:val="left"/>
+      <w:pPr>
+        <w:ind w:left="5607" w:hanging="360"/>
+      </w:pPr>
+      <w:rPr>
+        <w:rFonts w:ascii="Wingdings" w:hAnsi="Wingdings" w:hint="default"/>
+      </w:rPr>
+    </w:lvl>
+    <w:lvl w:ilvl="6" w:tplc="04090001" w:tentative="1">
+      <w:start w:val="1"/>
+      <w:numFmt w:val="bullet"/>
+      <w:lvlText w:val=""/>
+      <w:lvlJc w:val="left"/>
+      <w:pPr>
+        <w:ind w:left="6327" w:hanging="360"/>
+      </w:pPr>
+      <w:rPr>
+        <w:rFonts w:ascii="Symbol" w:hAnsi="Symbol" w:hint="default"/>
+      </w:rPr>
+    </w:lvl>
+    <w:lvl w:ilvl="7" w:tplc="04090003" w:tentative="1">
+      <w:start w:val="1"/>
+      <w:numFmt w:val="bullet"/>
+      <w:lvlText w:val="o"/>
+      <w:lvlJc w:val="left"/>
+      <w:pPr>
+        <w:ind w:left="7047" w:hanging="360"/>
+      </w:pPr>
+      <w:rPr>
+        <w:rFonts w:ascii="Courier New" w:hAnsi="Courier New" w:cs="Courier New" w:hint="default"/>
+      </w:rPr>
+    </w:lvl>
+    <w:lvl w:ilvl="8" w:tplc="04090005" w:tentative="1">
+      <w:start w:val="1"/>
+      <w:numFmt w:val="bullet"/>
+      <w:lvlText w:val=""/>
+      <w:lvlJc w:val="left"/>
+      <w:pPr>
+        <w:ind w:left="7767" w:hanging="360"/>
+      </w:pPr>
+      <w:rPr>
+        <w:rFonts w:ascii="Wingdings" w:hAnsi="Wingdings" w:hint="default"/>
+      </w:rPr>
+    </w:lvl>
+  </w:abstractNum>
+  <w:abstractNum w:abstractNumId="18" w15:restartNumberingAfterBreak="0">
+    <w:nsid w:val="63AE4A68"/>
+    <w:multiLevelType w:val="hybridMultilevel"/>
+    <w:tmpl w:val="7E5C1C10"/>
+    <w:lvl w:ilvl="0" w:tplc="04090005">
+      <w:start w:val="1"/>
+      <w:numFmt w:val="bullet"/>
+      <w:lvlText w:val=""/>
+      <w:lvlJc w:val="left"/>
+      <w:pPr>
+        <w:ind w:left="2520" w:hanging="360"/>
+      </w:pPr>
+      <w:rPr>
+        <w:rFonts w:ascii="Wingdings" w:hAnsi="Wingdings" w:hint="default"/>
+      </w:rPr>
+    </w:lvl>
+    <w:lvl w:ilvl="1" w:tplc="04090003" w:tentative="1">
+      <w:start w:val="1"/>
+      <w:numFmt w:val="bullet"/>
+      <w:lvlText w:val="o"/>
+      <w:lvlJc w:val="left"/>
+      <w:pPr>
+        <w:ind w:left="3240" w:hanging="360"/>
+      </w:pPr>
+      <w:rPr>
+        <w:rFonts w:ascii="Courier New" w:hAnsi="Courier New" w:cs="Courier New" w:hint="default"/>
+      </w:rPr>
+    </w:lvl>
+    <w:lvl w:ilvl="2" w:tplc="04090005" w:tentative="1">
+      <w:start w:val="1"/>
+      <w:numFmt w:val="bullet"/>
+      <w:lvlText w:val=""/>
+      <w:lvlJc w:val="left"/>
+      <w:pPr>
+        <w:ind w:left="3960" w:hanging="360"/>
+      </w:pPr>
+      <w:rPr>
+        <w:rFonts w:ascii="Wingdings" w:hAnsi="Wingdings" w:hint="default"/>
+      </w:rPr>
+    </w:lvl>
+    <w:lvl w:ilvl="3" w:tplc="04090001" w:tentative="1">
+      <w:start w:val="1"/>
+      <w:numFmt w:val="bullet"/>
+      <w:lvlText w:val=""/>
+      <w:lvlJc w:val="left"/>
+      <w:pPr>
+        <w:ind w:left="4680" w:hanging="360"/>
+      </w:pPr>
+      <w:rPr>
+        <w:rFonts w:ascii="Symbol" w:hAnsi="Symbol" w:hint="default"/>
+      </w:rPr>
+    </w:lvl>
+    <w:lvl w:ilvl="4" w:tplc="04090003" w:tentative="1">
+      <w:start w:val="1"/>
+      <w:numFmt w:val="bullet"/>
+      <w:lvlText w:val="o"/>
+      <w:lvlJc w:val="left"/>
+      <w:pPr>
+        <w:ind w:left="5400" w:hanging="360"/>
+      </w:pPr>
+      <w:rPr>
+        <w:rFonts w:ascii="Courier New" w:hAnsi="Courier New" w:cs="Courier New" w:hint="default"/>
+      </w:rPr>
+    </w:lvl>
+    <w:lvl w:ilvl="5" w:tplc="04090005" w:tentative="1">
+      <w:start w:val="1"/>
+      <w:numFmt w:val="bullet"/>
+      <w:lvlText w:val=""/>
+      <w:lvlJc w:val="left"/>
+      <w:pPr>
+        <w:ind w:left="6120" w:hanging="360"/>
+      </w:pPr>
+      <w:rPr>
+        <w:rFonts w:ascii="Wingdings" w:hAnsi="Wingdings" w:hint="default"/>
+      </w:rPr>
+    </w:lvl>
+    <w:lvl w:ilvl="6" w:tplc="04090001" w:tentative="1">
+      <w:start w:val="1"/>
+      <w:numFmt w:val="bullet"/>
+      <w:lvlText w:val=""/>
+      <w:lvlJc w:val="left"/>
+      <w:pPr>
+        <w:ind w:left="6840" w:hanging="360"/>
+      </w:pPr>
+      <w:rPr>
+        <w:rFonts w:ascii="Symbol" w:hAnsi="Symbol" w:hint="default"/>
+      </w:rPr>
+    </w:lvl>
+    <w:lvl w:ilvl="7" w:tplc="04090003" w:tentative="1">
+      <w:start w:val="1"/>
+      <w:numFmt w:val="bullet"/>
+      <w:lvlText w:val="o"/>
+      <w:lvlJc w:val="left"/>
+      <w:pPr>
+        <w:ind w:left="7560" w:hanging="360"/>
+      </w:pPr>
+      <w:rPr>
+        <w:rFonts w:ascii="Courier New" w:hAnsi="Courier New" w:cs="Courier New" w:hint="default"/>
+      </w:rPr>
+    </w:lvl>
+    <w:lvl w:ilvl="8" w:tplc="04090005" w:tentative="1">
+      <w:start w:val="1"/>
+      <w:numFmt w:val="bullet"/>
+      <w:lvlText w:val=""/>
+      <w:lvlJc w:val="left"/>
+      <w:pPr>
+        <w:ind w:left="8280" w:hanging="360"/>
+      </w:pPr>
+      <w:rPr>
+        <w:rFonts w:ascii="Wingdings" w:hAnsi="Wingdings" w:hint="default"/>
+      </w:rPr>
+    </w:lvl>
+  </w:abstractNum>
+  <w:abstractNum w:abstractNumId="19" w15:restartNumberingAfterBreak="0">
     <w:nsid w:val="63BD1B32"/>
     <w:multiLevelType w:val="hybridMultilevel"/>
     <w:tmpl w:val="2AB85F7E"/>
@@ -25830,7 +30484,7 @@
       </w:pPr>
     </w:lvl>
   </w:abstractNum>
-  <w:abstractNum w:abstractNumId="8" w15:restartNumberingAfterBreak="0">
+  <w:abstractNum w:abstractNumId="20" w15:restartNumberingAfterBreak="0">
     <w:nsid w:val="64817052"/>
     <w:multiLevelType w:val="multilevel"/>
     <w:tmpl w:val="906E7046"/>
@@ -25943,7 +30597,7 @@
       </w:rPr>
     </w:lvl>
   </w:abstractNum>
-  <w:abstractNum w:abstractNumId="9" w15:restartNumberingAfterBreak="0">
+  <w:abstractNum w:abstractNumId="21" w15:restartNumberingAfterBreak="0">
     <w:nsid w:val="6C582C9B"/>
     <w:multiLevelType w:val="hybridMultilevel"/>
     <w:tmpl w:val="ADC6EF5E"/>
@@ -26057,34 +30711,70 @@
     </w:lvl>
   </w:abstractNum>
   <w:num w:numId="1">
+    <w:abstractNumId w:val="19"/>
+  </w:num>
+  <w:num w:numId="2">
+    <w:abstractNumId w:val="20"/>
+  </w:num>
+  <w:num w:numId="3">
+    <w:abstractNumId w:val="4"/>
+  </w:num>
+  <w:num w:numId="4">
+    <w:abstractNumId w:val="8"/>
+  </w:num>
+  <w:num w:numId="5">
+    <w:abstractNumId w:val="6"/>
+  </w:num>
+  <w:num w:numId="6">
     <w:abstractNumId w:val="7"/>
   </w:num>
-  <w:num w:numId="2">
-    <w:abstractNumId w:val="8"/>
+  <w:num w:numId="7">
+    <w:abstractNumId w:val="1"/>
   </w:num>
-  <w:num w:numId="3">
+  <w:num w:numId="8">
+    <w:abstractNumId w:val="3"/>
+  </w:num>
+  <w:num w:numId="9">
+    <w:abstractNumId w:val="21"/>
+  </w:num>
+  <w:num w:numId="10">
+    <w:abstractNumId w:val="9"/>
+  </w:num>
+  <w:num w:numId="11">
     <w:abstractNumId w:val="2"/>
   </w:num>
-  <w:num w:numId="4">
+  <w:num w:numId="12">
+    <w:abstractNumId w:val="12"/>
+  </w:num>
+  <w:num w:numId="13">
+    <w:abstractNumId w:val="11"/>
+  </w:num>
+  <w:num w:numId="14">
+    <w:abstractNumId w:val="10"/>
+  </w:num>
+  <w:num w:numId="15">
+    <w:abstractNumId w:val="0"/>
+  </w:num>
+  <w:num w:numId="16">
+    <w:abstractNumId w:val="16"/>
+  </w:num>
+  <w:num w:numId="17">
+    <w:abstractNumId w:val="13"/>
+  </w:num>
+  <w:num w:numId="18">
+    <w:abstractNumId w:val="17"/>
+  </w:num>
+  <w:num w:numId="19">
     <w:abstractNumId w:val="5"/>
   </w:num>
-  <w:num w:numId="5">
-    <w:abstractNumId w:val="3"/>
+  <w:num w:numId="20">
+    <w:abstractNumId w:val="14"/>
   </w:num>
-  <w:num w:numId="6">
-    <w:abstractNumId w:val="4"/>
+  <w:num w:numId="21">
+    <w:abstractNumId w:val="18"/>
   </w:num>
-  <w:num w:numId="7">
-    <w:abstractNumId w:val="0"/>
-  </w:num>
-  <w:num w:numId="8">
-    <w:abstractNumId w:val="1"/>
-  </w:num>
-  <w:num w:numId="9">
-    <w:abstractNumId w:val="9"/>
-  </w:num>
-  <w:num w:numId="10">
-    <w:abstractNumId w:val="6"/>
+  <w:num w:numId="22">
+    <w:abstractNumId w:val="15"/>
   </w:num>
 </w:numbering>
 </file>
@@ -26988,7 +31678,7 @@
 </file>
 
 <file path=customXml/itemProps1.xml><?xml version="1.0" encoding="utf-8"?>
-<ds:datastoreItem xmlns:ds="http://schemas.openxmlformats.org/officeDocument/2006/customXml" ds:itemID="{EED5CC42-6F6C-4799-B221-9789FE327344}">
+<ds:datastoreItem xmlns:ds="http://schemas.openxmlformats.org/officeDocument/2006/customXml" ds:itemID="{05D6A5FA-BB4F-46A8-80A7-8B815649DCDF}">
   <ds:schemaRefs>
     <ds:schemaRef ds:uri="http://schemas.openxmlformats.org/officeDocument/2006/bibliography"/>
   </ds:schemaRefs>
